--- a/proposal gama - english.docx
+++ b/proposal gama - english.docx
@@ -1,6 +1,6 @@
 
 <file path=word/document.xml><?xml version="1.0" encoding="utf-8"?>
-<w:document xmlns:wpc="http://schemas.microsoft.com/office/word/2010/wordprocessingCanvas" xmlns:cx="http://schemas.microsoft.com/office/drawing/2014/chartex" xmlns:cx1="http://schemas.microsoft.com/office/drawing/2015/9/8/chartex" xmlns:cx2="http://schemas.microsoft.com/office/drawing/2015/10/21/chartex" xmlns:cx3="http://schemas.microsoft.com/office/drawing/2016/5/9/chartex" xmlns:cx4="http://schemas.microsoft.com/office/drawing/2016/5/10/chartex" xmlns:cx5="http://schemas.microsoft.com/office/drawing/2016/5/11/chartex" xmlns:cx6="http://schemas.microsoft.com/office/drawing/2016/5/12/chartex" xmlns:cx7="http://schemas.microsoft.com/office/drawing/2016/5/13/chartex" xmlns:cx8="http://schemas.microsoft.com/office/drawing/2016/5/14/chartex" xmlns:mc="http://schemas.openxmlformats.org/markup-compatibility/2006" xmlns:aink="http://schemas.microsoft.com/office/drawing/2016/ink" xmlns:am3d="http://schemas.microsoft.com/office/drawing/2017/model3d" xmlns:o="urn:schemas-microsoft-com:office:office" xmlns:r="http://schemas.openxmlformats.org/officeDocument/2006/relationships" xmlns:m="http://schemas.openxmlformats.org/officeDocument/2006/math" xmlns:v="urn:schemas-microsoft-com:vml" xmlns:wp14="http://schemas.microsoft.com/office/word/2010/wordprocessingDrawing" xmlns:wp="http://schemas.openxmlformats.org/drawingml/2006/wordprocessingDrawing" xmlns:w10="urn:schemas-microsoft-com:office:word" xmlns:w="http://schemas.openxmlformats.org/wordprocessingml/2006/main" xmlns:w14="http://schemas.microsoft.com/office/word/2010/wordml" xmlns:w15="http://schemas.microsoft.com/office/word/2012/wordml" xmlns:w16cex="http://schemas.microsoft.com/office/word/2018/wordml/cex" xmlns:w16cid="http://schemas.microsoft.com/office/word/2016/wordml/cid" xmlns:w16="http://schemas.microsoft.com/office/word/2018/wordml" xmlns:w16sdtdh="http://schemas.microsoft.com/office/word/2020/wordml/sdtdatahash" xmlns:w16se="http://schemas.microsoft.com/office/word/2015/wordml/symex" xmlns:wpg="http://schemas.microsoft.com/office/word/2010/wordprocessingGroup" xmlns:wpi="http://schemas.microsoft.com/office/word/2010/wordprocessingInk" xmlns:wne="http://schemas.microsoft.com/office/word/2006/wordml" xmlns:wps="http://schemas.microsoft.com/office/word/2010/wordprocessingShape" mc:Ignorable="w14 w15 w16se w16cid w16 w16cex w16sdtdh wp14">
+<w:document xmlns:wpc="http://schemas.microsoft.com/office/word/2010/wordprocessingCanvas" xmlns:cx="http://schemas.microsoft.com/office/drawing/2014/chartex" xmlns:cx1="http://schemas.microsoft.com/office/drawing/2015/9/8/chartex" xmlns:cx2="http://schemas.microsoft.com/office/drawing/2015/10/21/chartex" xmlns:cx3="http://schemas.microsoft.com/office/drawing/2016/5/9/chartex" xmlns:cx4="http://schemas.microsoft.com/office/drawing/2016/5/10/chartex" xmlns:cx5="http://schemas.microsoft.com/office/drawing/2016/5/11/chartex" xmlns:cx6="http://schemas.microsoft.com/office/drawing/2016/5/12/chartex" xmlns:cx7="http://schemas.microsoft.com/office/drawing/2016/5/13/chartex" xmlns:cx8="http://schemas.microsoft.com/office/drawing/2016/5/14/chartex" xmlns:mc="http://schemas.openxmlformats.org/markup-compatibility/2006" xmlns:aink="http://schemas.microsoft.com/office/drawing/2016/ink" xmlns:am3d="http://schemas.microsoft.com/office/drawing/2017/model3d" xmlns:o="urn:schemas-microsoft-com:office:office" xmlns:oel="http://schemas.microsoft.com/office/2019/extlst" xmlns:r="http://schemas.openxmlformats.org/officeDocument/2006/relationships" xmlns:m="http://schemas.openxmlformats.org/officeDocument/2006/math" xmlns:v="urn:schemas-microsoft-com:vml" xmlns:wp14="http://schemas.microsoft.com/office/word/2010/wordprocessingDrawing" xmlns:wp="http://schemas.openxmlformats.org/drawingml/2006/wordprocessingDrawing" xmlns:w10="urn:schemas-microsoft-com:office:word" xmlns:w="http://schemas.openxmlformats.org/wordprocessingml/2006/main" xmlns:w14="http://schemas.microsoft.com/office/word/2010/wordml" xmlns:w15="http://schemas.microsoft.com/office/word/2012/wordml" xmlns:w16cex="http://schemas.microsoft.com/office/word/2018/wordml/cex" xmlns:w16cid="http://schemas.microsoft.com/office/word/2016/wordml/cid" xmlns:w16="http://schemas.microsoft.com/office/word/2018/wordml" xmlns:w16du="http://schemas.microsoft.com/office/word/2023/wordml/word16du" xmlns:w16sdtdh="http://schemas.microsoft.com/office/word/2020/wordml/sdtdatahash" xmlns:w16sdtfl="http://schemas.microsoft.com/office/word/2024/wordml/sdtformatlock" xmlns:w16se="http://schemas.microsoft.com/office/word/2015/wordml/symex" xmlns:wpg="http://schemas.microsoft.com/office/word/2010/wordprocessingGroup" xmlns:wpi="http://schemas.microsoft.com/office/word/2010/wordprocessingInk" xmlns:wne="http://schemas.microsoft.com/office/word/2006/wordml" xmlns:wps="http://schemas.microsoft.com/office/word/2010/wordprocessingShape" mc:Ignorable="w14 w15 w16se w16cid w16 w16cex w16sdtdh w16sdtfl w16du wp14">
   <w:body>
     <w:p>
       <w:pPr>
@@ -14,22 +14,13 @@
         </w:rPr>
       </w:pPr>
       <w:r>
-        <w:t>INTERNATIONAL WEB TECHNOLOGY COMPETITION</w:t>
-      </w:r>
-    </w:p>
-    <w:p>
-      <w:pPr>
-        <w:spacing w:after="0" w:line="276" w:lineRule="auto"/>
-        <w:jc w:val="center"/>
         <w:rPr>
           <w:b/>
           <w:bCs/>
           <w:sz w:val="28"/>
           <w:szCs w:val="28"/>
         </w:rPr>
-      </w:pPr>
-      <w:r>
-        <w:t>RAWAN (Ruang Antisipasi Waspada Anak Nusantara)</w:t>
+        <w:t>INTERNATIONAL WEB TECHNOLOGY COMPETITION</w:t>
       </w:r>
     </w:p>
     <w:p>
@@ -41,6 +32,26 @@
           <w:bCs/>
           <w:sz w:val="28"/>
           <w:szCs w:val="28"/>
+        </w:rPr>
+      </w:pPr>
+      <w:r>
+        <w:rPr>
+          <w:b/>
+          <w:bCs/>
+          <w:sz w:val="28"/>
+          <w:szCs w:val="28"/>
+        </w:rPr>
+        <w:t>RAWAN (Ruang Antisipasi Waspada Anak Nusantara)</w:t>
+      </w:r>
+    </w:p>
+    <w:p>
+      <w:pPr>
+        <w:spacing w:after="0" w:line="276" w:lineRule="auto"/>
+        <w:jc w:val="center"/>
+        <w:rPr>
+          <w:b/>
+          <w:bCs/>
+          <w:szCs w:val="24"/>
         </w:rPr>
       </w:pPr>
     </w:p>
@@ -87,12 +98,15 @@
                 <w:rFonts w:ascii="Times New Roman" w:hAnsi="Times New Roman" w:cs="Times New Roman"/>
                 <w:b/>
                 <w:bCs/>
-                <w:szCs w:val="24"/>
-              </w:rPr>
-            </w:pPr>
-            <w:r>
-              <w:rPr>
+                <w:sz w:val="24"/>
+                <w:szCs w:val="24"/>
+              </w:rPr>
+            </w:pPr>
+            <w:r>
+              <w:rPr>
+                <w:rFonts w:ascii="Times New Roman" w:hAnsi="Times New Roman" w:cs="Times New Roman"/>
                 <w:noProof/>
+                <w:sz w:val="24"/>
                 <w:szCs w:val="24"/>
               </w:rPr>
               <w:drawing>
@@ -158,12 +172,15 @@
                 <w:rFonts w:ascii="Times New Roman" w:hAnsi="Times New Roman" w:cs="Times New Roman"/>
                 <w:b/>
                 <w:bCs/>
-                <w:szCs w:val="24"/>
-              </w:rPr>
-            </w:pPr>
-            <w:r>
-              <w:rPr>
+                <w:sz w:val="24"/>
+                <w:szCs w:val="24"/>
+              </w:rPr>
+            </w:pPr>
+            <w:r>
+              <w:rPr>
+                <w:rFonts w:ascii="Times New Roman" w:hAnsi="Times New Roman" w:cs="Times New Roman"/>
                 <w:noProof/>
+                <w:sz w:val="24"/>
                 <w:szCs w:val="24"/>
               </w:rPr>
               <w:drawing>
@@ -226,7 +243,9 @@
             </w:r>
             <w:r>
               <w:rPr>
+                <w:rFonts w:ascii="Times New Roman" w:hAnsi="Times New Roman" w:cs="Times New Roman"/>
                 <w:noProof/>
+                <w:sz w:val="24"/>
                 <w:szCs w:val="24"/>
               </w:rPr>
               <w:drawing>
@@ -297,7 +316,9 @@
               <w:spacing w:line="276" w:lineRule="auto"/>
               <w:jc w:val="center"/>
               <w:rPr>
+                <w:rFonts w:ascii="Times New Roman" w:hAnsi="Times New Roman" w:cs="Times New Roman"/>
                 <w:noProof/>
+                <w:sz w:val="24"/>
                 <w:szCs w:val="24"/>
               </w:rPr>
             </w:pPr>
@@ -312,7 +333,9 @@
               <w:spacing w:line="276" w:lineRule="auto"/>
               <w:jc w:val="center"/>
               <w:rPr>
+                <w:rFonts w:ascii="Times New Roman" w:hAnsi="Times New Roman" w:cs="Times New Roman"/>
                 <w:noProof/>
+                <w:sz w:val="24"/>
                 <w:szCs w:val="24"/>
               </w:rPr>
             </w:pPr>
@@ -340,13 +363,10 @@
         </w:rPr>
       </w:pPr>
       <w:r>
-        <w:t xml:space="preserve"> </w:t>
-      </w:r>
-      <w:r>
-        <w:rPr>
-          <w:szCs w:val="24"/>
-        </w:rPr>
-        <w:t xml:space="preserve"> </w:t>
+        <w:rPr>
+          <w:szCs w:val="24"/>
+        </w:rPr>
+        <w:t xml:space="preserve">  </w:t>
       </w:r>
     </w:p>
     <w:p>
@@ -414,36 +434,8 @@
                 <w:sz w:val="24"/>
                 <w:lang w:val="en-GB"/>
               </w:rPr>
-              <w:t xml:space="preserve"> </w:t>
-            </w:r>
-            <w:proofErr w:type="spellStart"/>
-            <w:r>
-              <w:rPr>
-                <w:rFonts w:ascii="Times New Roman" w:hAnsi="Times New Roman" w:cs="Times New Roman"/>
-                <w:sz w:val="24"/>
-                <w:lang w:val="en-GB"/>
-              </w:rPr>
-              <w:t>Chalifatus</w:t>
-            </w:r>
-            <w:proofErr w:type="spellEnd"/>
-            <w:r>
-              <w:rPr>
-                <w:rFonts w:ascii="Times New Roman" w:hAnsi="Times New Roman" w:cs="Times New Roman"/>
-                <w:sz w:val="24"/>
-                <w:lang w:val="en-GB"/>
-              </w:rPr>
-              <w:t xml:space="preserve"> </w:t>
-            </w:r>
-            <w:proofErr w:type="spellStart"/>
-            <w:r>
-              <w:rPr>
-                <w:rFonts w:ascii="Times New Roman" w:hAnsi="Times New Roman" w:cs="Times New Roman"/>
-                <w:sz w:val="24"/>
-                <w:lang w:val="en-GB"/>
-              </w:rPr>
-              <w:t>Zahro</w:t>
-            </w:r>
-            <w:proofErr w:type="spellEnd"/>
+              <w:t xml:space="preserve"> Chalifatus Zahro</w:t>
+            </w:r>
           </w:p>
         </w:tc>
         <w:tc>
@@ -517,20 +509,30 @@
                 <w:lang w:val="en-GB"/>
               </w:rPr>
             </w:pPr>
+            <w:proofErr w:type="spellStart"/>
             <w:r>
               <w:rPr>
                 <w:rFonts w:ascii="Times New Roman" w:hAnsi="Times New Roman" w:cs="Times New Roman"/>
                 <w:sz w:val="24"/>
                 <w:lang w:val="en-GB"/>
               </w:rPr>
-              <w:t xml:space="preserve">Tegar </w:t>
-            </w:r>
+              <w:t>Tegar</w:t>
+            </w:r>
+            <w:proofErr w:type="spellEnd"/>
             <w:r>
               <w:rPr>
                 <w:rFonts w:ascii="Times New Roman" w:hAnsi="Times New Roman" w:cs="Times New Roman"/>
                 <w:sz w:val="24"/>
                 <w:lang w:val="en-GB"/>
               </w:rPr>
+              <w:t xml:space="preserve"> </w:t>
+            </w:r>
+            <w:r>
+              <w:rPr>
+                <w:rFonts w:ascii="Times New Roman" w:hAnsi="Times New Roman" w:cs="Times New Roman"/>
+                <w:sz w:val="24"/>
+                <w:lang w:val="en-GB"/>
+              </w:rPr>
               <w:t xml:space="preserve">Eka </w:t>
             </w:r>
             <w:proofErr w:type="spellStart"/>
@@ -549,8 +551,18 @@
                 <w:sz w:val="24"/>
                 <w:lang w:val="en-GB"/>
               </w:rPr>
-              <w:t xml:space="preserve"> El Akhsan</w:t>
-            </w:r>
+              <w:t xml:space="preserve"> El </w:t>
+            </w:r>
+            <w:proofErr w:type="spellStart"/>
+            <w:r>
+              <w:rPr>
+                <w:rFonts w:ascii="Times New Roman" w:hAnsi="Times New Roman" w:cs="Times New Roman"/>
+                <w:sz w:val="24"/>
+                <w:lang w:val="en-GB"/>
+              </w:rPr>
+              <w:t>Akhsan</w:t>
+            </w:r>
+            <w:proofErr w:type="spellEnd"/>
           </w:p>
         </w:tc>
         <w:tc>
@@ -845,22 +857,13 @@
         </w:rPr>
       </w:pPr>
       <w:r>
-        <w:t>FACULTY OF VOCATIONAL STUDIES</w:t>
-      </w:r>
-    </w:p>
-    <w:p>
-      <w:pPr>
-        <w:spacing w:after="0" w:line="276" w:lineRule="auto"/>
-        <w:jc w:val="center"/>
         <w:rPr>
           <w:b/>
           <w:bCs/>
           <w:sz w:val="28"/>
           <w:szCs w:val="28"/>
         </w:rPr>
-      </w:pPr>
-      <w:r>
-        <w:t>UNIVERSITAS NEGERI SURABAYA</w:t>
+        <w:t>FACULTY OF VOCATIONAL STUDIES</w:t>
       </w:r>
     </w:p>
     <w:p>
@@ -875,33 +878,60 @@
         </w:rPr>
       </w:pPr>
       <w:r>
-        <w:t>INDONESIA</w:t>
-      </w:r>
-    </w:p>
-    <w:p>
-      <w:pPr>
-        <w:spacing w:after="0" w:line="276" w:lineRule="auto"/>
-        <w:jc w:val="center"/>
         <w:rPr>
           <w:b/>
           <w:bCs/>
           <w:sz w:val="28"/>
           <w:szCs w:val="28"/>
         </w:rPr>
-      </w:pPr>
-      <w:r>
+        <w:t>UNIVERSITAS NEGERI SURABAYA</w:t>
+      </w:r>
+    </w:p>
+    <w:p>
+      <w:pPr>
+        <w:spacing w:after="0" w:line="276" w:lineRule="auto"/>
+        <w:jc w:val="center"/>
         <w:rPr>
           <w:b/>
           <w:bCs/>
           <w:sz w:val="28"/>
           <w:szCs w:val="28"/>
         </w:rPr>
+      </w:pPr>
+      <w:r>
+        <w:rPr>
+          <w:b/>
+          <w:bCs/>
+          <w:sz w:val="28"/>
+          <w:szCs w:val="28"/>
+        </w:rPr>
+        <w:t>INDONESIA</w:t>
+      </w:r>
+    </w:p>
+    <w:p>
+      <w:pPr>
+        <w:spacing w:after="0" w:line="276" w:lineRule="auto"/>
+        <w:jc w:val="center"/>
+        <w:rPr>
+          <w:szCs w:val="24"/>
+        </w:rPr>
+      </w:pPr>
+      <w:r>
+        <w:rPr>
+          <w:b/>
+          <w:bCs/>
+          <w:sz w:val="28"/>
+          <w:szCs w:val="28"/>
+        </w:rPr>
         <w:t>2026</w:t>
       </w:r>
     </w:p>
     <w:p>
       <w:pPr>
         <w:spacing w:after="0" w:line="276" w:lineRule="auto"/>
+        <w:rPr>
+          <w:szCs w:val="24"/>
+        </w:rPr>
         <w:sectPr>
           <w:pgSz w:w="12240" w:h="15840"/>
           <w:pgMar w:top="1440" w:right="1440" w:bottom="1440" w:left="1440" w:header="720" w:footer="720" w:gutter="0"/>
@@ -921,9 +951,15 @@
         <w:ind w:left="284" w:hanging="284"/>
         <w:rPr>
           <w:rFonts w:cs="Times New Roman"/>
-        </w:rPr>
-      </w:pPr>
-      <w:r>
+          <w:szCs w:val="24"/>
+        </w:rPr>
+      </w:pPr>
+      <w:r>
+        <w:rPr>
+          <w:rFonts w:cs="Times New Roman"/>
+          <w:szCs w:val="24"/>
+        </w:rPr>
+        <w:lastRenderedPageBreak/>
         <w:t xml:space="preserve">Project Title: </w:t>
       </w:r>
     </w:p>
@@ -936,6 +972,9 @@
         </w:rPr>
       </w:pPr>
       <w:r>
+        <w:rPr>
+          <w:szCs w:val="24"/>
+        </w:rPr>
         <w:t>RAWAN: Interactive 3D Web-Based Platform for Disaster Education Among Indonesian Youth</w:t>
       </w:r>
     </w:p>
@@ -948,7 +987,26 @@
         </w:rPr>
       </w:pPr>
       <w:r>
-        <w:t>GitHub Repository: https://github.com/TegarAkhsan/Rawan</w:t>
+        <w:rPr>
+          <w:szCs w:val="24"/>
+        </w:rPr>
+        <w:t xml:space="preserve">GitHub Repository: </w:t>
+      </w:r>
+      <w:hyperlink r:id="rId8" w:history="1">
+        <w:r>
+          <w:rPr>
+            <w:rStyle w:val="Hyperlink"/>
+            <w:color w:val="auto"/>
+            <w:szCs w:val="24"/>
+          </w:rPr>
+          <w:t>https://github.com/TegarAkhsan/Rawan</w:t>
+        </w:r>
+      </w:hyperlink>
+      <w:r>
+        <w:rPr>
+          <w:szCs w:val="24"/>
+        </w:rPr>
+        <w:t xml:space="preserve"> </w:t>
       </w:r>
     </w:p>
     <w:p>
@@ -960,12 +1018,34 @@
         </w:rPr>
       </w:pPr>
       <w:r>
-        <w:t>Live Demo: https://drive.google.com/drive/folders/1SX6Vf0N-v3EhZbfSSv5313IC_eNIubxF</w:t>
+        <w:rPr>
+          <w:szCs w:val="24"/>
+        </w:rPr>
+        <w:t xml:space="preserve">Live Demo: </w:t>
+      </w:r>
+      <w:hyperlink r:id="rId9" w:history="1">
+        <w:r>
+          <w:rPr>
+            <w:rStyle w:val="Hyperlink"/>
+            <w:color w:val="auto"/>
+            <w:szCs w:val="24"/>
+          </w:rPr>
+          <w:t>https://drive.google.com/drive/folders/1SX6Vf0N-v3EhZbfSSv5313IC_eNIubxF</w:t>
+        </w:r>
+      </w:hyperlink>
+      <w:r>
+        <w:rPr>
+          <w:szCs w:val="24"/>
+        </w:rPr>
+        <w:t xml:space="preserve"> </w:t>
       </w:r>
     </w:p>
     <w:p>
       <w:pPr>
         <w:spacing w:after="0"/>
+        <w:rPr>
+          <w:szCs w:val="24"/>
+        </w:rPr>
       </w:pPr>
     </w:p>
     <w:p>
@@ -979,9 +1059,14 @@
         <w:ind w:left="284" w:hanging="284"/>
         <w:rPr>
           <w:rFonts w:cs="Times New Roman"/>
-        </w:rPr>
-      </w:pPr>
-      <w:r>
+          <w:szCs w:val="24"/>
+        </w:rPr>
+      </w:pPr>
+      <w:r>
+        <w:rPr>
+          <w:rFonts w:cs="Times New Roman"/>
+          <w:szCs w:val="24"/>
+        </w:rPr>
         <w:t>Team Information</w:t>
       </w:r>
     </w:p>
@@ -989,8 +1074,14 @@
       <w:pPr>
         <w:spacing w:after="0" w:line="276" w:lineRule="auto"/>
         <w:ind w:left="284"/>
-      </w:pPr>
-      <w:r>
+        <w:rPr>
+          <w:szCs w:val="24"/>
+        </w:rPr>
+      </w:pPr>
+      <w:r>
+        <w:rPr>
+          <w:szCs w:val="24"/>
+        </w:rPr>
         <w:t>Institution: Universitas Negeri Surabaya (UNESA)</w:t>
       </w:r>
     </w:p>
@@ -998,8 +1089,14 @@
       <w:pPr>
         <w:spacing w:after="0" w:line="276" w:lineRule="auto"/>
         <w:ind w:left="284"/>
-      </w:pPr>
-      <w:r>
+        <w:rPr>
+          <w:szCs w:val="24"/>
+        </w:rPr>
+      </w:pPr>
+      <w:r>
+        <w:rPr>
+          <w:szCs w:val="24"/>
+        </w:rPr>
         <w:t>Study Program: D4 Informatics Management</w:t>
       </w:r>
     </w:p>
@@ -1097,39 +1194,8 @@
                 <w:szCs w:val="24"/>
                 <w:lang w:val="en-GB"/>
               </w:rPr>
-              <w:t xml:space="preserve"> </w:t>
-            </w:r>
-            <w:proofErr w:type="spellStart"/>
-            <w:r>
-              <w:rPr>
-                <w:rFonts w:ascii="Times New Roman" w:hAnsi="Times New Roman" w:cs="Times New Roman"/>
-                <w:sz w:val="24"/>
-                <w:szCs w:val="24"/>
-                <w:lang w:val="en-GB"/>
-              </w:rPr>
-              <w:t>Chalifatus</w:t>
-            </w:r>
-            <w:proofErr w:type="spellEnd"/>
-            <w:r>
-              <w:rPr>
-                <w:rFonts w:ascii="Times New Roman" w:hAnsi="Times New Roman" w:cs="Times New Roman"/>
-                <w:sz w:val="24"/>
-                <w:szCs w:val="24"/>
-                <w:lang w:val="en-GB"/>
-              </w:rPr>
-              <w:t xml:space="preserve"> </w:t>
-            </w:r>
-            <w:proofErr w:type="spellStart"/>
-            <w:r>
-              <w:rPr>
-                <w:rFonts w:ascii="Times New Roman" w:hAnsi="Times New Roman" w:cs="Times New Roman"/>
-                <w:sz w:val="24"/>
-                <w:szCs w:val="24"/>
-                <w:lang w:val="en-GB"/>
-              </w:rPr>
-              <w:t>Zahro</w:t>
-            </w:r>
-            <w:proofErr w:type="spellEnd"/>
+              <w:t xml:space="preserve"> Chalifatus Zahro</w:t>
+            </w:r>
           </w:p>
         </w:tc>
         <w:tc>
@@ -1151,41 +1217,9 @@
                 <w:rFonts w:ascii="Times New Roman" w:hAnsi="Times New Roman" w:cs="Times New Roman"/>
                 <w:sz w:val="24"/>
                 <w:szCs w:val="24"/>
-                <w:lang w:val="en-GB"/>
-              </w:rPr>
-              <w:t xml:space="preserve">D4 </w:t>
-            </w:r>
-            <w:proofErr w:type="spellStart"/>
-            <w:r>
-              <w:rPr>
-                <w:rFonts w:ascii="Times New Roman" w:hAnsi="Times New Roman" w:cs="Times New Roman"/>
-                <w:sz w:val="24"/>
-                <w:szCs w:val="24"/>
-                <w:lang w:val="en-GB"/>
-              </w:rPr>
-              <w:t>Manajemen</w:t>
-            </w:r>
-            <w:proofErr w:type="spellEnd"/>
-            <w:r>
-              <w:rPr>
-                <w:rFonts w:ascii="Times New Roman" w:hAnsi="Times New Roman" w:cs="Times New Roman"/>
-                <w:sz w:val="24"/>
-                <w:szCs w:val="24"/>
-                <w:lang w:val="en-GB"/>
-              </w:rPr>
-              <w:t xml:space="preserve"> </w:t>
-            </w:r>
-            <w:proofErr w:type="spellStart"/>
-            <w:r>
-              <w:rPr>
-                <w:rFonts w:ascii="Times New Roman" w:hAnsi="Times New Roman" w:cs="Times New Roman"/>
-                <w:sz w:val="24"/>
-                <w:szCs w:val="24"/>
-                <w:lang w:val="en-GB"/>
-              </w:rPr>
-              <w:t>Informatika</w:t>
-            </w:r>
-            <w:proofErr w:type="spellEnd"/>
+              </w:rPr>
+              <w:t>Informatics Management</w:t>
+            </w:r>
           </w:p>
         </w:tc>
       </w:tr>
@@ -1204,6 +1238,7 @@
                 <w:szCs w:val="24"/>
               </w:rPr>
             </w:pPr>
+            <w:proofErr w:type="spellStart"/>
             <w:r>
               <w:rPr>
                 <w:rFonts w:ascii="Times New Roman" w:hAnsi="Times New Roman" w:cs="Times New Roman"/>
@@ -1211,7 +1246,17 @@
                 <w:szCs w:val="24"/>
                 <w:lang w:val="en-GB"/>
               </w:rPr>
-              <w:t xml:space="preserve">Tegar Eka </w:t>
+              <w:t>Tegar</w:t>
+            </w:r>
+            <w:proofErr w:type="spellEnd"/>
+            <w:r>
+              <w:rPr>
+                <w:rFonts w:ascii="Times New Roman" w:hAnsi="Times New Roman" w:cs="Times New Roman"/>
+                <w:sz w:val="24"/>
+                <w:szCs w:val="24"/>
+                <w:lang w:val="en-GB"/>
+              </w:rPr>
+              <w:t xml:space="preserve"> Eka </w:t>
             </w:r>
             <w:proofErr w:type="spellStart"/>
             <w:r>
@@ -1231,8 +1276,19 @@
                 <w:szCs w:val="24"/>
                 <w:lang w:val="en-GB"/>
               </w:rPr>
-              <w:t xml:space="preserve"> El Akhsan</w:t>
-            </w:r>
+              <w:t xml:space="preserve"> El </w:t>
+            </w:r>
+            <w:proofErr w:type="spellStart"/>
+            <w:r>
+              <w:rPr>
+                <w:rFonts w:ascii="Times New Roman" w:hAnsi="Times New Roman" w:cs="Times New Roman"/>
+                <w:sz w:val="24"/>
+                <w:szCs w:val="24"/>
+                <w:lang w:val="en-GB"/>
+              </w:rPr>
+              <w:t>Akhsan</w:t>
+            </w:r>
+            <w:proofErr w:type="spellEnd"/>
           </w:p>
         </w:tc>
         <w:tc>
@@ -1254,41 +1310,9 @@
                 <w:rFonts w:ascii="Times New Roman" w:hAnsi="Times New Roman" w:cs="Times New Roman"/>
                 <w:sz w:val="24"/>
                 <w:szCs w:val="24"/>
-                <w:lang w:val="en-GB"/>
-              </w:rPr>
-              <w:t xml:space="preserve">D4 </w:t>
-            </w:r>
-            <w:proofErr w:type="spellStart"/>
-            <w:r>
-              <w:rPr>
-                <w:rFonts w:ascii="Times New Roman" w:hAnsi="Times New Roman" w:cs="Times New Roman"/>
-                <w:sz w:val="24"/>
-                <w:szCs w:val="24"/>
-                <w:lang w:val="en-GB"/>
-              </w:rPr>
-              <w:t>Manajemen</w:t>
-            </w:r>
-            <w:proofErr w:type="spellEnd"/>
-            <w:r>
-              <w:rPr>
-                <w:rFonts w:ascii="Times New Roman" w:hAnsi="Times New Roman" w:cs="Times New Roman"/>
-                <w:sz w:val="24"/>
-                <w:szCs w:val="24"/>
-                <w:lang w:val="en-GB"/>
-              </w:rPr>
-              <w:t xml:space="preserve"> </w:t>
-            </w:r>
-            <w:proofErr w:type="spellStart"/>
-            <w:r>
-              <w:rPr>
-                <w:rFonts w:ascii="Times New Roman" w:hAnsi="Times New Roman" w:cs="Times New Roman"/>
-                <w:sz w:val="24"/>
-                <w:szCs w:val="24"/>
-                <w:lang w:val="en-GB"/>
-              </w:rPr>
-              <w:t>Informatika</w:t>
-            </w:r>
-            <w:proofErr w:type="spellEnd"/>
+              </w:rPr>
+              <w:t>Informatics Management</w:t>
+            </w:r>
           </w:p>
         </w:tc>
       </w:tr>
@@ -1368,41 +1392,9 @@
                 <w:rFonts w:ascii="Times New Roman" w:hAnsi="Times New Roman" w:cs="Times New Roman"/>
                 <w:sz w:val="24"/>
                 <w:szCs w:val="24"/>
-                <w:lang w:val="en-GB"/>
-              </w:rPr>
-              <w:t xml:space="preserve">D4 </w:t>
-            </w:r>
-            <w:proofErr w:type="spellStart"/>
-            <w:r>
-              <w:rPr>
-                <w:rFonts w:ascii="Times New Roman" w:hAnsi="Times New Roman" w:cs="Times New Roman"/>
-                <w:sz w:val="24"/>
-                <w:szCs w:val="24"/>
-                <w:lang w:val="en-GB"/>
-              </w:rPr>
-              <w:t>Manajemen</w:t>
-            </w:r>
-            <w:proofErr w:type="spellEnd"/>
-            <w:r>
-              <w:rPr>
-                <w:rFonts w:ascii="Times New Roman" w:hAnsi="Times New Roman" w:cs="Times New Roman"/>
-                <w:sz w:val="24"/>
-                <w:szCs w:val="24"/>
-                <w:lang w:val="en-GB"/>
-              </w:rPr>
-              <w:t xml:space="preserve"> </w:t>
-            </w:r>
-            <w:proofErr w:type="spellStart"/>
-            <w:r>
-              <w:rPr>
-                <w:rFonts w:ascii="Times New Roman" w:hAnsi="Times New Roman" w:cs="Times New Roman"/>
-                <w:sz w:val="24"/>
-                <w:szCs w:val="24"/>
-                <w:lang w:val="en-GB"/>
-              </w:rPr>
-              <w:t>Informatika</w:t>
-            </w:r>
-            <w:proofErr w:type="spellEnd"/>
+              </w:rPr>
+              <w:t>Informatics Management</w:t>
+            </w:r>
           </w:p>
         </w:tc>
       </w:tr>
@@ -1446,7 +1438,7 @@
                 <w:sz w:val="24"/>
                 <w:szCs w:val="24"/>
               </w:rPr>
-              <w:t>Dosen Pembimbing</w:t>
+              <w:t>Academic Advisor</w:t>
             </w:r>
           </w:p>
         </w:tc>
@@ -1495,7 +1487,15 @@
                 <w:sz w:val="24"/>
                 <w:szCs w:val="24"/>
               </w:rPr>
-              <w:t>Institusi</w:t>
+              <w:t>Instit</w:t>
+            </w:r>
+            <w:r>
+              <w:rPr>
+                <w:rFonts w:ascii="Times New Roman" w:hAnsi="Times New Roman" w:cs="Times New Roman"/>
+                <w:sz w:val="24"/>
+                <w:szCs w:val="24"/>
+              </w:rPr>
+              <w:t>ution</w:t>
             </w:r>
           </w:p>
         </w:tc>
@@ -1508,15 +1508,17 @@
               <w:spacing w:line="276" w:lineRule="auto"/>
               <w:rPr>
                 <w:rFonts w:ascii="Times New Roman" w:hAnsi="Times New Roman" w:cs="Times New Roman"/>
-              </w:rPr>
-            </w:pPr>
-            <w:r>
-              <w:rPr>
-                <w:rFonts w:ascii="Times New Roman" w:hAnsi="Times New Roman" w:cs="Times New Roman"/>
-                <w:sz w:val="24"/>
-                <w:szCs w:val="24"/>
-              </w:rPr>
-              <w:t>Universitas Negeri Surabaya</w:t>
+                <w:sz w:val="24"/>
+                <w:szCs w:val="24"/>
+              </w:rPr>
+            </w:pPr>
+            <w:r>
+              <w:rPr>
+                <w:rFonts w:ascii="Times New Roman" w:hAnsi="Times New Roman" w:cs="Times New Roman"/>
+                <w:sz w:val="24"/>
+                <w:szCs w:val="24"/>
+              </w:rPr>
+              <w:t>State University of Surabaya</w:t>
             </w:r>
           </w:p>
         </w:tc>
@@ -1525,6 +1527,9 @@
     <w:p>
       <w:pPr>
         <w:spacing w:after="0" w:line="276" w:lineRule="auto"/>
+        <w:rPr>
+          <w:szCs w:val="24"/>
+        </w:rPr>
       </w:pPr>
     </w:p>
     <w:p>
@@ -1538,9 +1543,14 @@
         <w:ind w:left="284" w:hanging="284"/>
         <w:rPr>
           <w:rFonts w:cs="Times New Roman"/>
-        </w:rPr>
-      </w:pPr>
-      <w:r>
+          <w:szCs w:val="24"/>
+        </w:rPr>
+      </w:pPr>
+      <w:r>
+        <w:rPr>
+          <w:rFonts w:cs="Times New Roman"/>
+          <w:szCs w:val="24"/>
+        </w:rPr>
         <w:t xml:space="preserve">Background &amp; Problem Context </w:t>
       </w:r>
     </w:p>
@@ -1548,8 +1558,14 @@
       <w:pPr>
         <w:spacing w:after="0" w:line="276" w:lineRule="auto"/>
         <w:ind w:left="284" w:firstLine="436"/>
-      </w:pPr>
-      <w:r>
+        <w:rPr>
+          <w:szCs w:val="24"/>
+        </w:rPr>
+      </w:pPr>
+      <w:r>
+        <w:rPr>
+          <w:szCs w:val="24"/>
+        </w:rPr>
         <w:t>As an archipelagic nation situated at the convergence of three major tectonic plates (Indo-Australian, Eurasian, and Pacific), Indonesia requires robust, equitable disaster preparedness systems. Earthquakes, floods, volcanic eruptions, and tsunamis consistently represent the most frequent and devastating hazards in the country (BNPB). Children remain among the most vulnerable demographic due to cognitive limitations in assessing acute risks and performing autonomous evacuations (Ronoh, Gaillard, &amp; Marlowe, 2015), underscoring the necessity of early, experiential disaster education.</w:t>
       </w:r>
     </w:p>
@@ -1557,17 +1573,53 @@
       <w:pPr>
         <w:spacing w:after="0" w:line="276" w:lineRule="auto"/>
         <w:ind w:left="284" w:firstLine="436"/>
-      </w:pPr>
-      <w:r>
-        <w:t>Despite disaster mitigation being integrated into Indonesia's national curriculum, implementation remains highly disparate across schools and regions. Existing instructional media—printed modules, static infographics, and conventional lectures—are text-heavy and abstract, failing to convey the physical, sensory reality of natural disasters; understanding 'liquefaction' from a textbook differs profoundly from observing the mechanical process in real-time. This pedagogical gap between abstract instruction and experiential comprehension is well-documented across primary and junior secondary education, where interactive, concrete visual tools substantially enhance engagement and long-term knowledge retention.</w:t>
+        <w:rPr>
+          <w:szCs w:val="24"/>
+        </w:rPr>
+      </w:pPr>
+      <w:r>
+        <w:rPr>
+          <w:szCs w:val="24"/>
+        </w:rPr>
+        <w:t>Despite disaster mitigation being integrated into Indonesia's national curriculum, implementation remains highly disparate across schools and regions. Existing instructional media</w:t>
+      </w:r>
+      <w:r>
+        <w:rPr>
+          <w:szCs w:val="24"/>
+        </w:rPr>
+        <w:t xml:space="preserve"> </w:t>
+      </w:r>
+      <w:r>
+        <w:rPr>
+          <w:szCs w:val="24"/>
+        </w:rPr>
+        <w:t>printed modules, static infographics, and conventional lectures</w:t>
+      </w:r>
+      <w:r>
+        <w:rPr>
+          <w:szCs w:val="24"/>
+        </w:rPr>
+        <w:t xml:space="preserve"> </w:t>
+      </w:r>
+      <w:r>
+        <w:rPr>
+          <w:szCs w:val="24"/>
+        </w:rPr>
+        <w:t>are text-heavy and abstract, failing to convey the physical, sensory reality of natural disasters; understanding 'liquefaction' from a textbook differs profoundly from observing the mechanical process in real-time. This pedagogical gap between abstract instruction and experiential comprehension is well-documented across primary and junior secondary education, where interactive, concrete visual tools substantially enhance engagement and long-term knowledge retention.</w:t>
       </w:r>
     </w:p>
     <w:p>
       <w:pPr>
         <w:spacing w:after="0" w:line="276" w:lineRule="auto"/>
         <w:ind w:left="284"/>
-      </w:pPr>
-      <w:r>
+        <w:rPr>
+          <w:szCs w:val="24"/>
+        </w:rPr>
+      </w:pPr>
+      <w:r>
+        <w:rPr>
+          <w:szCs w:val="24"/>
+        </w:rPr>
         <w:t>BNPB telemetry underscores this urgency: in 2023 alone, over 3,500 disaster events were recorded across Indonesia, dominated by hydrometeorological phenomena, earthquakes, and volcanic eruptions (BNPB, 2024).</w:t>
       </w:r>
     </w:p>
@@ -1575,23 +1627,45 @@
       <w:pPr>
         <w:spacing w:after="0" w:line="276" w:lineRule="auto"/>
         <w:ind w:left="284" w:firstLine="436"/>
-      </w:pPr>
-      <w:r>
-        <w:t>Simultaneously, the maturity of modern web technologies unlocks viable solutions: real-time 3D rendering via Three.js and React Three Fiber runs natively within standard web browsers without requiring software installation or high-end graphics hardware. This creates an accessible, highly scalable delivery vector capable of reaching schools across diverse socioeconomic landscapes, including resource-constrained regions.</w:t>
+        <w:rPr>
+          <w:szCs w:val="24"/>
+        </w:rPr>
+      </w:pPr>
+      <w:r>
+        <w:rPr>
+          <w:szCs w:val="24"/>
+        </w:rPr>
+        <w:t xml:space="preserve">Simultaneously, the maturity of modern web technologies unlocks viable solutions: real-time 3D rendering via Three.js and React Three Fiber runs natively within standard web browsers without requiring software installation or high-end graphics hardware. This creates an </w:t>
+      </w:r>
+      <w:r>
+        <w:rPr>
+          <w:szCs w:val="24"/>
+        </w:rPr>
+        <w:lastRenderedPageBreak/>
+        <w:t>accessible, highly scalable delivery vector capable of reaching schools across diverse socioeconomic landscapes, including resource-constrained regions.</w:t>
       </w:r>
     </w:p>
     <w:p>
       <w:pPr>
         <w:spacing w:after="0" w:line="276" w:lineRule="auto"/>
         <w:ind w:left="284" w:firstLine="436"/>
-      </w:pPr>
-      <w:r>
+        <w:rPr>
+          <w:szCs w:val="24"/>
+        </w:rPr>
+      </w:pPr>
+      <w:r>
+        <w:rPr>
+          <w:szCs w:val="24"/>
+        </w:rPr>
         <w:t>RAWAN directly addresses this critical challenge: overcoming low youth disaster preparedness by leveraging browser-based interactive 3D simulation technology.</w:t>
       </w:r>
     </w:p>
     <w:p>
       <w:pPr>
         <w:spacing w:after="0" w:line="276" w:lineRule="auto"/>
+        <w:rPr>
+          <w:szCs w:val="24"/>
+        </w:rPr>
       </w:pPr>
     </w:p>
     <w:p>
@@ -1605,9 +1679,14 @@
         <w:ind w:left="284" w:hanging="284"/>
         <w:rPr>
           <w:rFonts w:cs="Times New Roman"/>
-        </w:rPr>
-      </w:pPr>
-      <w:r>
+          <w:szCs w:val="24"/>
+        </w:rPr>
+      </w:pPr>
+      <w:r>
+        <w:rPr>
+          <w:rFonts w:cs="Times New Roman"/>
+          <w:szCs w:val="24"/>
+        </w:rPr>
         <w:t>Problem Identification</w:t>
       </w:r>
     </w:p>
@@ -1620,8 +1699,14 @@
         </w:numPr>
         <w:spacing w:after="0" w:line="276" w:lineRule="auto"/>
         <w:ind w:left="720"/>
-      </w:pPr>
-      <w:r>
+        <w:rPr>
+          <w:szCs w:val="24"/>
+        </w:rPr>
+      </w:pPr>
+      <w:r>
+        <w:rPr>
+          <w:szCs w:val="24"/>
+        </w:rPr>
         <w:t>Disaster literacy gap among children.</w:t>
       </w:r>
     </w:p>
@@ -1629,8 +1714,14 @@
       <w:pPr>
         <w:pStyle w:val="ListParagraph"/>
         <w:spacing w:after="0" w:line="276" w:lineRule="auto"/>
-      </w:pPr>
-      <w:r>
+        <w:rPr>
+          <w:szCs w:val="24"/>
+        </w:rPr>
+      </w:pPr>
+      <w:r>
+        <w:rPr>
+          <w:szCs w:val="24"/>
+        </w:rPr>
         <w:t>Primary and junior high school students exhibit substantial gaps in understanding core disaster mechanisms and executing appropriate emergency protocols. Students must comprehend cause-and-effect dynamics, hazard characteristics, and actionable safety protocols beyond superficial disaster identification.</w:t>
       </w:r>
     </w:p>
@@ -1643,8 +1734,14 @@
         </w:numPr>
         <w:spacing w:after="0" w:line="276" w:lineRule="auto"/>
         <w:ind w:left="720"/>
-      </w:pPr>
-      <w:r>
+        <w:rPr>
+          <w:szCs w:val="24"/>
+        </w:rPr>
+      </w:pPr>
+      <w:r>
+        <w:rPr>
+          <w:szCs w:val="24"/>
+        </w:rPr>
         <w:t>Instructional media lacks experiential interactivity.</w:t>
       </w:r>
     </w:p>
@@ -1652,8 +1749,14 @@
       <w:pPr>
         <w:pStyle w:val="ListParagraph"/>
         <w:spacing w:after="0" w:line="276" w:lineRule="auto"/>
-      </w:pPr>
-      <w:r>
+        <w:rPr>
+          <w:szCs w:val="24"/>
+        </w:rPr>
+      </w:pPr>
+      <w:r>
+        <w:rPr>
+          <w:szCs w:val="24"/>
+        </w:rPr>
         <w:t>Disaster education remains predominantly reliant on static posters, PDF booklets, and lectures. While informative, these media lack simulational affordances that allow learners to observe physical dynamics and practice decision-making. Mayer's (2009) cognitive theory of multimedia learning demonstrates that integrating complementary visual and verbal channels significantly boosts cognitive retention.</w:t>
       </w:r>
     </w:p>
@@ -1666,8 +1769,14 @@
         </w:numPr>
         <w:spacing w:after="0" w:line="276" w:lineRule="auto"/>
         <w:ind w:left="720"/>
-      </w:pPr>
-      <w:r>
+        <w:rPr>
+          <w:szCs w:val="24"/>
+        </w:rPr>
+      </w:pPr>
+      <w:r>
+        <w:rPr>
+          <w:szCs w:val="24"/>
+        </w:rPr>
         <w:t>Inconsistent disaster education delivery across schools.</w:t>
       </w:r>
     </w:p>
@@ -1675,8 +1784,14 @@
       <w:pPr>
         <w:pStyle w:val="ListParagraph"/>
         <w:spacing w:after="0" w:line="276" w:lineRule="auto"/>
-      </w:pPr>
-      <w:r>
+        <w:rPr>
+          <w:szCs w:val="24"/>
+        </w:rPr>
+      </w:pPr>
+      <w:r>
+        <w:rPr>
+          <w:szCs w:val="24"/>
+        </w:rPr>
         <w:t>The execution of Disaster Risk Reduction (DRR) education varies widely based on teacher preparedness and local infrastructure. Amri et al. (2017) highlighted structural inconsistencies across Indonesian schools, emphasizing the need for standardized, self-contained interactive media.</w:t>
       </w:r>
     </w:p>
@@ -1689,8 +1804,14 @@
         </w:numPr>
         <w:spacing w:after="0" w:line="276" w:lineRule="auto"/>
         <w:ind w:left="720"/>
-      </w:pPr>
-      <w:r>
+        <w:rPr>
+          <w:szCs w:val="24"/>
+        </w:rPr>
+      </w:pPr>
+      <w:r>
+        <w:rPr>
+          <w:szCs w:val="24"/>
+        </w:rPr>
         <w:t>Limited accessibility to high-end simulation media.</w:t>
       </w:r>
     </w:p>
@@ -1698,8 +1819,14 @@
       <w:pPr>
         <w:pStyle w:val="ListParagraph"/>
         <w:spacing w:after="0" w:line="276" w:lineRule="auto"/>
-      </w:pPr>
-      <w:r>
+        <w:rPr>
+          <w:szCs w:val="24"/>
+        </w:rPr>
+      </w:pPr>
+      <w:r>
+        <w:rPr>
+          <w:szCs w:val="24"/>
+        </w:rPr>
         <w:t>Immersive alternatives such as Virtual Reality (VR) headsets or native desktop software demand high capital investments, complex installations, and dedicated hardware rarely accessible in Indonesian public schools.</w:t>
       </w:r>
     </w:p>
@@ -1712,8 +1839,14 @@
         </w:numPr>
         <w:spacing w:after="0" w:line="276" w:lineRule="auto"/>
         <w:ind w:left="720"/>
-      </w:pPr>
-      <w:r>
+        <w:rPr>
+          <w:szCs w:val="24"/>
+        </w:rPr>
+      </w:pPr>
+      <w:r>
+        <w:rPr>
+          <w:szCs w:val="24"/>
+        </w:rPr>
         <w:t>Fragmented, single-hazard instructional coverage.</w:t>
       </w:r>
     </w:p>
@@ -1721,14 +1854,23 @@
       <w:pPr>
         <w:pStyle w:val="ListParagraph"/>
         <w:spacing w:after="0" w:line="276" w:lineRule="auto"/>
-      </w:pPr>
-      <w:r>
+        <w:rPr>
+          <w:szCs w:val="24"/>
+        </w:rPr>
+      </w:pPr>
+      <w:r>
+        <w:rPr>
+          <w:szCs w:val="24"/>
+        </w:rPr>
         <w:t>Existing educational tools typically focus on isolated hazard types, requiring students to navigate disconnected applications. Indonesia's multi-hazard geography necessitates a unified platform encompassing earthquakes, tsunamis, volcanic eruptions, floods, landslides, and tornadoes within a single cohesive experience.</w:t>
       </w:r>
     </w:p>
     <w:p>
       <w:pPr>
         <w:spacing w:after="0" w:line="276" w:lineRule="auto"/>
+        <w:rPr>
+          <w:szCs w:val="24"/>
+        </w:rPr>
       </w:pPr>
     </w:p>
     <w:p>
@@ -1742,9 +1884,14 @@
         <w:ind w:left="284" w:hanging="284"/>
         <w:rPr>
           <w:rFonts w:cs="Times New Roman"/>
-        </w:rPr>
-      </w:pPr>
-      <w:r>
+          <w:szCs w:val="24"/>
+        </w:rPr>
+      </w:pPr>
+      <w:r>
+        <w:rPr>
+          <w:rFonts w:cs="Times New Roman"/>
+          <w:szCs w:val="24"/>
+        </w:rPr>
         <w:t>Proposed Solution</w:t>
       </w:r>
     </w:p>
@@ -1752,8 +1899,14 @@
       <w:pPr>
         <w:spacing w:after="0" w:line="276" w:lineRule="auto"/>
         <w:ind w:left="284" w:firstLine="436"/>
-      </w:pPr>
-      <w:r>
+        <w:rPr>
+          <w:szCs w:val="24"/>
+        </w:rPr>
+      </w:pPr>
+      <w:r>
+        <w:rPr>
+          <w:szCs w:val="24"/>
+        </w:rPr>
         <w:t>RAWAN is a lightweight, zero-install web-based disaster education platform tailored for primary and junior high school students (ages 7–15). It replaces static texts with interactive, decision-driven 3D simulations paired with age-appropriate scientific explanations. The functional prototype is fully implemented and accessible in the team's GitHub repository.</w:t>
       </w:r>
     </w:p>
@@ -1761,8 +1914,14 @@
       <w:pPr>
         <w:spacing w:after="0" w:line="276" w:lineRule="auto"/>
         <w:ind w:left="284" w:firstLine="436"/>
-      </w:pPr>
-      <w:r>
+        <w:rPr>
+          <w:szCs w:val="24"/>
+        </w:rPr>
+      </w:pPr>
+      <w:r>
+        <w:rPr>
+          <w:szCs w:val="24"/>
+        </w:rPr>
         <w:t>The platform centers on Indonesia's most critical disaster hazards: Earthquakes, Floods, Volcanic Eruptions, and Tsunamis, alongside extended modules for Landslides and Tornadoes as proof of modular scalability.</w:t>
       </w:r>
     </w:p>
@@ -1770,8 +1929,15 @@
       <w:pPr>
         <w:spacing w:after="0" w:line="276" w:lineRule="auto"/>
         <w:ind w:left="284" w:firstLine="436"/>
-      </w:pPr>
-      <w:r>
+        <w:rPr>
+          <w:szCs w:val="24"/>
+        </w:rPr>
+      </w:pPr>
+      <w:r>
+        <w:rPr>
+          <w:szCs w:val="24"/>
+        </w:rPr>
+        <w:lastRenderedPageBreak/>
         <w:t>For each disaster type, users enter an immersive 3D scene (classroom, coastline, volcanic slope) and navigate branching decision-making scenarios: choosing actions, receiving immediate visual/textual feedback with scientific explanations, and earning XP before advancing through sequential disaster stages.</w:t>
       </w:r>
     </w:p>
@@ -1779,8 +1945,14 @@
       <w:pPr>
         <w:spacing w:after="0" w:line="276" w:lineRule="auto"/>
         <w:ind w:left="284" w:firstLine="436"/>
-      </w:pPr>
-      <w:r>
+        <w:rPr>
+          <w:szCs w:val="24"/>
+        </w:rPr>
+      </w:pPr>
+      <w:r>
+        <w:rPr>
+          <w:szCs w:val="24"/>
+        </w:rPr>
         <w:t>The platform operates as a client-side Single Page Application (SPA) without requiring a backend server for its core learning experience:</w:t>
       </w:r>
     </w:p>
@@ -1792,8 +1964,14 @@
           <w:numId w:val="11"/>
         </w:numPr>
         <w:spacing w:after="0" w:line="276" w:lineRule="auto"/>
-      </w:pPr>
-      <w:r>
+        <w:rPr>
+          <w:szCs w:val="24"/>
+        </w:rPr>
+      </w:pPr>
+      <w:r>
+        <w:rPr>
+          <w:szCs w:val="24"/>
+        </w:rPr>
         <w:t>User Interface: React 18 + TypeScript, built with Vite and styled with Tailwind CSS.</w:t>
       </w:r>
     </w:p>
@@ -1805,8 +1983,14 @@
           <w:numId w:val="11"/>
         </w:numPr>
         <w:spacing w:after="0" w:line="276" w:lineRule="auto"/>
-      </w:pPr>
-      <w:r>
+        <w:rPr>
+          <w:szCs w:val="24"/>
+        </w:rPr>
+      </w:pPr>
+      <w:r>
+        <w:rPr>
+          <w:szCs w:val="24"/>
+        </w:rPr>
         <w:t>3D Graphics Engine: Three.js via React Three Fiber and @react-three/drei.</w:t>
       </w:r>
     </w:p>
@@ -1818,8 +2002,14 @@
           <w:numId w:val="11"/>
         </w:numPr>
         <w:spacing w:after="0" w:line="276" w:lineRule="auto"/>
-      </w:pPr>
-      <w:r>
+        <w:rPr>
+          <w:szCs w:val="24"/>
+        </w:rPr>
+      </w:pPr>
+      <w:r>
+        <w:rPr>
+          <w:szCs w:val="24"/>
+        </w:rPr>
         <w:t>Supporting Tooling: lucide-react (icons) and canvas-confetti (celebratory feedback).</w:t>
       </w:r>
     </w:p>
@@ -1831,8 +2021,14 @@
           <w:numId w:val="11"/>
         </w:numPr>
         <w:spacing w:after="0" w:line="276" w:lineRule="auto"/>
-      </w:pPr>
-      <w:r>
+        <w:rPr>
+          <w:szCs w:val="24"/>
+        </w:rPr>
+      </w:pPr>
+      <w:r>
+        <w:rPr>
+          <w:szCs w:val="24"/>
+        </w:rPr>
         <w:t>User data (XP, sound/accessibility settings) persists locally via localStorage with zero student personal data collection.</w:t>
       </w:r>
     </w:p>
@@ -1840,14 +2036,23 @@
       <w:pPr>
         <w:spacing w:after="0" w:line="276" w:lineRule="auto"/>
         <w:ind w:left="284" w:firstLine="436"/>
-      </w:pPr>
-      <w:r>
+        <w:rPr>
+          <w:szCs w:val="24"/>
+        </w:rPr>
+      </w:pPr>
+      <w:r>
+        <w:rPr>
+          <w:szCs w:val="24"/>
+        </w:rPr>
         <w:t>Each disaster module follows a uniform three-tier learning cycle: Learn (causes, precursors, impacts, emergency protocols, and real Indonesian case studies), Simulate (3D decision arena), and Test (gamified multi-tier assessment).</w:t>
       </w:r>
     </w:p>
     <w:p>
       <w:pPr>
         <w:spacing w:after="0" w:line="276" w:lineRule="auto"/>
+        <w:rPr>
+          <w:szCs w:val="24"/>
+        </w:rPr>
       </w:pPr>
     </w:p>
     <w:p>
@@ -1861,9 +2066,14 @@
         <w:ind w:left="284" w:hanging="284"/>
         <w:rPr>
           <w:rFonts w:cs="Times New Roman"/>
-        </w:rPr>
-      </w:pPr>
-      <w:r>
+          <w:szCs w:val="24"/>
+        </w:rPr>
+      </w:pPr>
+      <w:r>
+        <w:rPr>
+          <w:rFonts w:cs="Times New Roman"/>
+          <w:szCs w:val="24"/>
+        </w:rPr>
         <w:t xml:space="preserve">Project Objectives </w:t>
       </w:r>
     </w:p>
@@ -1875,8 +2085,14 @@
           <w:numId w:val="2"/>
         </w:numPr>
         <w:spacing w:after="0" w:line="276" w:lineRule="auto"/>
-      </w:pPr>
-      <w:r>
+        <w:rPr>
+          <w:szCs w:val="24"/>
+        </w:rPr>
+      </w:pPr>
+      <w:r>
+        <w:rPr>
+          <w:szCs w:val="24"/>
+        </w:rPr>
         <w:t>Enhance disaster literacy among Indonesian children aged 7–15 by conveying the causes, mechanisms, and impacts of disasters via interactive 3D simulations.</w:t>
       </w:r>
     </w:p>
@@ -1888,8 +2104,14 @@
           <w:numId w:val="2"/>
         </w:numPr>
         <w:spacing w:after="0" w:line="276" w:lineRule="auto"/>
-      </w:pPr>
-      <w:r>
+        <w:rPr>
+          <w:szCs w:val="24"/>
+        </w:rPr>
+      </w:pPr>
+      <w:r>
+        <w:rPr>
+          <w:szCs w:val="24"/>
+        </w:rPr>
         <w:t>Provide educators with a free, browser-based, zero-installation teaching tool compatible with existing curricula without requiring specialized hardware or accounts.</w:t>
       </w:r>
     </w:p>
@@ -1901,8 +2123,14 @@
           <w:numId w:val="2"/>
         </w:numPr>
         <w:spacing w:after="0" w:line="276" w:lineRule="auto"/>
-      </w:pPr>
-      <w:r>
+        <w:rPr>
+          <w:szCs w:val="24"/>
+        </w:rPr>
+      </w:pPr>
+      <w:r>
+        <w:rPr>
+          <w:szCs w:val="24"/>
+        </w:rPr>
         <w:t>Improve knowledge retention of safety protocols before, during, and after disasters by having students actively practice critical decisions in simulation scenarios.</w:t>
       </w:r>
     </w:p>
@@ -1915,8 +2143,14 @@
         </w:numPr>
         <w:spacing w:after="0" w:line="276" w:lineRule="auto"/>
         <w:contextualSpacing w:val="0"/>
-      </w:pPr>
-      <w:r>
+        <w:rPr>
+          <w:szCs w:val="24"/>
+        </w:rPr>
+      </w:pPr>
+      <w:r>
+        <w:rPr>
+          <w:szCs w:val="24"/>
+        </w:rPr>
         <w:t>Demonstrate a scalable, low-infrastructure disaster education model easily extensible to additional hazards and regions, as proven by the added landslide and tornado modules.</w:t>
       </w:r>
     </w:p>
@@ -1928,14 +2162,23 @@
           <w:numId w:val="2"/>
         </w:numPr>
         <w:spacing w:after="0" w:line="276" w:lineRule="auto"/>
-      </w:pPr>
-      <w:r>
+        <w:rPr>
+          <w:szCs w:val="24"/>
+        </w:rPr>
+      </w:pPr>
+      <w:r>
+        <w:rPr>
+          <w:szCs w:val="24"/>
+        </w:rPr>
         <w:t>Quantify learning engagement and progress through built-in XP scoring, quizzes, and module completions visible to both learners and teachers.</w:t>
       </w:r>
     </w:p>
     <w:p>
       <w:pPr>
         <w:spacing w:after="0" w:line="276" w:lineRule="auto"/>
+        <w:rPr>
+          <w:szCs w:val="24"/>
+        </w:rPr>
       </w:pPr>
     </w:p>
     <w:p>
@@ -1949,9 +2192,14 @@
         <w:ind w:left="284" w:hanging="284"/>
         <w:rPr>
           <w:rFonts w:cs="Times New Roman"/>
-        </w:rPr>
-      </w:pPr>
-      <w:r>
+          <w:szCs w:val="24"/>
+        </w:rPr>
+      </w:pPr>
+      <w:r>
+        <w:rPr>
+          <w:rFonts w:cs="Times New Roman"/>
+          <w:szCs w:val="24"/>
+        </w:rPr>
         <w:t xml:space="preserve">Target Audience </w:t>
       </w:r>
     </w:p>
@@ -1959,8 +2207,14 @@
       <w:pPr>
         <w:spacing w:after="0" w:line="276" w:lineRule="auto"/>
         <w:ind w:left="284"/>
-      </w:pPr>
-      <w:r>
+        <w:rPr>
+          <w:szCs w:val="24"/>
+        </w:rPr>
+      </w:pPr>
+      <w:r>
+        <w:rPr>
+          <w:szCs w:val="24"/>
+        </w:rPr>
         <w:t>Primary Users</w:t>
       </w:r>
     </w:p>
@@ -1973,8 +2227,14 @@
         </w:numPr>
         <w:spacing w:after="0" w:line="276" w:lineRule="auto"/>
         <w:ind w:left="1004"/>
-      </w:pPr>
-      <w:r>
+        <w:rPr>
+          <w:szCs w:val="24"/>
+        </w:rPr>
+      </w:pPr>
+      <w:r>
+        <w:rPr>
+          <w:szCs w:val="24"/>
+        </w:rPr>
         <w:t>Primary school students (ages 7–12), representing the core audience for simplified visual explanations and guided decision scenarios.</w:t>
       </w:r>
     </w:p>
@@ -1987,8 +2247,14 @@
         </w:numPr>
         <w:spacing w:after="0" w:line="276" w:lineRule="auto"/>
         <w:ind w:left="1004"/>
-      </w:pPr>
-      <w:r>
+        <w:rPr>
+          <w:szCs w:val="24"/>
+        </w:rPr>
+      </w:pPr>
+      <w:r>
+        <w:rPr>
+          <w:szCs w:val="24"/>
+        </w:rPr>
         <w:t>Junior high school students (ages 12–15), who engage with deeper scientific mechanisms, geological fault maps, and advanced quiz difficulty tiers.</w:t>
       </w:r>
     </w:p>
@@ -1996,8 +2262,14 @@
       <w:pPr>
         <w:spacing w:after="0" w:line="276" w:lineRule="auto"/>
         <w:ind w:left="284"/>
-      </w:pPr>
-      <w:r>
+        <w:rPr>
+          <w:szCs w:val="24"/>
+        </w:rPr>
+      </w:pPr>
+      <w:r>
+        <w:rPr>
+          <w:szCs w:val="24"/>
+        </w:rPr>
         <w:t>Secondary Users &amp; Stakeholders</w:t>
       </w:r>
     </w:p>
@@ -2010,8 +2282,14 @@
         </w:numPr>
         <w:spacing w:after="0" w:line="276" w:lineRule="auto"/>
         <w:ind w:left="1004"/>
-      </w:pPr>
-      <w:r>
+        <w:rPr>
+          <w:szCs w:val="24"/>
+        </w:rPr>
+      </w:pPr>
+      <w:r>
+        <w:rPr>
+          <w:szCs w:val="24"/>
+        </w:rPr>
         <w:t>Teachers, utilizing RAWAN as an instructional aid during Disaster Risk Reduction sessions, classroom drills, or standard Science/Social Studies classes.</w:t>
       </w:r>
     </w:p>
@@ -2024,8 +2302,14 @@
         </w:numPr>
         <w:spacing w:after="0" w:line="276" w:lineRule="auto"/>
         <w:ind w:left="1004"/>
-      </w:pPr>
-      <w:r>
+        <w:rPr>
+          <w:szCs w:val="24"/>
+        </w:rPr>
+      </w:pPr>
+      <w:r>
+        <w:rPr>
+          <w:szCs w:val="24"/>
+        </w:rPr>
         <w:t>Parents and guardians in high-risk zones, reinforcing disaster readiness at home using practical tools like the 72-hour emergency checklist.</w:t>
       </w:r>
     </w:p>
@@ -2038,8 +2322,15 @@
         </w:numPr>
         <w:spacing w:after="0" w:line="276" w:lineRule="auto"/>
         <w:ind w:left="1004"/>
-      </w:pPr>
-      <w:r>
+        <w:rPr>
+          <w:szCs w:val="24"/>
+        </w:rPr>
+      </w:pPr>
+      <w:r>
+        <w:rPr>
+          <w:szCs w:val="24"/>
+        </w:rPr>
+        <w:lastRenderedPageBreak/>
         <w:t>Schools, regional education departments, and BPBD agencies as prospective distribution partners for wide-scale regional adoption.</w:t>
       </w:r>
     </w:p>
@@ -2047,14 +2338,35 @@
       <w:pPr>
         <w:spacing w:after="0" w:line="276" w:lineRule="auto"/>
         <w:ind w:left="284" w:firstLine="360"/>
-      </w:pPr>
-      <w:r>
-        <w:t>Priority geographic areas naturally encompass regions with high exposure to acute hazards—such as seismic zones across Sumatra, Java, and Sulawesi, flood-prone urban basins, and active volcanic vicinities mapped within the platform's geoportal.</w:t>
+        <w:rPr>
+          <w:szCs w:val="24"/>
+        </w:rPr>
+      </w:pPr>
+      <w:r>
+        <w:rPr>
+          <w:szCs w:val="24"/>
+        </w:rPr>
+        <w:t>Priority geographic areas naturally encompass regions with high exposure to acute hazards</w:t>
+      </w:r>
+      <w:r>
+        <w:rPr>
+          <w:szCs w:val="24"/>
+        </w:rPr>
+        <w:t xml:space="preserve"> </w:t>
+      </w:r>
+      <w:r>
+        <w:rPr>
+          <w:szCs w:val="24"/>
+        </w:rPr>
+        <w:t>such as seismic zones across Sumatra, Java, and Sulawesi, flood-prone urban basins, and active volcanic vicinities mapped within the platform's geoportal.</w:t>
       </w:r>
     </w:p>
     <w:p>
       <w:pPr>
         <w:spacing w:after="0" w:line="276" w:lineRule="auto"/>
+        <w:rPr>
+          <w:szCs w:val="24"/>
+        </w:rPr>
       </w:pPr>
     </w:p>
     <w:p>
@@ -2068,9 +2380,14 @@
         <w:ind w:left="284" w:hanging="284"/>
         <w:rPr>
           <w:rFonts w:cs="Times New Roman"/>
-        </w:rPr>
-      </w:pPr>
-      <w:r>
+          <w:szCs w:val="24"/>
+        </w:rPr>
+      </w:pPr>
+      <w:r>
+        <w:rPr>
+          <w:rFonts w:cs="Times New Roman"/>
+          <w:szCs w:val="24"/>
+        </w:rPr>
         <w:t xml:space="preserve">Key Features </w:t>
       </w:r>
     </w:p>
@@ -2083,8 +2400,14 @@
         </w:numPr>
         <w:spacing w:after="0" w:line="276" w:lineRule="auto"/>
         <w:contextualSpacing w:val="0"/>
-      </w:pPr>
-      <w:r>
+        <w:rPr>
+          <w:szCs w:val="24"/>
+        </w:rPr>
+      </w:pPr>
+      <w:r>
+        <w:rPr>
+          <w:szCs w:val="24"/>
+        </w:rPr>
         <w:t>Interactive 3D disaster simulations: 4 core modules (earthquake, flood, volcano eruption, tsunami) featuring fully rendered 3D environments with branching decision logic, tailored camera views, and real-time XP rewards. Landslide and tornado modules are also fully functional.</w:t>
       </w:r>
     </w:p>
@@ -2097,8 +2420,14 @@
         </w:numPr>
         <w:spacing w:after="0" w:line="276" w:lineRule="auto"/>
         <w:contextualSpacing w:val="0"/>
-      </w:pPr>
-      <w:r>
+        <w:rPr>
+          <w:szCs w:val="24"/>
+        </w:rPr>
+      </w:pPr>
+      <w:r>
+        <w:rPr>
+          <w:szCs w:val="24"/>
+        </w:rPr>
         <w:t>Curriculum-aligned educational content for each disaster covering geological causes, warning signs, physical impacts, emergency protocols, and historical Indonesian case studies (e.g., the 2018 Palu earthquake/liquefaction) alongside official BNPB emergency contacts.</w:t>
       </w:r>
     </w:p>
@@ -2111,8 +2440,14 @@
         </w:numPr>
         <w:spacing w:after="0" w:line="276" w:lineRule="auto"/>
         <w:contextualSpacing w:val="0"/>
-      </w:pPr>
-      <w:r>
+        <w:rPr>
+          <w:szCs w:val="24"/>
+        </w:rPr>
+      </w:pPr>
+      <w:r>
+        <w:rPr>
+          <w:szCs w:val="24"/>
+        </w:rPr>
         <w:t>Gamified quiz system: Question banks categorized into three difficulty tiers (Easy, Medium, Hard), awarding XP and granting the 'Disaster Preparedness Cadre' achievement badge.</w:t>
       </w:r>
     </w:p>
@@ -2125,8 +2460,14 @@
         </w:numPr>
         <w:spacing w:after="0" w:line="276" w:lineRule="auto"/>
         <w:contextualSpacing w:val="0"/>
-      </w:pPr>
-      <w:r>
+        <w:rPr>
+          <w:szCs w:val="24"/>
+        </w:rPr>
+      </w:pPr>
+      <w:r>
+        <w:rPr>
+          <w:szCs w:val="24"/>
+        </w:rPr>
         <w:t>Interactive Indonesian hazard geoportal: Geospatial views of megathrust subduction zones, active fault lines, and active volcanoes (Merapi, Sinabung, Krakatoa) with live BMKG earthquake feeds and risk metrics.</w:t>
       </w:r>
     </w:p>
@@ -2139,8 +2480,14 @@
         </w:numPr>
         <w:spacing w:after="0" w:line="276" w:lineRule="auto"/>
         <w:contextualSpacing w:val="0"/>
-      </w:pPr>
-      <w:r>
+        <w:rPr>
+          <w:szCs w:val="24"/>
+        </w:rPr>
+      </w:pPr>
+      <w:r>
+        <w:rPr>
+          <w:szCs w:val="24"/>
+        </w:rPr>
         <w:t>72-Hour emergency supply checklist: Modeled after standard BNPB 72-hour emergency bags, categorized by basic necessities, first aid, lighting/communication, and essential document protection with automated weight calculations.</w:t>
       </w:r>
     </w:p>
@@ -2153,8 +2500,14 @@
         </w:numPr>
         <w:spacing w:after="0" w:line="276" w:lineRule="auto"/>
         <w:contextualSpacing w:val="0"/>
-      </w:pPr>
-      <w:r>
+        <w:rPr>
+          <w:szCs w:val="24"/>
+        </w:rPr>
+      </w:pPr>
+      <w:r>
+        <w:rPr>
+          <w:szCs w:val="24"/>
+        </w:rPr>
         <w:t>Accessibility suite: Dynamic font sizing, High Contrast mode, Reduced Motion toggling for vestibular sensitivity, and Indonesian Web Speech API text-to-speech voice narration.</w:t>
       </w:r>
     </w:p>
@@ -2167,8 +2520,14 @@
         </w:numPr>
         <w:spacing w:after="0" w:line="276" w:lineRule="auto"/>
         <w:contextualSpacing w:val="0"/>
-      </w:pPr>
-      <w:r>
+        <w:rPr>
+          <w:szCs w:val="24"/>
+        </w:rPr>
+      </w:pPr>
+      <w:r>
+        <w:rPr>
+          <w:szCs w:val="24"/>
+        </w:rPr>
         <w:t>Procedural sound design: Real-time procedural ambient audio (earthquake rumble, tsunami wave swell, volcano detonation, tornado howling) and interface feedback synthesized via Web Audio API, complemented by confetti celebration effects.</w:t>
       </w:r>
     </w:p>
@@ -2181,14 +2540,23 @@
         </w:numPr>
         <w:spacing w:after="0" w:line="276" w:lineRule="auto"/>
         <w:contextualSpacing w:val="0"/>
-      </w:pPr>
-      <w:r>
+        <w:rPr>
+          <w:szCs w:val="24"/>
+        </w:rPr>
+      </w:pPr>
+      <w:r>
+        <w:rPr>
+          <w:szCs w:val="24"/>
+        </w:rPr>
         <w:t>Anonymous local progress tracking: User XP and preferences persist in localStorage without user accounts or PII data collection.</w:t>
       </w:r>
     </w:p>
     <w:p>
       <w:pPr>
         <w:spacing w:after="0" w:line="276" w:lineRule="auto"/>
+        <w:rPr>
+          <w:szCs w:val="24"/>
+        </w:rPr>
       </w:pPr>
     </w:p>
     <w:p>
@@ -2202,9 +2570,14 @@
         <w:ind w:left="284" w:hanging="284"/>
         <w:rPr>
           <w:rFonts w:cs="Times New Roman"/>
-        </w:rPr>
-      </w:pPr>
-      <w:r>
+          <w:szCs w:val="24"/>
+        </w:rPr>
+      </w:pPr>
+      <w:r>
+        <w:rPr>
+          <w:rFonts w:cs="Times New Roman"/>
+          <w:szCs w:val="24"/>
+        </w:rPr>
         <w:t xml:space="preserve">SDGs Alignment </w:t>
       </w:r>
     </w:p>
@@ -2212,37 +2585,106 @@
       <w:pPr>
         <w:spacing w:after="0" w:line="276" w:lineRule="auto"/>
         <w:ind w:left="284"/>
+        <w:rPr>
+          <w:szCs w:val="24"/>
+        </w:rPr>
       </w:pPr>
       <w:proofErr w:type="spellStart"/>
       <w:r>
+        <w:rPr>
+          <w:szCs w:val="24"/>
+        </w:rPr>
         <w:t>Proyek</w:t>
       </w:r>
       <w:proofErr w:type="spellEnd"/>
       <w:r>
-        <w:t xml:space="preserve"> ini </w:t>
+        <w:rPr>
+          <w:szCs w:val="24"/>
+        </w:rPr>
+        <w:t xml:space="preserve"> </w:t>
       </w:r>
       <w:proofErr w:type="spellStart"/>
       <w:r>
+        <w:rPr>
+          <w:szCs w:val="24"/>
+        </w:rPr>
+        <w:t>ini</w:t>
+      </w:r>
+      <w:proofErr w:type="spellEnd"/>
+      <w:r>
+        <w:rPr>
+          <w:szCs w:val="24"/>
+        </w:rPr>
+        <w:t xml:space="preserve"> </w:t>
+      </w:r>
+      <w:proofErr w:type="spellStart"/>
+      <w:r>
+        <w:rPr>
+          <w:szCs w:val="24"/>
+        </w:rPr>
         <w:t>selaras</w:t>
       </w:r>
       <w:proofErr w:type="spellEnd"/>
       <w:r>
+        <w:rPr>
+          <w:szCs w:val="24"/>
+        </w:rPr>
         <w:t xml:space="preserve"> </w:t>
       </w:r>
       <w:proofErr w:type="spellStart"/>
       <w:r>
+        <w:rPr>
+          <w:szCs w:val="24"/>
+        </w:rPr>
         <w:t>utamanya</w:t>
       </w:r>
       <w:proofErr w:type="spellEnd"/>
       <w:r>
-        <w:t xml:space="preserve"> dengan tujuan </w:t>
+        <w:rPr>
+          <w:szCs w:val="24"/>
+        </w:rPr>
+        <w:t xml:space="preserve"> </w:t>
       </w:r>
       <w:proofErr w:type="spellStart"/>
       <w:r>
+        <w:rPr>
+          <w:szCs w:val="24"/>
+        </w:rPr>
+        <w:t>dengan</w:t>
+      </w:r>
+      <w:proofErr w:type="spellEnd"/>
+      <w:r>
+        <w:rPr>
+          <w:szCs w:val="24"/>
+        </w:rPr>
+        <w:t xml:space="preserve"> </w:t>
+      </w:r>
+      <w:proofErr w:type="spellStart"/>
+      <w:r>
+        <w:rPr>
+          <w:szCs w:val="24"/>
+        </w:rPr>
+        <w:t>tujuan</w:t>
+      </w:r>
+      <w:proofErr w:type="spellEnd"/>
+      <w:r>
+        <w:rPr>
+          <w:szCs w:val="24"/>
+        </w:rPr>
+        <w:t xml:space="preserve"> </w:t>
+      </w:r>
+      <w:proofErr w:type="spellStart"/>
+      <w:r>
+        <w:rPr>
+          <w:szCs w:val="24"/>
+        </w:rPr>
         <w:t>berikut</w:t>
       </w:r>
       <w:proofErr w:type="spellEnd"/>
       <w:r>
+        <w:rPr>
+          <w:szCs w:val="24"/>
+        </w:rPr>
         <w:t>:</w:t>
       </w:r>
     </w:p>
@@ -2255,9 +2697,15 @@
         </w:numPr>
         <w:spacing w:after="0" w:line="276" w:lineRule="auto"/>
         <w:ind w:left="1004"/>
-      </w:pPr>
-      <w:r>
-        <w:t>SDG 4 (Quality Education — Target 4.7): Equips learners with essential disaster risk reduction knowledge and adaptive skills through accessible, engaging digital learning.</w:t>
+        <w:rPr>
+          <w:szCs w:val="24"/>
+        </w:rPr>
+      </w:pPr>
+      <w:r>
+        <w:rPr>
+          <w:szCs w:val="24"/>
+        </w:rPr>
+        <w:t>SDG 4 (Quality Education Target 4.7): Equips learners with essential disaster risk reduction knowledge and adaptive skills through accessible, engaging digital learning.</w:t>
       </w:r>
     </w:p>
     <w:p>
@@ -2269,9 +2717,15 @@
         </w:numPr>
         <w:spacing w:after="0" w:line="276" w:lineRule="auto"/>
         <w:ind w:left="1004"/>
-      </w:pPr>
-      <w:r>
-        <w:t>SDG 11 (Sustainable Cities and Communities — Targets 11.5 &amp; 11.b): Fosters long-term community resilience by cultivating disaster-prepared households starting from youth education.</w:t>
+        <w:rPr>
+          <w:szCs w:val="24"/>
+        </w:rPr>
+      </w:pPr>
+      <w:r>
+        <w:rPr>
+          <w:szCs w:val="24"/>
+        </w:rPr>
+        <w:t>SDG 11 (Sustainable Cities and Communities Targets 11.5 &amp; 11.b): Fosters long-term community resilience by cultivating disaster-prepared households starting from youth education.</w:t>
       </w:r>
     </w:p>
     <w:p>
@@ -2283,23 +2737,39 @@
         </w:numPr>
         <w:spacing w:after="0" w:line="276" w:lineRule="auto"/>
         <w:ind w:left="1004"/>
-      </w:pPr>
-      <w:r>
-        <w:t>SDG 13 (Climate Action — Target 13.3): Builds capacity for hydrometeorological hazard mitigation, flood preparedness, and climate-adaptive behaviors.</w:t>
+        <w:rPr>
+          <w:szCs w:val="24"/>
+        </w:rPr>
+      </w:pPr>
+      <w:r>
+        <w:rPr>
+          <w:szCs w:val="24"/>
+        </w:rPr>
+        <w:lastRenderedPageBreak/>
+        <w:t>SDG 13 (Climate Action Target 13.3): Builds capacity for hydrometeorological hazard mitigation, flood preparedness, and climate-adaptive behaviors.</w:t>
       </w:r>
     </w:p>
     <w:p>
       <w:pPr>
         <w:spacing w:after="0" w:line="276" w:lineRule="auto"/>
         <w:ind w:left="284" w:firstLine="360"/>
-      </w:pPr>
-      <w:r>
-        <w:t>Secondary alignment with SDG 3 (Good Health and Well-Being — Target 3.d) through early risk reduction, casualty prevention, and injury mitigation during disaster events.</w:t>
+        <w:rPr>
+          <w:szCs w:val="24"/>
+        </w:rPr>
+      </w:pPr>
+      <w:r>
+        <w:rPr>
+          <w:szCs w:val="24"/>
+        </w:rPr>
+        <w:t>Secondary alignment with SDG 3 (Good Health and Well-Being Target 3.d) through early risk reduction, casualty prevention, and injury mitigation during disaster events.</w:t>
       </w:r>
     </w:p>
     <w:p>
       <w:pPr>
         <w:spacing w:after="0" w:line="276" w:lineRule="auto"/>
+        <w:rPr>
+          <w:szCs w:val="24"/>
+        </w:rPr>
       </w:pPr>
     </w:p>
     <w:p>
@@ -2313,9 +2783,14 @@
         <w:ind w:left="284" w:hanging="284"/>
         <w:rPr>
           <w:rFonts w:cs="Times New Roman"/>
-        </w:rPr>
-      </w:pPr>
-      <w:r>
+          <w:szCs w:val="24"/>
+        </w:rPr>
+      </w:pPr>
+      <w:r>
+        <w:rPr>
+          <w:rFonts w:cs="Times New Roman"/>
+          <w:szCs w:val="24"/>
+        </w:rPr>
         <w:t>Innovation &amp; Comparative Analysis</w:t>
       </w:r>
     </w:p>
@@ -2323,8 +2798,14 @@
       <w:pPr>
         <w:spacing w:after="0" w:line="276" w:lineRule="auto"/>
         <w:ind w:left="284" w:firstLine="360"/>
-      </w:pPr>
-      <w:r>
+        <w:rPr>
+          <w:szCs w:val="24"/>
+        </w:rPr>
+      </w:pPr>
+      <w:r>
+        <w:rPr>
+          <w:szCs w:val="24"/>
+        </w:rPr>
         <w:t>To clearly illustrate RAWAN's unique market position, the table below compares it against standard disaster education approaches in Indonesia:</w:t>
       </w:r>
     </w:p>
@@ -2332,6 +2813,9 @@
       <w:pPr>
         <w:spacing w:after="0" w:line="276" w:lineRule="auto"/>
         <w:ind w:left="284" w:firstLine="360"/>
+        <w:rPr>
+          <w:szCs w:val="24"/>
+        </w:rPr>
       </w:pPr>
     </w:p>
     <w:tbl>
@@ -2355,7 +2839,19 @@
             <w:vAlign w:val="center"/>
           </w:tcPr>
           <w:p>
-            <w:r>
+            <w:pPr>
+              <w:rPr>
+                <w:rFonts w:ascii="Times New Roman" w:hAnsi="Times New Roman" w:cs="Times New Roman"/>
+                <w:sz w:val="24"/>
+                <w:szCs w:val="24"/>
+              </w:rPr>
+            </w:pPr>
+            <w:r>
+              <w:rPr>
+                <w:rFonts w:ascii="Times New Roman" w:hAnsi="Times New Roman" w:cs="Times New Roman"/>
+                <w:sz w:val="24"/>
+                <w:szCs w:val="24"/>
+              </w:rPr>
               <w:t>Dimension</w:t>
             </w:r>
           </w:p>
@@ -2366,7 +2862,19 @@
             <w:vAlign w:val="center"/>
           </w:tcPr>
           <w:p>
-            <w:r>
+            <w:pPr>
+              <w:rPr>
+                <w:rFonts w:ascii="Times New Roman" w:hAnsi="Times New Roman" w:cs="Times New Roman"/>
+                <w:sz w:val="24"/>
+                <w:szCs w:val="24"/>
+              </w:rPr>
+            </w:pPr>
+            <w:r>
+              <w:rPr>
+                <w:rFonts w:ascii="Times New Roman" w:hAnsi="Times New Roman" w:cs="Times New Roman"/>
+                <w:sz w:val="24"/>
+                <w:szCs w:val="24"/>
+              </w:rPr>
               <w:t>Printed Modules / Posters (BNPB)</w:t>
             </w:r>
           </w:p>
@@ -2377,7 +2885,19 @@
             <w:vAlign w:val="center"/>
           </w:tcPr>
           <w:p>
-            <w:r>
+            <w:pPr>
+              <w:rPr>
+                <w:rFonts w:ascii="Times New Roman" w:hAnsi="Times New Roman" w:cs="Times New Roman"/>
+                <w:sz w:val="24"/>
+                <w:szCs w:val="24"/>
+              </w:rPr>
+            </w:pPr>
+            <w:r>
+              <w:rPr>
+                <w:rFonts w:ascii="Times New Roman" w:hAnsi="Times New Roman" w:cs="Times New Roman"/>
+                <w:sz w:val="24"/>
+                <w:szCs w:val="24"/>
+              </w:rPr>
               <w:t>InaRISK Personal (BNPB)</w:t>
             </w:r>
           </w:p>
@@ -2388,7 +2908,19 @@
             <w:vAlign w:val="center"/>
           </w:tcPr>
           <w:p>
-            <w:r>
+            <w:pPr>
+              <w:rPr>
+                <w:rFonts w:ascii="Times New Roman" w:hAnsi="Times New Roman" w:cs="Times New Roman"/>
+                <w:sz w:val="24"/>
+                <w:szCs w:val="24"/>
+              </w:rPr>
+            </w:pPr>
+            <w:r>
+              <w:rPr>
+                <w:rFonts w:ascii="Times New Roman" w:hAnsi="Times New Roman" w:cs="Times New Roman"/>
+                <w:sz w:val="24"/>
+                <w:szCs w:val="24"/>
+              </w:rPr>
               <w:t>Educational Videos / Animations</w:t>
             </w:r>
           </w:p>
@@ -2399,7 +2931,19 @@
             <w:vAlign w:val="center"/>
           </w:tcPr>
           <w:p>
-            <w:r>
+            <w:pPr>
+              <w:rPr>
+                <w:rFonts w:ascii="Times New Roman" w:hAnsi="Times New Roman" w:cs="Times New Roman"/>
+                <w:sz w:val="24"/>
+                <w:szCs w:val="24"/>
+              </w:rPr>
+            </w:pPr>
+            <w:r>
+              <w:rPr>
+                <w:rFonts w:ascii="Times New Roman" w:hAnsi="Times New Roman" w:cs="Times New Roman"/>
+                <w:sz w:val="24"/>
+                <w:szCs w:val="24"/>
+              </w:rPr>
               <w:t>RAWAN Platform</w:t>
             </w:r>
           </w:p>
@@ -2412,7 +2956,19 @@
             <w:vAlign w:val="center"/>
           </w:tcPr>
           <w:p>
-            <w:r>
+            <w:pPr>
+              <w:rPr>
+                <w:rFonts w:ascii="Times New Roman" w:hAnsi="Times New Roman" w:cs="Times New Roman"/>
+                <w:sz w:val="24"/>
+                <w:szCs w:val="24"/>
+              </w:rPr>
+            </w:pPr>
+            <w:r>
+              <w:rPr>
+                <w:rFonts w:ascii="Times New Roman" w:hAnsi="Times New Roman" w:cs="Times New Roman"/>
+                <w:sz w:val="24"/>
+                <w:szCs w:val="24"/>
+              </w:rPr>
               <w:t>Format</w:t>
             </w:r>
           </w:p>
@@ -2423,7 +2979,19 @@
             <w:vAlign w:val="center"/>
           </w:tcPr>
           <w:p>
-            <w:r>
+            <w:pPr>
+              <w:rPr>
+                <w:rFonts w:ascii="Times New Roman" w:hAnsi="Times New Roman" w:cs="Times New Roman"/>
+                <w:sz w:val="24"/>
+                <w:szCs w:val="24"/>
+              </w:rPr>
+            </w:pPr>
+            <w:r>
+              <w:rPr>
+                <w:rFonts w:ascii="Times New Roman" w:hAnsi="Times New Roman" w:cs="Times New Roman"/>
+                <w:sz w:val="24"/>
+                <w:szCs w:val="24"/>
+              </w:rPr>
               <w:t>Static text &amp; illustrations</w:t>
             </w:r>
           </w:p>
@@ -2434,7 +3002,19 @@
             <w:vAlign w:val="center"/>
           </w:tcPr>
           <w:p>
-            <w:r>
+            <w:pPr>
+              <w:rPr>
+                <w:rFonts w:ascii="Times New Roman" w:hAnsi="Times New Roman" w:cs="Times New Roman"/>
+                <w:sz w:val="24"/>
+                <w:szCs w:val="24"/>
+              </w:rPr>
+            </w:pPr>
+            <w:r>
+              <w:rPr>
+                <w:rFonts w:ascii="Times New Roman" w:hAnsi="Times New Roman" w:cs="Times New Roman"/>
+                <w:sz w:val="24"/>
+                <w:szCs w:val="24"/>
+              </w:rPr>
               <w:t>Risk maps &amp; regional static data</w:t>
             </w:r>
           </w:p>
@@ -2445,7 +3025,19 @@
             <w:vAlign w:val="center"/>
           </w:tcPr>
           <w:p>
-            <w:r>
+            <w:pPr>
+              <w:rPr>
+                <w:rFonts w:ascii="Times New Roman" w:hAnsi="Times New Roman" w:cs="Times New Roman"/>
+                <w:sz w:val="24"/>
+                <w:szCs w:val="24"/>
+              </w:rPr>
+            </w:pPr>
+            <w:r>
+              <w:rPr>
+                <w:rFonts w:ascii="Times New Roman" w:hAnsi="Times New Roman" w:cs="Times New Roman"/>
+                <w:sz w:val="24"/>
+                <w:szCs w:val="24"/>
+              </w:rPr>
               <w:t>Linear passive video</w:t>
             </w:r>
           </w:p>
@@ -2456,7 +3048,19 @@
             <w:vAlign w:val="center"/>
           </w:tcPr>
           <w:p>
-            <w:r>
+            <w:pPr>
+              <w:rPr>
+                <w:rFonts w:ascii="Times New Roman" w:hAnsi="Times New Roman" w:cs="Times New Roman"/>
+                <w:sz w:val="24"/>
+                <w:szCs w:val="24"/>
+              </w:rPr>
+            </w:pPr>
+            <w:r>
+              <w:rPr>
+                <w:rFonts w:ascii="Times New Roman" w:hAnsi="Times New Roman" w:cs="Times New Roman"/>
+                <w:sz w:val="24"/>
+                <w:szCs w:val="24"/>
+              </w:rPr>
               <w:t>Interactive 3D decision-driven simulations</w:t>
             </w:r>
           </w:p>
@@ -2469,7 +3073,19 @@
             <w:vAlign w:val="center"/>
           </w:tcPr>
           <w:p>
-            <w:r>
+            <w:pPr>
+              <w:rPr>
+                <w:rFonts w:ascii="Times New Roman" w:hAnsi="Times New Roman" w:cs="Times New Roman"/>
+                <w:sz w:val="24"/>
+                <w:szCs w:val="24"/>
+              </w:rPr>
+            </w:pPr>
+            <w:r>
+              <w:rPr>
+                <w:rFonts w:ascii="Times New Roman" w:hAnsi="Times New Roman" w:cs="Times New Roman"/>
+                <w:sz w:val="24"/>
+                <w:szCs w:val="24"/>
+              </w:rPr>
               <w:t>Interactivity</w:t>
             </w:r>
           </w:p>
@@ -2480,7 +3096,19 @@
             <w:vAlign w:val="center"/>
           </w:tcPr>
           <w:p>
-            <w:r>
+            <w:pPr>
+              <w:rPr>
+                <w:rFonts w:ascii="Times New Roman" w:hAnsi="Times New Roman" w:cs="Times New Roman"/>
+                <w:sz w:val="24"/>
+                <w:szCs w:val="24"/>
+              </w:rPr>
+            </w:pPr>
+            <w:r>
+              <w:rPr>
+                <w:rFonts w:ascii="Times New Roman" w:hAnsi="Times New Roman" w:cs="Times New Roman"/>
+                <w:sz w:val="24"/>
+                <w:szCs w:val="24"/>
+              </w:rPr>
               <w:t>None</w:t>
             </w:r>
           </w:p>
@@ -2491,7 +3119,19 @@
             <w:vAlign w:val="center"/>
           </w:tcPr>
           <w:p>
-            <w:r>
+            <w:pPr>
+              <w:rPr>
+                <w:rFonts w:ascii="Times New Roman" w:hAnsi="Times New Roman" w:cs="Times New Roman"/>
+                <w:sz w:val="24"/>
+                <w:szCs w:val="24"/>
+              </w:rPr>
+            </w:pPr>
+            <w:r>
+              <w:rPr>
+                <w:rFonts w:ascii="Times New Roman" w:hAnsi="Times New Roman" w:cs="Times New Roman"/>
+                <w:sz w:val="24"/>
+                <w:szCs w:val="24"/>
+              </w:rPr>
               <w:t>Low (location query only)</w:t>
             </w:r>
           </w:p>
@@ -2502,7 +3142,19 @@
             <w:vAlign w:val="center"/>
           </w:tcPr>
           <w:p>
-            <w:r>
+            <w:pPr>
+              <w:rPr>
+                <w:rFonts w:ascii="Times New Roman" w:hAnsi="Times New Roman" w:cs="Times New Roman"/>
+                <w:sz w:val="24"/>
+                <w:szCs w:val="24"/>
+              </w:rPr>
+            </w:pPr>
+            <w:r>
+              <w:rPr>
+                <w:rFonts w:ascii="Times New Roman" w:hAnsi="Times New Roman" w:cs="Times New Roman"/>
+                <w:sz w:val="24"/>
+                <w:szCs w:val="24"/>
+              </w:rPr>
               <w:t>Passive observation</w:t>
             </w:r>
           </w:p>
@@ -2513,7 +3165,19 @@
             <w:vAlign w:val="center"/>
           </w:tcPr>
           <w:p>
-            <w:r>
+            <w:pPr>
+              <w:rPr>
+                <w:rFonts w:ascii="Times New Roman" w:hAnsi="Times New Roman" w:cs="Times New Roman"/>
+                <w:sz w:val="24"/>
+                <w:szCs w:val="24"/>
+              </w:rPr>
+            </w:pPr>
+            <w:r>
+              <w:rPr>
+                <w:rFonts w:ascii="Times New Roman" w:hAnsi="Times New Roman" w:cs="Times New Roman"/>
+                <w:sz w:val="24"/>
+                <w:szCs w:val="24"/>
+              </w:rPr>
               <w:t>High (active decisions with direct consequences &amp; XP)</w:t>
             </w:r>
           </w:p>
@@ -2526,7 +3190,19 @@
             <w:vAlign w:val="center"/>
           </w:tcPr>
           <w:p>
-            <w:r>
+            <w:pPr>
+              <w:rPr>
+                <w:rFonts w:ascii="Times New Roman" w:hAnsi="Times New Roman" w:cs="Times New Roman"/>
+                <w:sz w:val="24"/>
+                <w:szCs w:val="24"/>
+              </w:rPr>
+            </w:pPr>
+            <w:r>
+              <w:rPr>
+                <w:rFonts w:ascii="Times New Roman" w:hAnsi="Times New Roman" w:cs="Times New Roman"/>
+                <w:sz w:val="24"/>
+                <w:szCs w:val="24"/>
+              </w:rPr>
               <w:t>Installation / Account</w:t>
             </w:r>
           </w:p>
@@ -2537,7 +3213,19 @@
             <w:vAlign w:val="center"/>
           </w:tcPr>
           <w:p>
-            <w:r>
+            <w:pPr>
+              <w:rPr>
+                <w:rFonts w:ascii="Times New Roman" w:hAnsi="Times New Roman" w:cs="Times New Roman"/>
+                <w:sz w:val="24"/>
+                <w:szCs w:val="24"/>
+              </w:rPr>
+            </w:pPr>
+            <w:r>
+              <w:rPr>
+                <w:rFonts w:ascii="Times New Roman" w:hAnsi="Times New Roman" w:cs="Times New Roman"/>
+                <w:sz w:val="24"/>
+                <w:szCs w:val="24"/>
+              </w:rPr>
               <w:t>No (physical distribution)</w:t>
             </w:r>
           </w:p>
@@ -2548,7 +3236,19 @@
             <w:vAlign w:val="center"/>
           </w:tcPr>
           <w:p>
-            <w:r>
+            <w:pPr>
+              <w:rPr>
+                <w:rFonts w:ascii="Times New Roman" w:hAnsi="Times New Roman" w:cs="Times New Roman"/>
+                <w:sz w:val="24"/>
+                <w:szCs w:val="24"/>
+              </w:rPr>
+            </w:pPr>
+            <w:r>
+              <w:rPr>
+                <w:rFonts w:ascii="Times New Roman" w:hAnsi="Times New Roman" w:cs="Times New Roman"/>
+                <w:sz w:val="24"/>
+                <w:szCs w:val="24"/>
+              </w:rPr>
               <w:t>Yes (mobile app + account)</w:t>
             </w:r>
           </w:p>
@@ -2559,7 +3259,19 @@
             <w:vAlign w:val="center"/>
           </w:tcPr>
           <w:p>
-            <w:r>
+            <w:pPr>
+              <w:rPr>
+                <w:rFonts w:ascii="Times New Roman" w:hAnsi="Times New Roman" w:cs="Times New Roman"/>
+                <w:sz w:val="24"/>
+                <w:szCs w:val="24"/>
+              </w:rPr>
+            </w:pPr>
+            <w:r>
+              <w:rPr>
+                <w:rFonts w:ascii="Times New Roman" w:hAnsi="Times New Roman" w:cs="Times New Roman"/>
+                <w:sz w:val="24"/>
+                <w:szCs w:val="24"/>
+              </w:rPr>
               <w:t>Platform dependent</w:t>
             </w:r>
           </w:p>
@@ -2570,7 +3282,19 @@
             <w:vAlign w:val="center"/>
           </w:tcPr>
           <w:p>
-            <w:r>
+            <w:pPr>
+              <w:rPr>
+                <w:rFonts w:ascii="Times New Roman" w:hAnsi="Times New Roman" w:cs="Times New Roman"/>
+                <w:sz w:val="24"/>
+                <w:szCs w:val="24"/>
+              </w:rPr>
+            </w:pPr>
+            <w:r>
+              <w:rPr>
+                <w:rFonts w:ascii="Times New Roman" w:hAnsi="Times New Roman" w:cs="Times New Roman"/>
+                <w:sz w:val="24"/>
+                <w:szCs w:val="24"/>
+              </w:rPr>
               <w:t>No (runs instantly in standard browser)</w:t>
             </w:r>
           </w:p>
@@ -2583,7 +3307,19 @@
             <w:vAlign w:val="center"/>
           </w:tcPr>
           <w:p>
-            <w:r>
+            <w:pPr>
+              <w:rPr>
+                <w:rFonts w:ascii="Times New Roman" w:hAnsi="Times New Roman" w:cs="Times New Roman"/>
+                <w:sz w:val="24"/>
+                <w:szCs w:val="24"/>
+              </w:rPr>
+            </w:pPr>
+            <w:r>
+              <w:rPr>
+                <w:rFonts w:ascii="Times New Roman" w:hAnsi="Times New Roman" w:cs="Times New Roman"/>
+                <w:sz w:val="24"/>
+                <w:szCs w:val="24"/>
+              </w:rPr>
               <w:t>Disaster Coverage</w:t>
             </w:r>
           </w:p>
@@ -2594,7 +3330,19 @@
             <w:vAlign w:val="center"/>
           </w:tcPr>
           <w:p>
-            <w:r>
+            <w:pPr>
+              <w:rPr>
+                <w:rFonts w:ascii="Times New Roman" w:hAnsi="Times New Roman" w:cs="Times New Roman"/>
+                <w:sz w:val="24"/>
+                <w:szCs w:val="24"/>
+              </w:rPr>
+            </w:pPr>
+            <w:r>
+              <w:rPr>
+                <w:rFonts w:ascii="Times New Roman" w:hAnsi="Times New Roman" w:cs="Times New Roman"/>
+                <w:sz w:val="24"/>
+                <w:szCs w:val="24"/>
+              </w:rPr>
               <w:t>Typically 1 hazard per leaflet</w:t>
             </w:r>
           </w:p>
@@ -2605,7 +3353,19 @@
             <w:vAlign w:val="center"/>
           </w:tcPr>
           <w:p>
-            <w:r>
+            <w:pPr>
+              <w:rPr>
+                <w:rFonts w:ascii="Times New Roman" w:hAnsi="Times New Roman" w:cs="Times New Roman"/>
+                <w:sz w:val="24"/>
+                <w:szCs w:val="24"/>
+              </w:rPr>
+            </w:pPr>
+            <w:r>
+              <w:rPr>
+                <w:rFonts w:ascii="Times New Roman" w:hAnsi="Times New Roman" w:cs="Times New Roman"/>
+                <w:sz w:val="24"/>
+                <w:szCs w:val="24"/>
+              </w:rPr>
               <w:t>Multi-hazard regional risk overview</w:t>
             </w:r>
           </w:p>
@@ -2616,7 +3376,19 @@
             <w:vAlign w:val="center"/>
           </w:tcPr>
           <w:p>
-            <w:r>
+            <w:pPr>
+              <w:rPr>
+                <w:rFonts w:ascii="Times New Roman" w:hAnsi="Times New Roman" w:cs="Times New Roman"/>
+                <w:sz w:val="24"/>
+                <w:szCs w:val="24"/>
+              </w:rPr>
+            </w:pPr>
+            <w:r>
+              <w:rPr>
+                <w:rFonts w:ascii="Times New Roman" w:hAnsi="Times New Roman" w:cs="Times New Roman"/>
+                <w:sz w:val="24"/>
+                <w:szCs w:val="24"/>
+              </w:rPr>
               <w:t>Typically 1 hazard per video</w:t>
             </w:r>
           </w:p>
@@ -2627,7 +3399,19 @@
             <w:vAlign w:val="center"/>
           </w:tcPr>
           <w:p>
-            <w:r>
+            <w:pPr>
+              <w:rPr>
+                <w:rFonts w:ascii="Times New Roman" w:hAnsi="Times New Roman" w:cs="Times New Roman"/>
+                <w:sz w:val="24"/>
+                <w:szCs w:val="24"/>
+              </w:rPr>
+            </w:pPr>
+            <w:r>
+              <w:rPr>
+                <w:rFonts w:ascii="Times New Roman" w:hAnsi="Times New Roman" w:cs="Times New Roman"/>
+                <w:sz w:val="24"/>
+                <w:szCs w:val="24"/>
+              </w:rPr>
               <w:t>6 unified disaster modules in 1 platform</w:t>
             </w:r>
           </w:p>
@@ -2640,7 +3424,19 @@
             <w:vAlign w:val="center"/>
           </w:tcPr>
           <w:p>
-            <w:r>
+            <w:pPr>
+              <w:rPr>
+                <w:rFonts w:ascii="Times New Roman" w:hAnsi="Times New Roman" w:cs="Times New Roman"/>
+                <w:sz w:val="24"/>
+                <w:szCs w:val="24"/>
+              </w:rPr>
+            </w:pPr>
+            <w:r>
+              <w:rPr>
+                <w:rFonts w:ascii="Times New Roman" w:hAnsi="Times New Roman" w:cs="Times New Roman"/>
+                <w:sz w:val="24"/>
+                <w:szCs w:val="24"/>
+              </w:rPr>
               <w:t>Accessibility Suite</w:t>
             </w:r>
           </w:p>
@@ -2651,7 +3447,19 @@
             <w:vAlign w:val="center"/>
           </w:tcPr>
           <w:p>
-            <w:r>
+            <w:pPr>
+              <w:rPr>
+                <w:rFonts w:ascii="Times New Roman" w:hAnsi="Times New Roman" w:cs="Times New Roman"/>
+                <w:sz w:val="24"/>
+                <w:szCs w:val="24"/>
+              </w:rPr>
+            </w:pPr>
+            <w:r>
+              <w:rPr>
+                <w:rFonts w:ascii="Times New Roman" w:hAnsi="Times New Roman" w:cs="Times New Roman"/>
+                <w:sz w:val="24"/>
+                <w:szCs w:val="24"/>
+              </w:rPr>
               <w:t>None</w:t>
             </w:r>
           </w:p>
@@ -2662,7 +3470,19 @@
             <w:vAlign w:val="center"/>
           </w:tcPr>
           <w:p>
-            <w:r>
+            <w:pPr>
+              <w:rPr>
+                <w:rFonts w:ascii="Times New Roman" w:hAnsi="Times New Roman" w:cs="Times New Roman"/>
+                <w:sz w:val="24"/>
+                <w:szCs w:val="24"/>
+              </w:rPr>
+            </w:pPr>
+            <w:r>
+              <w:rPr>
+                <w:rFonts w:ascii="Times New Roman" w:hAnsi="Times New Roman" w:cs="Times New Roman"/>
+                <w:sz w:val="24"/>
+                <w:szCs w:val="24"/>
+              </w:rPr>
               <w:t>Limited</w:t>
             </w:r>
           </w:p>
@@ -2673,7 +3493,19 @@
             <w:vAlign w:val="center"/>
           </w:tcPr>
           <w:p>
-            <w:r>
+            <w:pPr>
+              <w:rPr>
+                <w:rFonts w:ascii="Times New Roman" w:hAnsi="Times New Roman" w:cs="Times New Roman"/>
+                <w:sz w:val="24"/>
+                <w:szCs w:val="24"/>
+              </w:rPr>
+            </w:pPr>
+            <w:r>
+              <w:rPr>
+                <w:rFonts w:ascii="Times New Roman" w:hAnsi="Times New Roman" w:cs="Times New Roman"/>
+                <w:sz w:val="24"/>
+                <w:szCs w:val="24"/>
+              </w:rPr>
               <w:t>Rarely available</w:t>
             </w:r>
           </w:p>
@@ -2684,7 +3516,19 @@
             <w:vAlign w:val="center"/>
           </w:tcPr>
           <w:p>
-            <w:r>
+            <w:pPr>
+              <w:rPr>
+                <w:rFonts w:ascii="Times New Roman" w:hAnsi="Times New Roman" w:cs="Times New Roman"/>
+                <w:sz w:val="24"/>
+                <w:szCs w:val="24"/>
+              </w:rPr>
+            </w:pPr>
+            <w:r>
+              <w:rPr>
+                <w:rFonts w:ascii="Times New Roman" w:hAnsi="Times New Roman" w:cs="Times New Roman"/>
+                <w:sz w:val="24"/>
+                <w:szCs w:val="24"/>
+              </w:rPr>
               <w:t>Built-in (Font scaling, High Contrast, TTS, Reduced Motion)</w:t>
             </w:r>
           </w:p>
@@ -2697,7 +3541,19 @@
             <w:vAlign w:val="center"/>
           </w:tcPr>
           <w:p>
-            <w:r>
+            <w:pPr>
+              <w:rPr>
+                <w:rFonts w:ascii="Times New Roman" w:hAnsi="Times New Roman" w:cs="Times New Roman"/>
+                <w:sz w:val="24"/>
+                <w:szCs w:val="24"/>
+              </w:rPr>
+            </w:pPr>
+            <w:r>
+              <w:rPr>
+                <w:rFonts w:ascii="Times New Roman" w:hAnsi="Times New Roman" w:cs="Times New Roman"/>
+                <w:sz w:val="24"/>
+                <w:szCs w:val="24"/>
+              </w:rPr>
               <w:t>Marginal User Cost</w:t>
             </w:r>
           </w:p>
@@ -2708,7 +3564,19 @@
             <w:vAlign w:val="center"/>
           </w:tcPr>
           <w:p>
-            <w:r>
+            <w:pPr>
+              <w:rPr>
+                <w:rFonts w:ascii="Times New Roman" w:hAnsi="Times New Roman" w:cs="Times New Roman"/>
+                <w:sz w:val="24"/>
+                <w:szCs w:val="24"/>
+              </w:rPr>
+            </w:pPr>
+            <w:r>
+              <w:rPr>
+                <w:rFonts w:ascii="Times New Roman" w:hAnsi="Times New Roman" w:cs="Times New Roman"/>
+                <w:sz w:val="24"/>
+                <w:szCs w:val="24"/>
+              </w:rPr>
               <w:t>High reprinting costs</w:t>
             </w:r>
           </w:p>
@@ -2719,7 +3587,19 @@
             <w:vAlign w:val="center"/>
           </w:tcPr>
           <w:p>
-            <w:r>
+            <w:pPr>
+              <w:rPr>
+                <w:rFonts w:ascii="Times New Roman" w:hAnsi="Times New Roman" w:cs="Times New Roman"/>
+                <w:sz w:val="24"/>
+                <w:szCs w:val="24"/>
+              </w:rPr>
+            </w:pPr>
+            <w:r>
+              <w:rPr>
+                <w:rFonts w:ascii="Times New Roman" w:hAnsi="Times New Roman" w:cs="Times New Roman"/>
+                <w:sz w:val="24"/>
+                <w:szCs w:val="24"/>
+              </w:rPr>
               <w:t>Free, requires smartphone &amp; storage</w:t>
             </w:r>
           </w:p>
@@ -2730,7 +3610,19 @@
             <w:vAlign w:val="center"/>
           </w:tcPr>
           <w:p>
-            <w:r>
+            <w:pPr>
+              <w:rPr>
+                <w:rFonts w:ascii="Times New Roman" w:hAnsi="Times New Roman" w:cs="Times New Roman"/>
+                <w:sz w:val="24"/>
+                <w:szCs w:val="24"/>
+              </w:rPr>
+            </w:pPr>
+            <w:r>
+              <w:rPr>
+                <w:rFonts w:ascii="Times New Roman" w:hAnsi="Times New Roman" w:cs="Times New Roman"/>
+                <w:sz w:val="24"/>
+                <w:szCs w:val="24"/>
+              </w:rPr>
               <w:t>Free, bandwidth heavy</w:t>
             </w:r>
           </w:p>
@@ -2741,7 +3633,19 @@
             <w:vAlign w:val="center"/>
           </w:tcPr>
           <w:p>
-            <w:r>
+            <w:pPr>
+              <w:rPr>
+                <w:rFonts w:ascii="Times New Roman" w:hAnsi="Times New Roman" w:cs="Times New Roman"/>
+                <w:sz w:val="24"/>
+                <w:szCs w:val="24"/>
+              </w:rPr>
+            </w:pPr>
+            <w:r>
+              <w:rPr>
+                <w:rFonts w:ascii="Times New Roman" w:hAnsi="Times New Roman" w:cs="Times New Roman"/>
+                <w:sz w:val="24"/>
+                <w:szCs w:val="24"/>
+              </w:rPr>
               <w:t>Zero (instant client-side web execution)</w:t>
             </w:r>
           </w:p>
@@ -2752,8 +3656,14 @@
       <w:pPr>
         <w:spacing w:after="0" w:line="276" w:lineRule="auto"/>
         <w:ind w:left="284" w:firstLine="360"/>
-      </w:pPr>
-      <w:r>
+        <w:rPr>
+          <w:szCs w:val="24"/>
+        </w:rPr>
+      </w:pPr>
+      <w:r>
+        <w:rPr>
+          <w:szCs w:val="24"/>
+        </w:rPr>
         <w:t>This matrix demonstrates that the combination of decision-based 3D simulation + multi-hazard coverage + zero-install web access + built-in accessibility is uniquely pioneered by RAWAN in Indonesia.</w:t>
       </w:r>
     </w:p>
@@ -2768,6 +3678,9 @@
         </w:rPr>
       </w:pPr>
       <w:r>
+        <w:rPr>
+          <w:szCs w:val="24"/>
+        </w:rPr>
         <w:t>Literature on serious games and digital simulations for disaster education highlights key gaps addressed by RAWAN:</w:t>
       </w:r>
     </w:p>
@@ -2790,7 +3703,19 @@
             <w:vAlign w:val="center"/>
           </w:tcPr>
           <w:p>
-            <w:r>
+            <w:pPr>
+              <w:rPr>
+                <w:rFonts w:ascii="Times New Roman" w:hAnsi="Times New Roman" w:cs="Times New Roman"/>
+                <w:sz w:val="24"/>
+                <w:szCs w:val="24"/>
+              </w:rPr>
+            </w:pPr>
+            <w:r>
+              <w:rPr>
+                <w:rFonts w:ascii="Times New Roman" w:hAnsi="Times New Roman" w:cs="Times New Roman"/>
+                <w:sz w:val="24"/>
+                <w:szCs w:val="24"/>
+              </w:rPr>
               <w:t>Literature Gap</w:t>
             </w:r>
           </w:p>
@@ -2801,7 +3726,19 @@
             <w:vAlign w:val="center"/>
           </w:tcPr>
           <w:p>
-            <w:r>
+            <w:pPr>
+              <w:rPr>
+                <w:rFonts w:ascii="Times New Roman" w:hAnsi="Times New Roman" w:cs="Times New Roman"/>
+                <w:sz w:val="24"/>
+                <w:szCs w:val="24"/>
+              </w:rPr>
+            </w:pPr>
+            <w:r>
+              <w:rPr>
+                <w:rFonts w:ascii="Times New Roman" w:hAnsi="Times New Roman" w:cs="Times New Roman"/>
+                <w:sz w:val="24"/>
+                <w:szCs w:val="24"/>
+              </w:rPr>
               <w:t>Key Academic Finding</w:t>
             </w:r>
           </w:p>
@@ -2812,7 +3749,19 @@
             <w:vAlign w:val="center"/>
           </w:tcPr>
           <w:p>
-            <w:r>
+            <w:pPr>
+              <w:rPr>
+                <w:rFonts w:ascii="Times New Roman" w:hAnsi="Times New Roman" w:cs="Times New Roman"/>
+                <w:sz w:val="24"/>
+                <w:szCs w:val="24"/>
+              </w:rPr>
+            </w:pPr>
+            <w:r>
+              <w:rPr>
+                <w:rFonts w:ascii="Times New Roman" w:hAnsi="Times New Roman" w:cs="Times New Roman"/>
+                <w:sz w:val="24"/>
+                <w:szCs w:val="24"/>
+              </w:rPr>
               <w:t>Implication for RAWAN</w:t>
             </w:r>
           </w:p>
@@ -2825,7 +3774,19 @@
             <w:vAlign w:val="center"/>
           </w:tcPr>
           <w:p>
-            <w:r>
+            <w:pPr>
+              <w:rPr>
+                <w:rFonts w:ascii="Times New Roman" w:hAnsi="Times New Roman" w:cs="Times New Roman"/>
+                <w:sz w:val="24"/>
+                <w:szCs w:val="24"/>
+              </w:rPr>
+            </w:pPr>
+            <w:r>
+              <w:rPr>
+                <w:rFonts w:ascii="Times New Roman" w:hAnsi="Times New Roman" w:cs="Times New Roman"/>
+                <w:sz w:val="24"/>
+                <w:szCs w:val="24"/>
+              </w:rPr>
               <w:t>Single-Hazard Dominance</w:t>
             </w:r>
           </w:p>
@@ -2836,7 +3797,19 @@
             <w:vAlign w:val="center"/>
           </w:tcPr>
           <w:p>
-            <w:r>
+            <w:pPr>
+              <w:rPr>
+                <w:rFonts w:ascii="Times New Roman" w:hAnsi="Times New Roman" w:cs="Times New Roman"/>
+                <w:sz w:val="24"/>
+                <w:szCs w:val="24"/>
+              </w:rPr>
+            </w:pPr>
+            <w:r>
+              <w:rPr>
+                <w:rFonts w:ascii="Times New Roman" w:hAnsi="Times New Roman" w:cs="Times New Roman"/>
+                <w:sz w:val="24"/>
+                <w:szCs w:val="24"/>
+              </w:rPr>
               <w:t>Most gamified disaster apps focus on single hazards at household scale. Comparative multi-hazard tools remain scarce.</w:t>
             </w:r>
           </w:p>
@@ -2847,7 +3820,19 @@
             <w:vAlign w:val="center"/>
           </w:tcPr>
           <w:p>
-            <w:r>
+            <w:pPr>
+              <w:rPr>
+                <w:rFonts w:ascii="Times New Roman" w:hAnsi="Times New Roman" w:cs="Times New Roman"/>
+                <w:sz w:val="24"/>
+                <w:szCs w:val="24"/>
+              </w:rPr>
+            </w:pPr>
+            <w:r>
+              <w:rPr>
+                <w:rFonts w:ascii="Times New Roman" w:hAnsi="Times New Roman" w:cs="Times New Roman"/>
+                <w:sz w:val="24"/>
+                <w:szCs w:val="24"/>
+              </w:rPr>
               <w:t>RAWAN integrates 6 major disaster types within a unified single-page platform.</w:t>
             </w:r>
           </w:p>
@@ -2860,7 +3845,20 @@
             <w:vAlign w:val="center"/>
           </w:tcPr>
           <w:p>
-            <w:r>
+            <w:pPr>
+              <w:rPr>
+                <w:rFonts w:ascii="Times New Roman" w:hAnsi="Times New Roman" w:cs="Times New Roman"/>
+                <w:sz w:val="24"/>
+                <w:szCs w:val="24"/>
+              </w:rPr>
+            </w:pPr>
+            <w:r>
+              <w:rPr>
+                <w:rFonts w:ascii="Times New Roman" w:hAnsi="Times New Roman" w:cs="Times New Roman"/>
+                <w:sz w:val="24"/>
+                <w:szCs w:val="24"/>
+              </w:rPr>
+              <w:lastRenderedPageBreak/>
               <w:t>Low Public Accessibility</w:t>
             </w:r>
           </w:p>
@@ -2871,7 +3869,19 @@
             <w:vAlign w:val="center"/>
           </w:tcPr>
           <w:p>
-            <w:r>
+            <w:pPr>
+              <w:rPr>
+                <w:rFonts w:ascii="Times New Roman" w:hAnsi="Times New Roman" w:cs="Times New Roman"/>
+                <w:sz w:val="24"/>
+                <w:szCs w:val="24"/>
+              </w:rPr>
+            </w:pPr>
+            <w:r>
+              <w:rPr>
+                <w:rFonts w:ascii="Times New Roman" w:hAnsi="Times New Roman" w:cs="Times New Roman"/>
+                <w:sz w:val="24"/>
+                <w:szCs w:val="24"/>
+              </w:rPr>
               <w:t>Gamified educational prototypes for children often stall at academic research stages without public accessibility.</w:t>
             </w:r>
           </w:p>
@@ -2882,7 +3892,19 @@
             <w:vAlign w:val="center"/>
           </w:tcPr>
           <w:p>
-            <w:r>
+            <w:pPr>
+              <w:rPr>
+                <w:rFonts w:ascii="Times New Roman" w:hAnsi="Times New Roman" w:cs="Times New Roman"/>
+                <w:sz w:val="24"/>
+                <w:szCs w:val="24"/>
+              </w:rPr>
+            </w:pPr>
+            <w:r>
+              <w:rPr>
+                <w:rFonts w:ascii="Times New Roman" w:hAnsi="Times New Roman" w:cs="Times New Roman"/>
+                <w:sz w:val="24"/>
+                <w:szCs w:val="24"/>
+              </w:rPr>
               <w:t>RAWAN is free, zero-install, and web-based for direct adoption in public schools.</w:t>
             </w:r>
           </w:p>
@@ -2895,7 +3917,19 @@
             <w:vAlign w:val="center"/>
           </w:tcPr>
           <w:p>
-            <w:r>
+            <w:pPr>
+              <w:rPr>
+                <w:rFonts w:ascii="Times New Roman" w:hAnsi="Times New Roman" w:cs="Times New Roman"/>
+                <w:sz w:val="24"/>
+                <w:szCs w:val="24"/>
+              </w:rPr>
+            </w:pPr>
+            <w:r>
+              <w:rPr>
+                <w:rFonts w:ascii="Times New Roman" w:hAnsi="Times New Roman" w:cs="Times New Roman"/>
+                <w:sz w:val="24"/>
+                <w:szCs w:val="24"/>
+              </w:rPr>
               <w:t>Hardware Barriers of VR/AR</w:t>
             </w:r>
           </w:p>
@@ -2906,7 +3940,19 @@
             <w:vAlign w:val="center"/>
           </w:tcPr>
           <w:p>
-            <w:r>
+            <w:pPr>
+              <w:rPr>
+                <w:rFonts w:ascii="Times New Roman" w:hAnsi="Times New Roman" w:cs="Times New Roman"/>
+                <w:sz w:val="24"/>
+                <w:szCs w:val="24"/>
+              </w:rPr>
+            </w:pPr>
+            <w:r>
+              <w:rPr>
+                <w:rFonts w:ascii="Times New Roman" w:hAnsi="Times New Roman" w:cs="Times New Roman"/>
+                <w:sz w:val="24"/>
+                <w:szCs w:val="24"/>
+              </w:rPr>
               <w:t>Immersive VR disaster games require costly headset hardware rarely available in developing public schools.</w:t>
             </w:r>
           </w:p>
@@ -2917,7 +3963,19 @@
             <w:vAlign w:val="center"/>
           </w:tcPr>
           <w:p>
-            <w:r>
+            <w:pPr>
+              <w:rPr>
+                <w:rFonts w:ascii="Times New Roman" w:hAnsi="Times New Roman" w:cs="Times New Roman"/>
+                <w:sz w:val="24"/>
+                <w:szCs w:val="24"/>
+              </w:rPr>
+            </w:pPr>
+            <w:r>
+              <w:rPr>
+                <w:rFonts w:ascii="Times New Roman" w:hAnsi="Times New Roman" w:cs="Times New Roman"/>
+                <w:sz w:val="24"/>
+                <w:szCs w:val="24"/>
+              </w:rPr>
               <w:t>RAWAN uses lightweight browser-based WebGL 3D instead of VR to bypass hardware barriers.</w:t>
             </w:r>
           </w:p>
@@ -2930,7 +3988,19 @@
             <w:vAlign w:val="center"/>
           </w:tcPr>
           <w:p>
-            <w:r>
+            <w:pPr>
+              <w:rPr>
+                <w:rFonts w:ascii="Times New Roman" w:hAnsi="Times New Roman" w:cs="Times New Roman"/>
+                <w:sz w:val="24"/>
+                <w:szCs w:val="24"/>
+              </w:rPr>
+            </w:pPr>
+            <w:r>
+              <w:rPr>
+                <w:rFonts w:ascii="Times New Roman" w:hAnsi="Times New Roman" w:cs="Times New Roman"/>
+                <w:sz w:val="24"/>
+                <w:szCs w:val="24"/>
+              </w:rPr>
               <w:t>Passive / Single-Player Limits</w:t>
             </w:r>
           </w:p>
@@ -2941,7 +4011,19 @@
             <w:vAlign w:val="center"/>
           </w:tcPr>
           <w:p>
-            <w:r>
+            <w:pPr>
+              <w:rPr>
+                <w:rFonts w:ascii="Times New Roman" w:hAnsi="Times New Roman" w:cs="Times New Roman"/>
+                <w:sz w:val="24"/>
+                <w:szCs w:val="24"/>
+              </w:rPr>
+            </w:pPr>
+            <w:r>
+              <w:rPr>
+                <w:rFonts w:ascii="Times New Roman" w:hAnsi="Times New Roman" w:cs="Times New Roman"/>
+                <w:sz w:val="24"/>
+                <w:szCs w:val="24"/>
+              </w:rPr>
               <w:t>Most serious games rely on single-player instruction, omitting collaborative group evacuation dynamics.</w:t>
             </w:r>
           </w:p>
@@ -2952,7 +4034,19 @@
             <w:vAlign w:val="center"/>
           </w:tcPr>
           <w:p>
-            <w:r>
+            <w:pPr>
+              <w:rPr>
+                <w:rFonts w:ascii="Times New Roman" w:hAnsi="Times New Roman" w:cs="Times New Roman"/>
+                <w:sz w:val="24"/>
+                <w:szCs w:val="24"/>
+              </w:rPr>
+            </w:pPr>
+            <w:r>
+              <w:rPr>
+                <w:rFonts w:ascii="Times New Roman" w:hAnsi="Times New Roman" w:cs="Times New Roman"/>
+                <w:sz w:val="24"/>
+                <w:szCs w:val="24"/>
+              </w:rPr>
               <w:t>Acknowledged as an intentional scope boundary; collaborative multi-user simulations represent future roadmap work.</w:t>
             </w:r>
           </w:p>
@@ -2965,7 +4059,19 @@
             <w:vAlign w:val="center"/>
           </w:tcPr>
           <w:p>
-            <w:r>
+            <w:pPr>
+              <w:rPr>
+                <w:rFonts w:ascii="Times New Roman" w:hAnsi="Times New Roman" w:cs="Times New Roman"/>
+                <w:sz w:val="24"/>
+                <w:szCs w:val="24"/>
+              </w:rPr>
+            </w:pPr>
+            <w:r>
+              <w:rPr>
+                <w:rFonts w:ascii="Times New Roman" w:hAnsi="Times New Roman" w:cs="Times New Roman"/>
+                <w:sz w:val="24"/>
+                <w:szCs w:val="24"/>
+              </w:rPr>
               <w:t>Efficacy of Decision Simulations</w:t>
             </w:r>
           </w:p>
@@ -2976,7 +4082,19 @@
             <w:vAlign w:val="center"/>
           </w:tcPr>
           <w:p>
-            <w:r>
+            <w:pPr>
+              <w:rPr>
+                <w:rFonts w:ascii="Times New Roman" w:hAnsi="Times New Roman" w:cs="Times New Roman"/>
+                <w:sz w:val="24"/>
+                <w:szCs w:val="24"/>
+              </w:rPr>
+            </w:pPr>
+            <w:r>
+              <w:rPr>
+                <w:rFonts w:ascii="Times New Roman" w:hAnsi="Times New Roman" w:cs="Times New Roman"/>
+                <w:sz w:val="24"/>
+                <w:szCs w:val="24"/>
+              </w:rPr>
               <w:t>Serious games achieve highest retention when integrated into curricula using constructive, decision-driven exploration.</w:t>
             </w:r>
           </w:p>
@@ -2987,7 +4105,19 @@
             <w:vAlign w:val="center"/>
           </w:tcPr>
           <w:p>
-            <w:r>
+            <w:pPr>
+              <w:rPr>
+                <w:rFonts w:ascii="Times New Roman" w:hAnsi="Times New Roman" w:cs="Times New Roman"/>
+                <w:sz w:val="24"/>
+                <w:szCs w:val="24"/>
+              </w:rPr>
+            </w:pPr>
+            <w:r>
+              <w:rPr>
+                <w:rFonts w:ascii="Times New Roman" w:hAnsi="Times New Roman" w:cs="Times New Roman"/>
+                <w:sz w:val="24"/>
+                <w:szCs w:val="24"/>
+              </w:rPr>
               <w:t>Affirms the pedagogical validity of RAWAN's Learn-Simulate-Test model for active emergency response training.</w:t>
             </w:r>
           </w:p>
@@ -3006,7 +4136,7 @@
               <w:rPr>
                 <w:rFonts w:ascii="Times New Roman" w:hAnsi="Times New Roman" w:cs="Times New Roman"/>
                 <w:sz w:val="24"/>
-                <w:szCs w:val="28"/>
+                <w:szCs w:val="24"/>
               </w:rPr>
             </w:pPr>
             <w:proofErr w:type="spellStart"/>
@@ -3014,7 +4144,7 @@
               <w:rPr>
                 <w:rFonts w:ascii="Times New Roman" w:eastAsia="Times New Roman" w:hAnsi="Times New Roman" w:cs="Times New Roman"/>
                 <w:sz w:val="24"/>
-                <w:szCs w:val="28"/>
+                <w:szCs w:val="24"/>
                 <w:lang w:val="en-ID" w:eastAsia="en-ID"/>
               </w:rPr>
               <w:t>Kesenjangan</w:t>
@@ -3024,7 +4154,7 @@
               <w:rPr>
                 <w:rFonts w:ascii="Times New Roman" w:eastAsia="Times New Roman" w:hAnsi="Times New Roman" w:cs="Times New Roman"/>
                 <w:sz w:val="24"/>
-                <w:szCs w:val="28"/>
+                <w:szCs w:val="24"/>
                 <w:lang w:val="en-ID" w:eastAsia="en-ID"/>
               </w:rPr>
               <w:t xml:space="preserve"> </w:t>
@@ -3034,7 +4164,7 @@
               <w:rPr>
                 <w:rFonts w:ascii="Times New Roman" w:eastAsia="Times New Roman" w:hAnsi="Times New Roman" w:cs="Times New Roman"/>
                 <w:sz w:val="24"/>
-                <w:szCs w:val="28"/>
+                <w:szCs w:val="24"/>
                 <w:lang w:val="en-ID" w:eastAsia="en-ID"/>
               </w:rPr>
               <w:t>dari</w:t>
@@ -3044,7 +4174,7 @@
               <w:rPr>
                 <w:rFonts w:ascii="Times New Roman" w:eastAsia="Times New Roman" w:hAnsi="Times New Roman" w:cs="Times New Roman"/>
                 <w:sz w:val="24"/>
-                <w:szCs w:val="28"/>
+                <w:szCs w:val="24"/>
                 <w:lang w:val="en-ID" w:eastAsia="en-ID"/>
               </w:rPr>
               <w:t xml:space="preserve"> </w:t>
@@ -3054,7 +4184,7 @@
               <w:rPr>
                 <w:rFonts w:ascii="Times New Roman" w:eastAsia="Times New Roman" w:hAnsi="Times New Roman" w:cs="Times New Roman"/>
                 <w:sz w:val="24"/>
-                <w:szCs w:val="28"/>
+                <w:szCs w:val="24"/>
                 <w:lang w:val="en-ID" w:eastAsia="en-ID"/>
               </w:rPr>
               <w:t>Literatur</w:t>
@@ -3074,7 +4204,7 @@
               <w:rPr>
                 <w:rFonts w:ascii="Times New Roman" w:hAnsi="Times New Roman" w:cs="Times New Roman"/>
                 <w:sz w:val="24"/>
-                <w:szCs w:val="28"/>
+                <w:szCs w:val="24"/>
               </w:rPr>
             </w:pPr>
             <w:proofErr w:type="spellStart"/>
@@ -3082,7 +4212,7 @@
               <w:rPr>
                 <w:rFonts w:ascii="Times New Roman" w:eastAsia="Times New Roman" w:hAnsi="Times New Roman" w:cs="Times New Roman"/>
                 <w:sz w:val="24"/>
-                <w:szCs w:val="28"/>
+                <w:szCs w:val="24"/>
                 <w:lang w:val="en-ID" w:eastAsia="en-ID"/>
               </w:rPr>
               <w:t>Temuan</w:t>
@@ -3092,7 +4222,7 @@
               <w:rPr>
                 <w:rFonts w:ascii="Times New Roman" w:eastAsia="Times New Roman" w:hAnsi="Times New Roman" w:cs="Times New Roman"/>
                 <w:sz w:val="24"/>
-                <w:szCs w:val="28"/>
+                <w:szCs w:val="24"/>
                 <w:lang w:val="en-ID" w:eastAsia="en-ID"/>
               </w:rPr>
               <w:t xml:space="preserve"> </w:t>
@@ -3102,7 +4232,7 @@
               <w:rPr>
                 <w:rFonts w:ascii="Times New Roman" w:eastAsia="Times New Roman" w:hAnsi="Times New Roman" w:cs="Times New Roman"/>
                 <w:sz w:val="24"/>
-                <w:szCs w:val="28"/>
+                <w:szCs w:val="24"/>
                 <w:lang w:val="en-ID" w:eastAsia="en-ID"/>
               </w:rPr>
               <w:t>Singkat</w:t>
@@ -3122,7 +4252,7 @@
               <w:rPr>
                 <w:rFonts w:ascii="Times New Roman" w:hAnsi="Times New Roman" w:cs="Times New Roman"/>
                 <w:sz w:val="24"/>
-                <w:szCs w:val="28"/>
+                <w:szCs w:val="24"/>
               </w:rPr>
             </w:pPr>
             <w:proofErr w:type="spellStart"/>
@@ -3130,7 +4260,7 @@
               <w:rPr>
                 <w:rFonts w:ascii="Times New Roman" w:eastAsia="Times New Roman" w:hAnsi="Times New Roman" w:cs="Times New Roman"/>
                 <w:sz w:val="24"/>
-                <w:szCs w:val="28"/>
+                <w:szCs w:val="24"/>
                 <w:lang w:val="en-ID" w:eastAsia="en-ID"/>
               </w:rPr>
               <w:t>Implikasi</w:t>
@@ -3140,7 +4270,7 @@
               <w:rPr>
                 <w:rFonts w:ascii="Times New Roman" w:eastAsia="Times New Roman" w:hAnsi="Times New Roman" w:cs="Times New Roman"/>
                 <w:sz w:val="24"/>
-                <w:szCs w:val="28"/>
+                <w:szCs w:val="24"/>
                 <w:lang w:val="en-ID" w:eastAsia="en-ID"/>
               </w:rPr>
               <w:t xml:space="preserve"> </w:t>
@@ -3150,7 +4280,7 @@
               <w:rPr>
                 <w:rFonts w:ascii="Times New Roman" w:eastAsia="Times New Roman" w:hAnsi="Times New Roman" w:cs="Times New Roman"/>
                 <w:sz w:val="24"/>
-                <w:szCs w:val="28"/>
+                <w:szCs w:val="24"/>
                 <w:lang w:val="en-ID" w:eastAsia="en-ID"/>
               </w:rPr>
               <w:t>bagi</w:t>
@@ -3160,7 +4290,7 @@
               <w:rPr>
                 <w:rFonts w:ascii="Times New Roman" w:eastAsia="Times New Roman" w:hAnsi="Times New Roman" w:cs="Times New Roman"/>
                 <w:sz w:val="24"/>
-                <w:szCs w:val="28"/>
+                <w:szCs w:val="24"/>
                 <w:lang w:val="en-ID" w:eastAsia="en-ID"/>
               </w:rPr>
               <w:t xml:space="preserve"> RAWAN</w:t>
@@ -3173,8 +4303,14 @@
       <w:pPr>
         <w:spacing w:after="0" w:line="276" w:lineRule="auto"/>
         <w:ind w:left="284" w:firstLine="360"/>
-      </w:pPr>
-      <w:r>
+        <w:rPr>
+          <w:szCs w:val="24"/>
+        </w:rPr>
+      </w:pPr>
+      <w:r>
+        <w:rPr>
+          <w:szCs w:val="24"/>
+        </w:rPr>
         <w:t>RAWAN's core novelty lies in uniting multi-hazard simulation, zero-install web architecture, consequence-driven decision loops, and baked-in accessibility within a single cohesive platform.</w:t>
       </w:r>
     </w:p>
@@ -3182,8 +4318,14 @@
       <w:pPr>
         <w:spacing w:after="0" w:line="276" w:lineRule="auto"/>
         <w:ind w:left="284" w:firstLine="360"/>
-      </w:pPr>
-      <w:r>
+        <w:rPr>
+          <w:szCs w:val="24"/>
+        </w:rPr>
+      </w:pPr>
+      <w:r>
+        <w:rPr>
+          <w:szCs w:val="24"/>
+        </w:rPr>
         <w:t>Amri et al. (2017) observed that Indonesian disaster education remains dominated by one-way instruction with minimal decision-based interactive simulation. RAWAN directly resolves this literature-identified gap.</w:t>
       </w:r>
     </w:p>
@@ -3191,8 +4333,14 @@
       <w:pPr>
         <w:spacing w:after="0" w:line="276" w:lineRule="auto"/>
         <w:ind w:left="284" w:firstLine="360"/>
-      </w:pPr>
-      <w:r>
+        <w:rPr>
+          <w:szCs w:val="24"/>
+        </w:rPr>
+      </w:pPr>
+      <w:r>
+        <w:rPr>
+          <w:szCs w:val="24"/>
+        </w:rPr>
         <w:t>Selecting browser-based 3D (over native apps or VR) stems from rigorous field analysis: Indonesian public schools frequently operate on constrained hardware and bandwidth. Web 3D via Three.js runs reliably across mid-to-low-tier hardware without requiring installation, ensuring realistic reach nationwide.</w:t>
       </w:r>
     </w:p>
@@ -3200,14 +4348,23 @@
       <w:pPr>
         <w:spacing w:after="0" w:line="276" w:lineRule="auto"/>
         <w:ind w:left="284" w:firstLine="360"/>
-      </w:pPr>
-      <w:r>
+        <w:rPr>
+          <w:szCs w:val="24"/>
+        </w:rPr>
+      </w:pPr>
+      <w:r>
+        <w:rPr>
+          <w:szCs w:val="24"/>
+        </w:rPr>
         <w:t>Unlike conceptual proposals, all highlighted innovations are fully realized in a functioning, publicly verifiable prototype available on GitHub and the live demo.</w:t>
       </w:r>
     </w:p>
     <w:p>
       <w:pPr>
         <w:spacing w:after="0" w:line="276" w:lineRule="auto"/>
+        <w:rPr>
+          <w:szCs w:val="24"/>
+        </w:rPr>
       </w:pPr>
     </w:p>
     <w:p>
@@ -3221,9 +4378,14 @@
         <w:ind w:left="284" w:hanging="284"/>
         <w:rPr>
           <w:rFonts w:cs="Times New Roman"/>
-        </w:rPr>
-      </w:pPr>
-      <w:r>
+          <w:szCs w:val="24"/>
+        </w:rPr>
+      </w:pPr>
+      <w:r>
+        <w:rPr>
+          <w:rFonts w:cs="Times New Roman"/>
+          <w:szCs w:val="24"/>
+        </w:rPr>
         <w:t>Impact Potential</w:t>
       </w:r>
     </w:p>
@@ -3245,6 +4407,12 @@
         </w:rPr>
       </w:pPr>
       <w:r>
+        <w:rPr>
+          <w:rFonts w:ascii="Times New Roman" w:hAnsi="Times New Roman" w:cs="Times New Roman"/>
+          <w:color w:val="auto"/>
+          <w:sz w:val="24"/>
+          <w:szCs w:val="24"/>
+        </w:rPr>
         <w:t>Educational Impact</w:t>
       </w:r>
     </w:p>
@@ -3276,6 +4444,12 @@
         </w:rPr>
       </w:pPr>
       <w:r>
+        <w:rPr>
+          <w:rFonts w:ascii="Times New Roman" w:hAnsi="Times New Roman" w:cs="Times New Roman"/>
+          <w:color w:val="auto"/>
+          <w:sz w:val="24"/>
+          <w:szCs w:val="24"/>
+        </w:rPr>
         <w:t>Impact on Preparedness</w:t>
       </w:r>
     </w:p>
@@ -3307,6 +4481,13 @@
         </w:rPr>
       </w:pPr>
       <w:r>
+        <w:rPr>
+          <w:rFonts w:ascii="Times New Roman" w:hAnsi="Times New Roman" w:cs="Times New Roman"/>
+          <w:color w:val="auto"/>
+          <w:sz w:val="24"/>
+          <w:szCs w:val="24"/>
+        </w:rPr>
+        <w:lastRenderedPageBreak/>
         <w:t>Accessibility, Reach, and Scalability</w:t>
       </w:r>
     </w:p>
@@ -3338,6 +4519,12 @@
         </w:rPr>
       </w:pPr>
       <w:r>
+        <w:rPr>
+          <w:rFonts w:ascii="Times New Roman" w:hAnsi="Times New Roman" w:cs="Times New Roman"/>
+          <w:color w:val="auto"/>
+          <w:sz w:val="24"/>
+          <w:szCs w:val="24"/>
+        </w:rPr>
         <w:t>Content and Technology Scalability</w:t>
       </w:r>
     </w:p>
@@ -3369,6 +4556,12 @@
         </w:rPr>
       </w:pPr>
       <w:r>
+        <w:rPr>
+          <w:rFonts w:ascii="Times New Roman" w:hAnsi="Times New Roman" w:cs="Times New Roman"/>
+          <w:color w:val="auto"/>
+          <w:sz w:val="24"/>
+          <w:szCs w:val="24"/>
+        </w:rPr>
         <w:t>Sustainability and Replicability</w:t>
       </w:r>
     </w:p>
@@ -3400,6 +4593,12 @@
         </w:rPr>
       </w:pPr>
       <w:r>
+        <w:rPr>
+          <w:rFonts w:ascii="Times New Roman" w:hAnsi="Times New Roman" w:cs="Times New Roman"/>
+          <w:color w:val="auto"/>
+          <w:sz w:val="24"/>
+          <w:szCs w:val="24"/>
+        </w:rPr>
         <w:t>Impact Potential Jangka Panjang</w:t>
       </w:r>
     </w:p>
@@ -3431,6 +4630,12 @@
         </w:rPr>
       </w:pPr>
       <w:r>
+        <w:rPr>
+          <w:rFonts w:ascii="Times New Roman" w:hAnsi="Times New Roman" w:cs="Times New Roman"/>
+          <w:color w:val="auto"/>
+          <w:sz w:val="24"/>
+          <w:szCs w:val="24"/>
+        </w:rPr>
         <w:t>Limitations and Impact Validation</w:t>
       </w:r>
     </w:p>
@@ -3462,6 +4667,12 @@
         </w:rPr>
       </w:pPr>
       <w:r>
+        <w:rPr>
+          <w:rFonts w:ascii="Times New Roman" w:hAnsi="Times New Roman" w:cs="Times New Roman"/>
+          <w:color w:val="auto"/>
+          <w:sz w:val="24"/>
+          <w:szCs w:val="24"/>
+        </w:rPr>
         <w:t>Key Performance Indicators (KPIs)</w:t>
       </w:r>
     </w:p>
@@ -3490,7 +4701,7 @@
         <w:ind w:left="1620"/>
       </w:pPr>
       <w:r>
-        <w:t>• Knowledge Score Improvement: Pre-test vs. post-test differential analysis.</w:t>
+        <w:t>Knowledge Score Improvement: Pre-test vs. post-test differential analysis.</w:t>
       </w:r>
     </w:p>
     <w:p>
@@ -3508,7 +4719,7 @@
         <w:ind w:left="1620"/>
       </w:pPr>
       <w:r>
-        <w:t>• Decision Accuracy: Percentage of correct protective actions chosen in scenarios.</w:t>
+        <w:t>Decision Accuracy: Percentage of correct protective actions chosen in scenarios.</w:t>
       </w:r>
     </w:p>
     <w:p>
@@ -3526,7 +4737,7 @@
         <w:ind w:left="1620"/>
       </w:pPr>
       <w:r>
-        <w:t>• Knowledge Retention: Longitudinal assessment after 30 and 60-day intervals.</w:t>
+        <w:t>Knowledge Retention: Longitudinal assessment after 30 and 60-day intervals.</w:t>
       </w:r>
     </w:p>
     <w:p>
@@ -3544,7 +4755,7 @@
         <w:ind w:left="1620"/>
       </w:pPr>
       <w:r>
-        <w:t>• Completion Rate: Percentage of learners completing full 7-stage disaster modules.</w:t>
+        <w:t>Completion Rate: Percentage of learners completing full 7-stage disaster modules.</w:t>
       </w:r>
     </w:p>
     <w:p>
@@ -3562,7 +4773,7 @@
         <w:ind w:left="1620"/>
       </w:pPr>
       <w:r>
-        <w:t>• User Engagement: Average session duration and voluntary quiz replay frequency.</w:t>
+        <w:t>User Engagement: Average session duration and voluntary quiz replay frequency.</w:t>
       </w:r>
     </w:p>
     <w:p>
@@ -3580,7 +4791,7 @@
         <w:ind w:left="1620"/>
       </w:pPr>
       <w:r>
-        <w:t>• Implementation Reach: Number of participating schools and classrooms.</w:t>
+        <w:t>Implementation Reach: Number of participating schools and classrooms.</w:t>
       </w:r>
     </w:p>
     <w:p>
@@ -3598,68 +4809,25 @@
         <w:ind w:left="1620"/>
       </w:pPr>
       <w:r>
-        <w:t>• Qualitative Feedback: Teacher and student evaluations of pedagogical clarity.</w:t>
+        <w:t>Qualitative Feedback: Teacher and student evaluations of pedagogical clarity.</w:t>
       </w:r>
     </w:p>
     <w:p>
       <w:pPr>
         <w:pStyle w:val="NormalWeb"/>
-        <w:spacing w:before="0" w:beforeAutospacing="0" w:after="0" w:afterAutospacing="0"/>
-        <w:ind w:left="900" w:firstLine="540"/>
-      </w:pPr>
-      <w:r>
-        <w:t xml:space="preserve">Pada tahap awal implementasi, indikator prioritas adalah </w:t>
-      </w:r>
-      <w:r>
-        <w:rPr>
-          <w:rStyle w:val="Strong"/>
-          <w:rFonts w:eastAsiaTheme="majorEastAsia"/>
-          <w:b w:val="0"/>
-          <w:bCs w:val="0"/>
-        </w:rPr>
-        <w:t xml:space="preserve">peningkatan skor pengetahuan, </w:t>
-      </w:r>
-      <w:r>
-        <w:t>ketepatan</w:t>
-      </w:r>
-      <w:r>
-        <w:rPr>
-          <w:rStyle w:val="Strong"/>
-          <w:rFonts w:eastAsiaTheme="majorEastAsia"/>
-          <w:b w:val="0"/>
-          <w:bCs w:val="0"/>
-        </w:rPr>
-        <w:t xml:space="preserve"> pengambilan keputusan, dan tingkat penyelesaian modul</w:t>
-      </w:r>
-      <w:r>
-        <w:t>. Indikator lainnya dapat digunakan untuk mengevaluasi keberlanjutan dan perluasan penggunaan platform.</w:t>
-      </w:r>
-    </w:p>
-    <w:p>
-      <w:pPr>
-        <w:pStyle w:val="NormalWeb"/>
-        <w:spacing w:before="0" w:beforeAutospacing="0" w:after="0" w:afterAutospacing="0"/>
-        <w:ind w:left="900"/>
-      </w:pPr>
-      <w:r>
-        <w:t xml:space="preserve">Dengan pendekatan tersebut, dampak RAWAN tidak hanya dinyatakan dalam bentuk klaim, tetapi diarahkan untuk dapat </w:t>
-      </w:r>
-      <w:r>
-        <w:rPr>
-          <w:rStyle w:val="Strong"/>
-          <w:rFonts w:eastAsiaTheme="majorEastAsia"/>
-          <w:b w:val="0"/>
-          <w:bCs w:val="0"/>
-        </w:rPr>
-        <w:t>diukur, divalidasi, dan dikembangkan secara berkelanjutan</w:t>
-      </w:r>
-      <w:r>
-        <w:t>.</w:t>
+        <w:spacing w:before="0" w:beforeAutospacing="0" w:after="0"/>
+        <w:ind w:left="900" w:firstLine="360"/>
+      </w:pPr>
+      <w:r>
+        <w:t>In the initial stage of implementation, the priority indicators are the improvement of knowledge scores, the accuracy of decision-making, and the completion rate of modules. Other indicators can be used to evaluate the sustainability and expansion of platform usage. With this approach, the impact of RAWAN is not only expressed in the form of claims but is aimed to be measurable, validated, and continuously developed.</w:t>
       </w:r>
     </w:p>
     <w:p>
       <w:pPr>
         <w:spacing w:after="0" w:line="276" w:lineRule="auto"/>
+        <w:rPr>
+          <w:szCs w:val="24"/>
+        </w:rPr>
       </w:pPr>
     </w:p>
     <w:p>
@@ -3673,9 +4841,14 @@
         <w:ind w:left="284" w:hanging="284"/>
         <w:rPr>
           <w:rFonts w:cs="Times New Roman"/>
-        </w:rPr>
-      </w:pPr>
-      <w:r>
+          <w:szCs w:val="24"/>
+        </w:rPr>
+      </w:pPr>
+      <w:r>
+        <w:rPr>
+          <w:rFonts w:cs="Times New Roman"/>
+          <w:szCs w:val="24"/>
+        </w:rPr>
         <w:t>Development Methodology</w:t>
       </w:r>
     </w:p>
@@ -3683,8 +4856,14 @@
       <w:pPr>
         <w:spacing w:after="0" w:line="276" w:lineRule="auto"/>
         <w:ind w:left="284" w:firstLine="436"/>
-      </w:pPr>
-      <w:r>
+        <w:rPr>
+          <w:szCs w:val="24"/>
+        </w:rPr>
+      </w:pPr>
+      <w:r>
+        <w:rPr>
+          <w:szCs w:val="24"/>
+        </w:rPr>
         <w:t>The project followed an Agile sprint-based development model. All 6 disaster simulation modules, the quiz engine, hazard geoportal, emergency checklist, and accessibility suite are fully functional.</w:t>
       </w:r>
     </w:p>
@@ -3692,8 +4871,14 @@
       <w:pPr>
         <w:spacing w:after="0" w:line="276" w:lineRule="auto"/>
         <w:ind w:left="284"/>
-      </w:pPr>
-      <w:r>
+        <w:rPr>
+          <w:szCs w:val="24"/>
+        </w:rPr>
+      </w:pPr>
+      <w:r>
+        <w:rPr>
+          <w:szCs w:val="24"/>
+        </w:rPr>
         <w:t xml:space="preserve">Phase 1: Planning and Instructional Design </w:t>
       </w:r>
     </w:p>
@@ -3706,8 +4891,14 @@
         </w:numPr>
         <w:spacing w:after="0" w:line="240" w:lineRule="auto"/>
         <w:ind w:left="1004"/>
-      </w:pPr>
-      <w:r>
+        <w:rPr>
+          <w:szCs w:val="24"/>
+        </w:rPr>
+      </w:pPr>
+      <w:r>
+        <w:rPr>
+          <w:szCs w:val="24"/>
+        </w:rPr>
         <w:t>Defined user interaction models, core feature set, and instructional content hierarchies.</w:t>
       </w:r>
     </w:p>
@@ -3720,8 +4911,14 @@
         </w:numPr>
         <w:spacing w:after="0" w:line="240" w:lineRule="auto"/>
         <w:ind w:left="1004"/>
-      </w:pPr>
-      <w:r>
+        <w:rPr>
+          <w:szCs w:val="24"/>
+        </w:rPr>
+      </w:pPr>
+      <w:r>
+        <w:rPr>
+          <w:szCs w:val="24"/>
+        </w:rPr>
         <w:t>Researched and validated scientific disaster mechanisms based on BNPB standards and real Indonesian case studies.</w:t>
       </w:r>
     </w:p>
@@ -3734,8 +4931,15 @@
         </w:numPr>
         <w:spacing w:after="0" w:line="240" w:lineRule="auto"/>
         <w:ind w:left="1004"/>
-      </w:pPr>
-      <w:r>
+        <w:rPr>
+          <w:szCs w:val="24"/>
+        </w:rPr>
+      </w:pPr>
+      <w:r>
+        <w:rPr>
+          <w:szCs w:val="24"/>
+        </w:rPr>
+        <w:lastRenderedPageBreak/>
         <w:t>Established visual language, color tokens, and 3D environment concepts for each disaster type.</w:t>
       </w:r>
     </w:p>
@@ -3743,8 +4947,14 @@
       <w:pPr>
         <w:spacing w:after="0" w:line="276" w:lineRule="auto"/>
         <w:ind w:left="284"/>
-      </w:pPr>
-      <w:r>
+        <w:rPr>
+          <w:szCs w:val="24"/>
+        </w:rPr>
+      </w:pPr>
+      <w:r>
+        <w:rPr>
+          <w:szCs w:val="24"/>
+        </w:rPr>
         <w:t>Phase 2: Core Engineering and 3D Asset Development</w:t>
       </w:r>
     </w:p>
@@ -3757,8 +4967,14 @@
         </w:numPr>
         <w:spacing w:after="0" w:line="240" w:lineRule="auto"/>
         <w:ind w:left="1004"/>
-      </w:pPr>
-      <w:r>
+        <w:rPr>
+          <w:szCs w:val="24"/>
+        </w:rPr>
+      </w:pPr>
+      <w:r>
+        <w:rPr>
+          <w:szCs w:val="24"/>
+        </w:rPr>
         <w:t>Configured project architecture using React 18, TypeScript, Vite, Three.js, React Three Fiber, drei, and Tailwind CSS.</w:t>
       </w:r>
     </w:p>
@@ -3771,8 +4987,14 @@
         </w:numPr>
         <w:spacing w:after="0" w:line="240" w:lineRule="auto"/>
         <w:ind w:left="1004"/>
-      </w:pPr>
-      <w:r>
+        <w:rPr>
+          <w:szCs w:val="24"/>
+        </w:rPr>
+      </w:pPr>
+      <w:r>
+        <w:rPr>
+          <w:szCs w:val="24"/>
+        </w:rPr>
         <w:t>Engineered 3D scene engine and branching decision state machine across all 6 disaster modules.</w:t>
       </w:r>
     </w:p>
@@ -3785,8 +5007,14 @@
         </w:numPr>
         <w:spacing w:after="0" w:line="240" w:lineRule="auto"/>
         <w:ind w:left="1004"/>
-      </w:pPr>
-      <w:r>
+        <w:rPr>
+          <w:szCs w:val="24"/>
+        </w:rPr>
+      </w:pPr>
+      <w:r>
+        <w:rPr>
+          <w:szCs w:val="24"/>
+        </w:rPr>
         <w:t>Implemented curriculum content, gamified XP/badge quiz engine, interactive geoportal, checklist, and accessibility features.</w:t>
       </w:r>
     </w:p>
@@ -3799,8 +5027,14 @@
         </w:numPr>
         <w:spacing w:after="0" w:line="240" w:lineRule="auto"/>
         <w:ind w:left="1004"/>
-      </w:pPr>
-      <w:r>
+        <w:rPr>
+          <w:szCs w:val="24"/>
+        </w:rPr>
+      </w:pPr>
+      <w:r>
+        <w:rPr>
+          <w:szCs w:val="24"/>
+        </w:rPr>
         <w:t>Built and refined the Earthquake module first as the reference design template before replicating the architecture across the remaining modules.</w:t>
       </w:r>
     </w:p>
@@ -3808,8 +5042,14 @@
       <w:pPr>
         <w:spacing w:after="0" w:line="276" w:lineRule="auto"/>
         <w:ind w:left="284"/>
-      </w:pPr>
-      <w:r>
+        <w:rPr>
+          <w:szCs w:val="24"/>
+        </w:rPr>
+      </w:pPr>
+      <w:r>
+        <w:rPr>
+          <w:szCs w:val="24"/>
+        </w:rPr>
         <w:t xml:space="preserve">Phase 3: System Integration and Verification Testing </w:t>
       </w:r>
     </w:p>
@@ -3822,8 +5062,14 @@
         </w:numPr>
         <w:spacing w:after="0" w:line="240" w:lineRule="auto"/>
         <w:ind w:left="1004"/>
-      </w:pPr>
-      <w:r>
+        <w:rPr>
+          <w:szCs w:val="24"/>
+        </w:rPr>
+      </w:pPr>
+      <w:r>
+        <w:rPr>
+          <w:szCs w:val="24"/>
+        </w:rPr>
         <w:t>Integrated all modules into a unified single-page platform with consistent navigation and HUD overlay patterns.</w:t>
       </w:r>
     </w:p>
@@ -3836,8 +5082,14 @@
         </w:numPr>
         <w:spacing w:after="0" w:line="240" w:lineRule="auto"/>
         <w:ind w:left="1004"/>
-      </w:pPr>
-      <w:r>
+        <w:rPr>
+          <w:szCs w:val="24"/>
+        </w:rPr>
+      </w:pPr>
+      <w:r>
+        <w:rPr>
+          <w:szCs w:val="24"/>
+        </w:rPr>
         <w:t>Executed black-box functional verification across all decision scenarios, quiz scoring, local storage persistence, and sound generation.</w:t>
       </w:r>
     </w:p>
@@ -3846,8 +5098,14 @@
         <w:pStyle w:val="ListParagraph"/>
         <w:spacing w:after="0" w:line="240" w:lineRule="auto"/>
         <w:ind w:left="1004"/>
-      </w:pPr>
-      <w:r>
+        <w:rPr>
+          <w:szCs w:val="24"/>
+        </w:rPr>
+      </w:pPr>
+      <w:r>
+        <w:rPr>
+          <w:szCs w:val="24"/>
+        </w:rPr>
         <w:t>Testing verified actual outputs against expected behavior, confirming a 100% Pass rate across all primary user journeys.</w:t>
       </w:r>
     </w:p>
@@ -3859,12 +5117,12 @@
         <w:tblLook w:val="04A0" w:firstRow="1" w:lastRow="0" w:firstColumn="1" w:lastColumn="0" w:noHBand="0" w:noVBand="1"/>
       </w:tblPr>
       <w:tblGrid>
-        <w:gridCol w:w="855"/>
-        <w:gridCol w:w="1463"/>
-        <w:gridCol w:w="1524"/>
-        <w:gridCol w:w="2391"/>
-        <w:gridCol w:w="1091"/>
-        <w:gridCol w:w="1022"/>
+        <w:gridCol w:w="1331"/>
+        <w:gridCol w:w="1390"/>
+        <w:gridCol w:w="1384"/>
+        <w:gridCol w:w="1523"/>
+        <w:gridCol w:w="1369"/>
+        <w:gridCol w:w="1349"/>
       </w:tblGrid>
       <w:tr>
         <w:tc>
@@ -3873,7 +5131,19 @@
             <w:vAlign w:val="center"/>
           </w:tcPr>
           <w:p>
-            <w:r>
+            <w:pPr>
+              <w:rPr>
+                <w:rFonts w:ascii="Times New Roman" w:hAnsi="Times New Roman" w:cs="Times New Roman"/>
+                <w:sz w:val="24"/>
+                <w:szCs w:val="24"/>
+              </w:rPr>
+            </w:pPr>
+            <w:r>
+              <w:rPr>
+                <w:rFonts w:ascii="Times New Roman" w:hAnsi="Times New Roman" w:cs="Times New Roman"/>
+                <w:sz w:val="24"/>
+                <w:szCs w:val="24"/>
+              </w:rPr>
               <w:t>No.</w:t>
             </w:r>
           </w:p>
@@ -3884,7 +5154,19 @@
             <w:vAlign w:val="center"/>
           </w:tcPr>
           <w:p>
-            <w:r>
+            <w:pPr>
+              <w:rPr>
+                <w:rFonts w:ascii="Times New Roman" w:hAnsi="Times New Roman" w:cs="Times New Roman"/>
+                <w:sz w:val="24"/>
+                <w:szCs w:val="24"/>
+              </w:rPr>
+            </w:pPr>
+            <w:r>
+              <w:rPr>
+                <w:rFonts w:ascii="Times New Roman" w:hAnsi="Times New Roman" w:cs="Times New Roman"/>
+                <w:sz w:val="24"/>
+                <w:szCs w:val="24"/>
+              </w:rPr>
               <w:t>Module / Feature</w:t>
             </w:r>
           </w:p>
@@ -3895,7 +5177,19 @@
             <w:vAlign w:val="center"/>
           </w:tcPr>
           <w:p>
-            <w:r>
+            <w:pPr>
+              <w:rPr>
+                <w:rFonts w:ascii="Times New Roman" w:hAnsi="Times New Roman" w:cs="Times New Roman"/>
+                <w:sz w:val="24"/>
+                <w:szCs w:val="24"/>
+              </w:rPr>
+            </w:pPr>
+            <w:r>
+              <w:rPr>
+                <w:rFonts w:ascii="Times New Roman" w:hAnsi="Times New Roman" w:cs="Times New Roman"/>
+                <w:sz w:val="24"/>
+                <w:szCs w:val="24"/>
+              </w:rPr>
               <w:t>Test Scenario</w:t>
             </w:r>
           </w:p>
@@ -3906,7 +5200,19 @@
             <w:vAlign w:val="center"/>
           </w:tcPr>
           <w:p>
-            <w:r>
+            <w:pPr>
+              <w:rPr>
+                <w:rFonts w:ascii="Times New Roman" w:hAnsi="Times New Roman" w:cs="Times New Roman"/>
+                <w:sz w:val="24"/>
+                <w:szCs w:val="24"/>
+              </w:rPr>
+            </w:pPr>
+            <w:r>
+              <w:rPr>
+                <w:rFonts w:ascii="Times New Roman" w:hAnsi="Times New Roman" w:cs="Times New Roman"/>
+                <w:sz w:val="24"/>
+                <w:szCs w:val="24"/>
+              </w:rPr>
               <w:t>Expected Result</w:t>
             </w:r>
           </w:p>
@@ -3917,7 +5223,19 @@
             <w:vAlign w:val="center"/>
           </w:tcPr>
           <w:p>
-            <w:r>
+            <w:pPr>
+              <w:rPr>
+                <w:rFonts w:ascii="Times New Roman" w:hAnsi="Times New Roman" w:cs="Times New Roman"/>
+                <w:sz w:val="24"/>
+                <w:szCs w:val="24"/>
+              </w:rPr>
+            </w:pPr>
+            <w:r>
+              <w:rPr>
+                <w:rFonts w:ascii="Times New Roman" w:hAnsi="Times New Roman" w:cs="Times New Roman"/>
+                <w:sz w:val="24"/>
+                <w:szCs w:val="24"/>
+              </w:rPr>
               <w:t>Actual Result</w:t>
             </w:r>
           </w:p>
@@ -3928,7 +5246,19 @@
             <w:vAlign w:val="center"/>
           </w:tcPr>
           <w:p>
-            <w:r>
+            <w:pPr>
+              <w:rPr>
+                <w:rFonts w:ascii="Times New Roman" w:hAnsi="Times New Roman" w:cs="Times New Roman"/>
+                <w:sz w:val="24"/>
+                <w:szCs w:val="24"/>
+              </w:rPr>
+            </w:pPr>
+            <w:r>
+              <w:rPr>
+                <w:rFonts w:ascii="Times New Roman" w:hAnsi="Times New Roman" w:cs="Times New Roman"/>
+                <w:sz w:val="24"/>
+                <w:szCs w:val="24"/>
+              </w:rPr>
               <w:t>Status</w:t>
             </w:r>
           </w:p>
@@ -3941,7 +5271,19 @@
             <w:vAlign w:val="center"/>
           </w:tcPr>
           <w:p>
-            <w:r>
+            <w:pPr>
+              <w:rPr>
+                <w:rFonts w:ascii="Times New Roman" w:hAnsi="Times New Roman" w:cs="Times New Roman"/>
+                <w:sz w:val="24"/>
+                <w:szCs w:val="24"/>
+              </w:rPr>
+            </w:pPr>
+            <w:r>
+              <w:rPr>
+                <w:rFonts w:ascii="Times New Roman" w:hAnsi="Times New Roman" w:cs="Times New Roman"/>
+                <w:sz w:val="24"/>
+                <w:szCs w:val="24"/>
+              </w:rPr>
               <w:t>1</w:t>
             </w:r>
           </w:p>
@@ -3952,7 +5294,19 @@
             <w:vAlign w:val="center"/>
           </w:tcPr>
           <w:p>
-            <w:r>
+            <w:pPr>
+              <w:rPr>
+                <w:rFonts w:ascii="Times New Roman" w:hAnsi="Times New Roman" w:cs="Times New Roman"/>
+                <w:sz w:val="24"/>
+                <w:szCs w:val="24"/>
+              </w:rPr>
+            </w:pPr>
+            <w:r>
+              <w:rPr>
+                <w:rFonts w:ascii="Times New Roman" w:hAnsi="Times New Roman" w:cs="Times New Roman"/>
+                <w:sz w:val="24"/>
+                <w:szCs w:val="24"/>
+              </w:rPr>
               <w:t>Earthquake Module</w:t>
             </w:r>
           </w:p>
@@ -3963,7 +5317,19 @@
             <w:vAlign w:val="center"/>
           </w:tcPr>
           <w:p>
-            <w:r>
+            <w:pPr>
+              <w:rPr>
+                <w:rFonts w:ascii="Times New Roman" w:hAnsi="Times New Roman" w:cs="Times New Roman"/>
+                <w:sz w:val="24"/>
+                <w:szCs w:val="24"/>
+              </w:rPr>
+            </w:pPr>
+            <w:r>
+              <w:rPr>
+                <w:rFonts w:ascii="Times New Roman" w:hAnsi="Times New Roman" w:cs="Times New Roman"/>
+                <w:sz w:val="24"/>
+                <w:szCs w:val="24"/>
+              </w:rPr>
               <w:t>Select classroom protective action during tremor</w:t>
             </w:r>
           </w:p>
@@ -3974,7 +5340,19 @@
             <w:vAlign w:val="center"/>
           </w:tcPr>
           <w:p>
-            <w:r>
+            <w:pPr>
+              <w:rPr>
+                <w:rFonts w:ascii="Times New Roman" w:hAnsi="Times New Roman" w:cs="Times New Roman"/>
+                <w:sz w:val="24"/>
+                <w:szCs w:val="24"/>
+              </w:rPr>
+            </w:pPr>
+            <w:r>
+              <w:rPr>
+                <w:rFonts w:ascii="Times New Roman" w:hAnsi="Times New Roman" w:cs="Times New Roman"/>
+                <w:sz w:val="24"/>
+                <w:szCs w:val="24"/>
+              </w:rPr>
               <w:t>Feedback shown and XP awarded for correct choice</w:t>
             </w:r>
           </w:p>
@@ -3985,7 +5363,19 @@
             <w:vAlign w:val="center"/>
           </w:tcPr>
           <w:p>
-            <w:r>
+            <w:pPr>
+              <w:rPr>
+                <w:rFonts w:ascii="Times New Roman" w:hAnsi="Times New Roman" w:cs="Times New Roman"/>
+                <w:sz w:val="24"/>
+                <w:szCs w:val="24"/>
+              </w:rPr>
+            </w:pPr>
+            <w:r>
+              <w:rPr>
+                <w:rFonts w:ascii="Times New Roman" w:hAnsi="Times New Roman" w:cs="Times New Roman"/>
+                <w:sz w:val="24"/>
+                <w:szCs w:val="24"/>
+              </w:rPr>
               <w:t>As expected</w:t>
             </w:r>
           </w:p>
@@ -3996,7 +5386,19 @@
             <w:vAlign w:val="center"/>
           </w:tcPr>
           <w:p>
-            <w:r>
+            <w:pPr>
+              <w:rPr>
+                <w:rFonts w:ascii="Times New Roman" w:hAnsi="Times New Roman" w:cs="Times New Roman"/>
+                <w:sz w:val="24"/>
+                <w:szCs w:val="24"/>
+              </w:rPr>
+            </w:pPr>
+            <w:r>
+              <w:rPr>
+                <w:rFonts w:ascii="Times New Roman" w:hAnsi="Times New Roman" w:cs="Times New Roman"/>
+                <w:sz w:val="24"/>
+                <w:szCs w:val="24"/>
+              </w:rPr>
               <w:t>Pass</w:t>
             </w:r>
           </w:p>
@@ -4009,7 +5411,19 @@
             <w:vAlign w:val="center"/>
           </w:tcPr>
           <w:p>
-            <w:r>
+            <w:pPr>
+              <w:rPr>
+                <w:rFonts w:ascii="Times New Roman" w:hAnsi="Times New Roman" w:cs="Times New Roman"/>
+                <w:sz w:val="24"/>
+                <w:szCs w:val="24"/>
+              </w:rPr>
+            </w:pPr>
+            <w:r>
+              <w:rPr>
+                <w:rFonts w:ascii="Times New Roman" w:hAnsi="Times New Roman" w:cs="Times New Roman"/>
+                <w:sz w:val="24"/>
+                <w:szCs w:val="24"/>
+              </w:rPr>
               <w:t>2</w:t>
             </w:r>
           </w:p>
@@ -4020,7 +5434,19 @@
             <w:vAlign w:val="center"/>
           </w:tcPr>
           <w:p>
-            <w:r>
+            <w:pPr>
+              <w:rPr>
+                <w:rFonts w:ascii="Times New Roman" w:hAnsi="Times New Roman" w:cs="Times New Roman"/>
+                <w:sz w:val="24"/>
+                <w:szCs w:val="24"/>
+              </w:rPr>
+            </w:pPr>
+            <w:r>
+              <w:rPr>
+                <w:rFonts w:ascii="Times New Roman" w:hAnsi="Times New Roman" w:cs="Times New Roman"/>
+                <w:sz w:val="24"/>
+                <w:szCs w:val="24"/>
+              </w:rPr>
               <w:t>Flood Module</w:t>
             </w:r>
           </w:p>
@@ -4031,7 +5457,19 @@
             <w:vAlign w:val="center"/>
           </w:tcPr>
           <w:p>
-            <w:r>
+            <w:pPr>
+              <w:rPr>
+                <w:rFonts w:ascii="Times New Roman" w:hAnsi="Times New Roman" w:cs="Times New Roman"/>
+                <w:sz w:val="24"/>
+                <w:szCs w:val="24"/>
+              </w:rPr>
+            </w:pPr>
+            <w:r>
+              <w:rPr>
+                <w:rFonts w:ascii="Times New Roman" w:hAnsi="Times New Roman" w:cs="Times New Roman"/>
+                <w:sz w:val="24"/>
+                <w:szCs w:val="24"/>
+              </w:rPr>
               <w:t>Navigate evacuation route in flood zone</w:t>
             </w:r>
           </w:p>
@@ -4042,7 +5480,19 @@
             <w:vAlign w:val="center"/>
           </w:tcPr>
           <w:p>
-            <w:r>
+            <w:pPr>
+              <w:rPr>
+                <w:rFonts w:ascii="Times New Roman" w:hAnsi="Times New Roman" w:cs="Times New Roman"/>
+                <w:sz w:val="24"/>
+                <w:szCs w:val="24"/>
+              </w:rPr>
+            </w:pPr>
+            <w:r>
+              <w:rPr>
+                <w:rFonts w:ascii="Times New Roman" w:hAnsi="Times New Roman" w:cs="Times New Roman"/>
+                <w:sz w:val="24"/>
+                <w:szCs w:val="24"/>
+              </w:rPr>
               <w:t>Decision branch, feedback, and XP function properly</w:t>
             </w:r>
           </w:p>
@@ -4053,7 +5503,19 @@
             <w:vAlign w:val="center"/>
           </w:tcPr>
           <w:p>
-            <w:r>
+            <w:pPr>
+              <w:rPr>
+                <w:rFonts w:ascii="Times New Roman" w:hAnsi="Times New Roman" w:cs="Times New Roman"/>
+                <w:sz w:val="24"/>
+                <w:szCs w:val="24"/>
+              </w:rPr>
+            </w:pPr>
+            <w:r>
+              <w:rPr>
+                <w:rFonts w:ascii="Times New Roman" w:hAnsi="Times New Roman" w:cs="Times New Roman"/>
+                <w:sz w:val="24"/>
+                <w:szCs w:val="24"/>
+              </w:rPr>
               <w:t>As expected</w:t>
             </w:r>
           </w:p>
@@ -4064,7 +5526,19 @@
             <w:vAlign w:val="center"/>
           </w:tcPr>
           <w:p>
-            <w:r>
+            <w:pPr>
+              <w:rPr>
+                <w:rFonts w:ascii="Times New Roman" w:hAnsi="Times New Roman" w:cs="Times New Roman"/>
+                <w:sz w:val="24"/>
+                <w:szCs w:val="24"/>
+              </w:rPr>
+            </w:pPr>
+            <w:r>
+              <w:rPr>
+                <w:rFonts w:ascii="Times New Roman" w:hAnsi="Times New Roman" w:cs="Times New Roman"/>
+                <w:sz w:val="24"/>
+                <w:szCs w:val="24"/>
+              </w:rPr>
               <w:t>Pass</w:t>
             </w:r>
           </w:p>
@@ -4077,7 +5551,19 @@
             <w:vAlign w:val="center"/>
           </w:tcPr>
           <w:p>
-            <w:r>
+            <w:pPr>
+              <w:rPr>
+                <w:rFonts w:ascii="Times New Roman" w:hAnsi="Times New Roman" w:cs="Times New Roman"/>
+                <w:sz w:val="24"/>
+                <w:szCs w:val="24"/>
+              </w:rPr>
+            </w:pPr>
+            <w:r>
+              <w:rPr>
+                <w:rFonts w:ascii="Times New Roman" w:hAnsi="Times New Roman" w:cs="Times New Roman"/>
+                <w:sz w:val="24"/>
+                <w:szCs w:val="24"/>
+              </w:rPr>
               <w:t>3</w:t>
             </w:r>
           </w:p>
@@ -4088,7 +5574,19 @@
             <w:vAlign w:val="center"/>
           </w:tcPr>
           <w:p>
-            <w:r>
+            <w:pPr>
+              <w:rPr>
+                <w:rFonts w:ascii="Times New Roman" w:hAnsi="Times New Roman" w:cs="Times New Roman"/>
+                <w:sz w:val="24"/>
+                <w:szCs w:val="24"/>
+              </w:rPr>
+            </w:pPr>
+            <w:r>
+              <w:rPr>
+                <w:rFonts w:ascii="Times New Roman" w:hAnsi="Times New Roman" w:cs="Times New Roman"/>
+                <w:sz w:val="24"/>
+                <w:szCs w:val="24"/>
+              </w:rPr>
               <w:t>Volcano Eruption Module</w:t>
             </w:r>
           </w:p>
@@ -4099,7 +5597,19 @@
             <w:vAlign w:val="center"/>
           </w:tcPr>
           <w:p>
-            <w:r>
+            <w:pPr>
+              <w:rPr>
+                <w:rFonts w:ascii="Times New Roman" w:hAnsi="Times New Roman" w:cs="Times New Roman"/>
+                <w:sz w:val="24"/>
+                <w:szCs w:val="24"/>
+              </w:rPr>
+            </w:pPr>
+            <w:r>
+              <w:rPr>
+                <w:rFonts w:ascii="Times New Roman" w:hAnsi="Times New Roman" w:cs="Times New Roman"/>
+                <w:sz w:val="24"/>
+                <w:szCs w:val="24"/>
+              </w:rPr>
               <w:t>Choose mountain slope evacuation path</w:t>
             </w:r>
           </w:p>
@@ -4110,7 +5620,19 @@
             <w:vAlign w:val="center"/>
           </w:tcPr>
           <w:p>
-            <w:r>
+            <w:pPr>
+              <w:rPr>
+                <w:rFonts w:ascii="Times New Roman" w:hAnsi="Times New Roman" w:cs="Times New Roman"/>
+                <w:sz w:val="24"/>
+                <w:szCs w:val="24"/>
+              </w:rPr>
+            </w:pPr>
+            <w:r>
+              <w:rPr>
+                <w:rFonts w:ascii="Times New Roman" w:hAnsi="Times New Roman" w:cs="Times New Roman"/>
+                <w:sz w:val="24"/>
+                <w:szCs w:val="24"/>
+              </w:rPr>
               <w:t>3D camera adjusts view and safety feedback displays</w:t>
             </w:r>
           </w:p>
@@ -4121,7 +5643,19 @@
             <w:vAlign w:val="center"/>
           </w:tcPr>
           <w:p>
-            <w:r>
+            <w:pPr>
+              <w:rPr>
+                <w:rFonts w:ascii="Times New Roman" w:hAnsi="Times New Roman" w:cs="Times New Roman"/>
+                <w:sz w:val="24"/>
+                <w:szCs w:val="24"/>
+              </w:rPr>
+            </w:pPr>
+            <w:r>
+              <w:rPr>
+                <w:rFonts w:ascii="Times New Roman" w:hAnsi="Times New Roman" w:cs="Times New Roman"/>
+                <w:sz w:val="24"/>
+                <w:szCs w:val="24"/>
+              </w:rPr>
               <w:t>As expected</w:t>
             </w:r>
           </w:p>
@@ -4132,7 +5666,19 @@
             <w:vAlign w:val="center"/>
           </w:tcPr>
           <w:p>
-            <w:r>
+            <w:pPr>
+              <w:rPr>
+                <w:rFonts w:ascii="Times New Roman" w:hAnsi="Times New Roman" w:cs="Times New Roman"/>
+                <w:sz w:val="24"/>
+                <w:szCs w:val="24"/>
+              </w:rPr>
+            </w:pPr>
+            <w:r>
+              <w:rPr>
+                <w:rFonts w:ascii="Times New Roman" w:hAnsi="Times New Roman" w:cs="Times New Roman"/>
+                <w:sz w:val="24"/>
+                <w:szCs w:val="24"/>
+              </w:rPr>
               <w:t>Pass</w:t>
             </w:r>
           </w:p>
@@ -4145,7 +5691,19 @@
             <w:vAlign w:val="center"/>
           </w:tcPr>
           <w:p>
-            <w:r>
+            <w:pPr>
+              <w:rPr>
+                <w:rFonts w:ascii="Times New Roman" w:hAnsi="Times New Roman" w:cs="Times New Roman"/>
+                <w:sz w:val="24"/>
+                <w:szCs w:val="24"/>
+              </w:rPr>
+            </w:pPr>
+            <w:r>
+              <w:rPr>
+                <w:rFonts w:ascii="Times New Roman" w:hAnsi="Times New Roman" w:cs="Times New Roman"/>
+                <w:sz w:val="24"/>
+                <w:szCs w:val="24"/>
+              </w:rPr>
               <w:t>4</w:t>
             </w:r>
           </w:p>
@@ -4156,7 +5714,19 @@
             <w:vAlign w:val="center"/>
           </w:tcPr>
           <w:p>
-            <w:r>
+            <w:pPr>
+              <w:rPr>
+                <w:rFonts w:ascii="Times New Roman" w:hAnsi="Times New Roman" w:cs="Times New Roman"/>
+                <w:sz w:val="24"/>
+                <w:szCs w:val="24"/>
+              </w:rPr>
+            </w:pPr>
+            <w:r>
+              <w:rPr>
+                <w:rFonts w:ascii="Times New Roman" w:hAnsi="Times New Roman" w:cs="Times New Roman"/>
+                <w:sz w:val="24"/>
+                <w:szCs w:val="24"/>
+              </w:rPr>
               <w:t>Tsunami Module</w:t>
             </w:r>
           </w:p>
@@ -4167,7 +5737,19 @@
             <w:vAlign w:val="center"/>
           </w:tcPr>
           <w:p>
-            <w:r>
+            <w:pPr>
+              <w:rPr>
+                <w:rFonts w:ascii="Times New Roman" w:hAnsi="Times New Roman" w:cs="Times New Roman"/>
+                <w:sz w:val="24"/>
+                <w:szCs w:val="24"/>
+              </w:rPr>
+            </w:pPr>
+            <w:r>
+              <w:rPr>
+                <w:rFonts w:ascii="Times New Roman" w:hAnsi="Times New Roman" w:cs="Times New Roman"/>
+                <w:sz w:val="24"/>
+                <w:szCs w:val="24"/>
+              </w:rPr>
               <w:t>Select coastal response after early warning</w:t>
             </w:r>
           </w:p>
@@ -4178,7 +5760,19 @@
             <w:vAlign w:val="center"/>
           </w:tcPr>
           <w:p>
-            <w:r>
+            <w:pPr>
+              <w:rPr>
+                <w:rFonts w:ascii="Times New Roman" w:hAnsi="Times New Roman" w:cs="Times New Roman"/>
+                <w:sz w:val="24"/>
+                <w:szCs w:val="24"/>
+              </w:rPr>
+            </w:pPr>
+            <w:r>
+              <w:rPr>
+                <w:rFonts w:ascii="Times New Roman" w:hAnsi="Times New Roman" w:cs="Times New Roman"/>
+                <w:sz w:val="24"/>
+                <w:szCs w:val="24"/>
+              </w:rPr>
               <w:t>Scenario progresses and scientific explanation appears</w:t>
             </w:r>
           </w:p>
@@ -4189,7 +5783,19 @@
             <w:vAlign w:val="center"/>
           </w:tcPr>
           <w:p>
-            <w:r>
+            <w:pPr>
+              <w:rPr>
+                <w:rFonts w:ascii="Times New Roman" w:hAnsi="Times New Roman" w:cs="Times New Roman"/>
+                <w:sz w:val="24"/>
+                <w:szCs w:val="24"/>
+              </w:rPr>
+            </w:pPr>
+            <w:r>
+              <w:rPr>
+                <w:rFonts w:ascii="Times New Roman" w:hAnsi="Times New Roman" w:cs="Times New Roman"/>
+                <w:sz w:val="24"/>
+                <w:szCs w:val="24"/>
+              </w:rPr>
               <w:t>As expected</w:t>
             </w:r>
           </w:p>
@@ -4200,7 +5806,19 @@
             <w:vAlign w:val="center"/>
           </w:tcPr>
           <w:p>
-            <w:r>
+            <w:pPr>
+              <w:rPr>
+                <w:rFonts w:ascii="Times New Roman" w:hAnsi="Times New Roman" w:cs="Times New Roman"/>
+                <w:sz w:val="24"/>
+                <w:szCs w:val="24"/>
+              </w:rPr>
+            </w:pPr>
+            <w:r>
+              <w:rPr>
+                <w:rFonts w:ascii="Times New Roman" w:hAnsi="Times New Roman" w:cs="Times New Roman"/>
+                <w:sz w:val="24"/>
+                <w:szCs w:val="24"/>
+              </w:rPr>
               <w:t>Pass</w:t>
             </w:r>
           </w:p>
@@ -4213,7 +5831,19 @@
             <w:vAlign w:val="center"/>
           </w:tcPr>
           <w:p>
-            <w:r>
+            <w:pPr>
+              <w:rPr>
+                <w:rFonts w:ascii="Times New Roman" w:hAnsi="Times New Roman" w:cs="Times New Roman"/>
+                <w:sz w:val="24"/>
+                <w:szCs w:val="24"/>
+              </w:rPr>
+            </w:pPr>
+            <w:r>
+              <w:rPr>
+                <w:rFonts w:ascii="Times New Roman" w:hAnsi="Times New Roman" w:cs="Times New Roman"/>
+                <w:sz w:val="24"/>
+                <w:szCs w:val="24"/>
+              </w:rPr>
               <w:t>5</w:t>
             </w:r>
           </w:p>
@@ -4224,7 +5854,19 @@
             <w:vAlign w:val="center"/>
           </w:tcPr>
           <w:p>
-            <w:r>
+            <w:pPr>
+              <w:rPr>
+                <w:rFonts w:ascii="Times New Roman" w:hAnsi="Times New Roman" w:cs="Times New Roman"/>
+                <w:sz w:val="24"/>
+                <w:szCs w:val="24"/>
+              </w:rPr>
+            </w:pPr>
+            <w:r>
+              <w:rPr>
+                <w:rFonts w:ascii="Times New Roman" w:hAnsi="Times New Roman" w:cs="Times New Roman"/>
+                <w:sz w:val="24"/>
+                <w:szCs w:val="24"/>
+              </w:rPr>
               <w:t>Landslide Module</w:t>
             </w:r>
           </w:p>
@@ -4235,8 +5877,29 @@
             <w:vAlign w:val="center"/>
           </w:tcPr>
           <w:p>
-            <w:r>
-              <w:t>Navigate lateral escape decision scenario</w:t>
+            <w:pPr>
+              <w:rPr>
+                <w:rFonts w:ascii="Times New Roman" w:hAnsi="Times New Roman" w:cs="Times New Roman"/>
+                <w:sz w:val="24"/>
+                <w:szCs w:val="24"/>
+              </w:rPr>
+            </w:pPr>
+            <w:r>
+              <w:rPr>
+                <w:rFonts w:ascii="Times New Roman" w:hAnsi="Times New Roman" w:cs="Times New Roman"/>
+                <w:sz w:val="24"/>
+                <w:szCs w:val="24"/>
+              </w:rPr>
+              <w:t xml:space="preserve">Navigate lateral escape </w:t>
+            </w:r>
+            <w:r>
+              <w:rPr>
+                <w:rFonts w:ascii="Times New Roman" w:hAnsi="Times New Roman" w:cs="Times New Roman"/>
+                <w:sz w:val="24"/>
+                <w:szCs w:val="24"/>
+              </w:rPr>
+              <w:lastRenderedPageBreak/>
+              <w:t>decision scenario</w:t>
             </w:r>
           </w:p>
         </w:tc>
@@ -4246,8 +5909,30 @@
             <w:vAlign w:val="center"/>
           </w:tcPr>
           <w:p>
-            <w:r>
-              <w:t>Module follows Learn-Simulate-Test structure</w:t>
+            <w:pPr>
+              <w:rPr>
+                <w:rFonts w:ascii="Times New Roman" w:hAnsi="Times New Roman" w:cs="Times New Roman"/>
+                <w:sz w:val="24"/>
+                <w:szCs w:val="24"/>
+              </w:rPr>
+            </w:pPr>
+            <w:r>
+              <w:rPr>
+                <w:rFonts w:ascii="Times New Roman" w:hAnsi="Times New Roman" w:cs="Times New Roman"/>
+                <w:sz w:val="24"/>
+                <w:szCs w:val="24"/>
+              </w:rPr>
+              <w:lastRenderedPageBreak/>
+              <w:t>Module follows Learn-</w:t>
+            </w:r>
+            <w:r>
+              <w:rPr>
+                <w:rFonts w:ascii="Times New Roman" w:hAnsi="Times New Roman" w:cs="Times New Roman"/>
+                <w:sz w:val="24"/>
+                <w:szCs w:val="24"/>
+              </w:rPr>
+              <w:lastRenderedPageBreak/>
+              <w:t>Simulate-Test structure</w:t>
             </w:r>
           </w:p>
         </w:tc>
@@ -4257,7 +5942,20 @@
             <w:vAlign w:val="center"/>
           </w:tcPr>
           <w:p>
-            <w:r>
+            <w:pPr>
+              <w:rPr>
+                <w:rFonts w:ascii="Times New Roman" w:hAnsi="Times New Roman" w:cs="Times New Roman"/>
+                <w:sz w:val="24"/>
+                <w:szCs w:val="24"/>
+              </w:rPr>
+            </w:pPr>
+            <w:r>
+              <w:rPr>
+                <w:rFonts w:ascii="Times New Roman" w:hAnsi="Times New Roman" w:cs="Times New Roman"/>
+                <w:sz w:val="24"/>
+                <w:szCs w:val="24"/>
+              </w:rPr>
+              <w:lastRenderedPageBreak/>
               <w:t>As expected</w:t>
             </w:r>
           </w:p>
@@ -4268,7 +5966,19 @@
             <w:vAlign w:val="center"/>
           </w:tcPr>
           <w:p>
-            <w:r>
+            <w:pPr>
+              <w:rPr>
+                <w:rFonts w:ascii="Times New Roman" w:hAnsi="Times New Roman" w:cs="Times New Roman"/>
+                <w:sz w:val="24"/>
+                <w:szCs w:val="24"/>
+              </w:rPr>
+            </w:pPr>
+            <w:r>
+              <w:rPr>
+                <w:rFonts w:ascii="Times New Roman" w:hAnsi="Times New Roman" w:cs="Times New Roman"/>
+                <w:sz w:val="24"/>
+                <w:szCs w:val="24"/>
+              </w:rPr>
               <w:t>Pass</w:t>
             </w:r>
           </w:p>
@@ -4281,7 +5991,19 @@
             <w:vAlign w:val="center"/>
           </w:tcPr>
           <w:p>
-            <w:r>
+            <w:pPr>
+              <w:rPr>
+                <w:rFonts w:ascii="Times New Roman" w:hAnsi="Times New Roman" w:cs="Times New Roman"/>
+                <w:sz w:val="24"/>
+                <w:szCs w:val="24"/>
+              </w:rPr>
+            </w:pPr>
+            <w:r>
+              <w:rPr>
+                <w:rFonts w:ascii="Times New Roman" w:hAnsi="Times New Roman" w:cs="Times New Roman"/>
+                <w:sz w:val="24"/>
+                <w:szCs w:val="24"/>
+              </w:rPr>
               <w:t>6</w:t>
             </w:r>
           </w:p>
@@ -4292,7 +6014,19 @@
             <w:vAlign w:val="center"/>
           </w:tcPr>
           <w:p>
-            <w:r>
+            <w:pPr>
+              <w:rPr>
+                <w:rFonts w:ascii="Times New Roman" w:hAnsi="Times New Roman" w:cs="Times New Roman"/>
+                <w:sz w:val="24"/>
+                <w:szCs w:val="24"/>
+              </w:rPr>
+            </w:pPr>
+            <w:r>
+              <w:rPr>
+                <w:rFonts w:ascii="Times New Roman" w:hAnsi="Times New Roman" w:cs="Times New Roman"/>
+                <w:sz w:val="24"/>
+                <w:szCs w:val="24"/>
+              </w:rPr>
               <w:t>Tornado Module</w:t>
             </w:r>
           </w:p>
@@ -4303,7 +6037,19 @@
             <w:vAlign w:val="center"/>
           </w:tcPr>
           <w:p>
-            <w:r>
+            <w:pPr>
+              <w:rPr>
+                <w:rFonts w:ascii="Times New Roman" w:hAnsi="Times New Roman" w:cs="Times New Roman"/>
+                <w:sz w:val="24"/>
+                <w:szCs w:val="24"/>
+              </w:rPr>
+            </w:pPr>
+            <w:r>
+              <w:rPr>
+                <w:rFonts w:ascii="Times New Roman" w:hAnsi="Times New Roman" w:cs="Times New Roman"/>
+                <w:sz w:val="24"/>
+                <w:szCs w:val="24"/>
+              </w:rPr>
               <w:t>Execute indoor safe-room sheltering decision</w:t>
             </w:r>
           </w:p>
@@ -4314,7 +6060,19 @@
             <w:vAlign w:val="center"/>
           </w:tcPr>
           <w:p>
-            <w:r>
+            <w:pPr>
+              <w:rPr>
+                <w:rFonts w:ascii="Times New Roman" w:hAnsi="Times New Roman" w:cs="Times New Roman"/>
+                <w:sz w:val="24"/>
+                <w:szCs w:val="24"/>
+              </w:rPr>
+            </w:pPr>
+            <w:r>
+              <w:rPr>
+                <w:rFonts w:ascii="Times New Roman" w:hAnsi="Times New Roman" w:cs="Times New Roman"/>
+                <w:sz w:val="24"/>
+                <w:szCs w:val="24"/>
+              </w:rPr>
               <w:t>Module follows Learn-Simulate-Test structure</w:t>
             </w:r>
           </w:p>
@@ -4325,7 +6083,19 @@
             <w:vAlign w:val="center"/>
           </w:tcPr>
           <w:p>
-            <w:r>
+            <w:pPr>
+              <w:rPr>
+                <w:rFonts w:ascii="Times New Roman" w:hAnsi="Times New Roman" w:cs="Times New Roman"/>
+                <w:sz w:val="24"/>
+                <w:szCs w:val="24"/>
+              </w:rPr>
+            </w:pPr>
+            <w:r>
+              <w:rPr>
+                <w:rFonts w:ascii="Times New Roman" w:hAnsi="Times New Roman" w:cs="Times New Roman"/>
+                <w:sz w:val="24"/>
+                <w:szCs w:val="24"/>
+              </w:rPr>
               <w:t>As expected</w:t>
             </w:r>
           </w:p>
@@ -4336,7 +6106,19 @@
             <w:vAlign w:val="center"/>
           </w:tcPr>
           <w:p>
-            <w:r>
+            <w:pPr>
+              <w:rPr>
+                <w:rFonts w:ascii="Times New Roman" w:hAnsi="Times New Roman" w:cs="Times New Roman"/>
+                <w:sz w:val="24"/>
+                <w:szCs w:val="24"/>
+              </w:rPr>
+            </w:pPr>
+            <w:r>
+              <w:rPr>
+                <w:rFonts w:ascii="Times New Roman" w:hAnsi="Times New Roman" w:cs="Times New Roman"/>
+                <w:sz w:val="24"/>
+                <w:szCs w:val="24"/>
+              </w:rPr>
               <w:t>Pass</w:t>
             </w:r>
           </w:p>
@@ -4349,7 +6131,19 @@
             <w:vAlign w:val="center"/>
           </w:tcPr>
           <w:p>
-            <w:r>
+            <w:pPr>
+              <w:rPr>
+                <w:rFonts w:ascii="Times New Roman" w:hAnsi="Times New Roman" w:cs="Times New Roman"/>
+                <w:sz w:val="24"/>
+                <w:szCs w:val="24"/>
+              </w:rPr>
+            </w:pPr>
+            <w:r>
+              <w:rPr>
+                <w:rFonts w:ascii="Times New Roman" w:hAnsi="Times New Roman" w:cs="Times New Roman"/>
+                <w:sz w:val="24"/>
+                <w:szCs w:val="24"/>
+              </w:rPr>
               <w:t>7</w:t>
             </w:r>
           </w:p>
@@ -4360,7 +6154,19 @@
             <w:vAlign w:val="center"/>
           </w:tcPr>
           <w:p>
-            <w:r>
+            <w:pPr>
+              <w:rPr>
+                <w:rFonts w:ascii="Times New Roman" w:hAnsi="Times New Roman" w:cs="Times New Roman"/>
+                <w:sz w:val="24"/>
+                <w:szCs w:val="24"/>
+              </w:rPr>
+            </w:pPr>
+            <w:r>
+              <w:rPr>
+                <w:rFonts w:ascii="Times New Roman" w:hAnsi="Times New Roman" w:cs="Times New Roman"/>
+                <w:sz w:val="24"/>
+                <w:szCs w:val="24"/>
+              </w:rPr>
               <w:t>Gamified Quiz System</w:t>
             </w:r>
           </w:p>
@@ -4371,7 +6177,19 @@
             <w:vAlign w:val="center"/>
           </w:tcPr>
           <w:p>
-            <w:r>
+            <w:pPr>
+              <w:rPr>
+                <w:rFonts w:ascii="Times New Roman" w:hAnsi="Times New Roman" w:cs="Times New Roman"/>
+                <w:sz w:val="24"/>
+                <w:szCs w:val="24"/>
+              </w:rPr>
+            </w:pPr>
+            <w:r>
+              <w:rPr>
+                <w:rFonts w:ascii="Times New Roman" w:hAnsi="Times New Roman" w:cs="Times New Roman"/>
+                <w:sz w:val="24"/>
+                <w:szCs w:val="24"/>
+              </w:rPr>
               <w:t>Complete quizzes across 3 difficulty tiers</w:t>
             </w:r>
           </w:p>
@@ -4382,7 +6200,19 @@
             <w:vAlign w:val="center"/>
           </w:tcPr>
           <w:p>
-            <w:r>
+            <w:pPr>
+              <w:rPr>
+                <w:rFonts w:ascii="Times New Roman" w:hAnsi="Times New Roman" w:cs="Times New Roman"/>
+                <w:sz w:val="24"/>
+                <w:szCs w:val="24"/>
+              </w:rPr>
+            </w:pPr>
+            <w:r>
+              <w:rPr>
+                <w:rFonts w:ascii="Times New Roman" w:hAnsi="Times New Roman" w:cs="Times New Roman"/>
+                <w:sz w:val="24"/>
+                <w:szCs w:val="24"/>
+              </w:rPr>
               <w:t>XP increments correctly and Cadre badge unlocks at target</w:t>
             </w:r>
           </w:p>
@@ -4393,7 +6223,19 @@
             <w:vAlign w:val="center"/>
           </w:tcPr>
           <w:p>
-            <w:r>
+            <w:pPr>
+              <w:rPr>
+                <w:rFonts w:ascii="Times New Roman" w:hAnsi="Times New Roman" w:cs="Times New Roman"/>
+                <w:sz w:val="24"/>
+                <w:szCs w:val="24"/>
+              </w:rPr>
+            </w:pPr>
+            <w:r>
+              <w:rPr>
+                <w:rFonts w:ascii="Times New Roman" w:hAnsi="Times New Roman" w:cs="Times New Roman"/>
+                <w:sz w:val="24"/>
+                <w:szCs w:val="24"/>
+              </w:rPr>
               <w:t>As expected</w:t>
             </w:r>
           </w:p>
@@ -4404,7 +6246,19 @@
             <w:vAlign w:val="center"/>
           </w:tcPr>
           <w:p>
-            <w:r>
+            <w:pPr>
+              <w:rPr>
+                <w:rFonts w:ascii="Times New Roman" w:hAnsi="Times New Roman" w:cs="Times New Roman"/>
+                <w:sz w:val="24"/>
+                <w:szCs w:val="24"/>
+              </w:rPr>
+            </w:pPr>
+            <w:r>
+              <w:rPr>
+                <w:rFonts w:ascii="Times New Roman" w:hAnsi="Times New Roman" w:cs="Times New Roman"/>
+                <w:sz w:val="24"/>
+                <w:szCs w:val="24"/>
+              </w:rPr>
               <w:t>Pass</w:t>
             </w:r>
           </w:p>
@@ -4417,7 +6271,19 @@
             <w:vAlign w:val="center"/>
           </w:tcPr>
           <w:p>
-            <w:r>
+            <w:pPr>
+              <w:rPr>
+                <w:rFonts w:ascii="Times New Roman" w:hAnsi="Times New Roman" w:cs="Times New Roman"/>
+                <w:sz w:val="24"/>
+                <w:szCs w:val="24"/>
+              </w:rPr>
+            </w:pPr>
+            <w:r>
+              <w:rPr>
+                <w:rFonts w:ascii="Times New Roman" w:hAnsi="Times New Roman" w:cs="Times New Roman"/>
+                <w:sz w:val="24"/>
+                <w:szCs w:val="24"/>
+              </w:rPr>
               <w:t>8</w:t>
             </w:r>
           </w:p>
@@ -4428,7 +6294,19 @@
             <w:vAlign w:val="center"/>
           </w:tcPr>
           <w:p>
-            <w:r>
+            <w:pPr>
+              <w:rPr>
+                <w:rFonts w:ascii="Times New Roman" w:hAnsi="Times New Roman" w:cs="Times New Roman"/>
+                <w:sz w:val="24"/>
+                <w:szCs w:val="24"/>
+              </w:rPr>
+            </w:pPr>
+            <w:r>
+              <w:rPr>
+                <w:rFonts w:ascii="Times New Roman" w:hAnsi="Times New Roman" w:cs="Times New Roman"/>
+                <w:sz w:val="24"/>
+                <w:szCs w:val="24"/>
+              </w:rPr>
               <w:t>Hazard Geoportal Map</w:t>
             </w:r>
           </w:p>
@@ -4439,7 +6317,19 @@
             <w:vAlign w:val="center"/>
           </w:tcPr>
           <w:p>
-            <w:r>
+            <w:pPr>
+              <w:rPr>
+                <w:rFonts w:ascii="Times New Roman" w:hAnsi="Times New Roman" w:cs="Times New Roman"/>
+                <w:sz w:val="24"/>
+                <w:szCs w:val="24"/>
+              </w:rPr>
+            </w:pPr>
+            <w:r>
+              <w:rPr>
+                <w:rFonts w:ascii="Times New Roman" w:hAnsi="Times New Roman" w:cs="Times New Roman"/>
+                <w:sz w:val="24"/>
+                <w:szCs w:val="24"/>
+              </w:rPr>
               <w:t>Select fault line / volcano coordinate marker</w:t>
             </w:r>
           </w:p>
@@ -4450,7 +6340,19 @@
             <w:vAlign w:val="center"/>
           </w:tcPr>
           <w:p>
-            <w:r>
+            <w:pPr>
+              <w:rPr>
+                <w:rFonts w:ascii="Times New Roman" w:hAnsi="Times New Roman" w:cs="Times New Roman"/>
+                <w:sz w:val="24"/>
+                <w:szCs w:val="24"/>
+              </w:rPr>
+            </w:pPr>
+            <w:r>
+              <w:rPr>
+                <w:rFonts w:ascii="Times New Roman" w:hAnsi="Times New Roman" w:cs="Times New Roman"/>
+                <w:sz w:val="24"/>
+                <w:szCs w:val="24"/>
+              </w:rPr>
               <w:t>Risk level and geological background display</w:t>
             </w:r>
           </w:p>
@@ -4461,7 +6363,19 @@
             <w:vAlign w:val="center"/>
           </w:tcPr>
           <w:p>
-            <w:r>
+            <w:pPr>
+              <w:rPr>
+                <w:rFonts w:ascii="Times New Roman" w:hAnsi="Times New Roman" w:cs="Times New Roman"/>
+                <w:sz w:val="24"/>
+                <w:szCs w:val="24"/>
+              </w:rPr>
+            </w:pPr>
+            <w:r>
+              <w:rPr>
+                <w:rFonts w:ascii="Times New Roman" w:hAnsi="Times New Roman" w:cs="Times New Roman"/>
+                <w:sz w:val="24"/>
+                <w:szCs w:val="24"/>
+              </w:rPr>
               <w:t>As expected</w:t>
             </w:r>
           </w:p>
@@ -4472,7 +6386,19 @@
             <w:vAlign w:val="center"/>
           </w:tcPr>
           <w:p>
-            <w:r>
+            <w:pPr>
+              <w:rPr>
+                <w:rFonts w:ascii="Times New Roman" w:hAnsi="Times New Roman" w:cs="Times New Roman"/>
+                <w:sz w:val="24"/>
+                <w:szCs w:val="24"/>
+              </w:rPr>
+            </w:pPr>
+            <w:r>
+              <w:rPr>
+                <w:rFonts w:ascii="Times New Roman" w:hAnsi="Times New Roman" w:cs="Times New Roman"/>
+                <w:sz w:val="24"/>
+                <w:szCs w:val="24"/>
+              </w:rPr>
               <w:t>Pass</w:t>
             </w:r>
           </w:p>
@@ -4485,7 +6411,19 @@
             <w:vAlign w:val="center"/>
           </w:tcPr>
           <w:p>
-            <w:r>
+            <w:pPr>
+              <w:rPr>
+                <w:rFonts w:ascii="Times New Roman" w:hAnsi="Times New Roman" w:cs="Times New Roman"/>
+                <w:sz w:val="24"/>
+                <w:szCs w:val="24"/>
+              </w:rPr>
+            </w:pPr>
+            <w:r>
+              <w:rPr>
+                <w:rFonts w:ascii="Times New Roman" w:hAnsi="Times New Roman" w:cs="Times New Roman"/>
+                <w:sz w:val="24"/>
+                <w:szCs w:val="24"/>
+              </w:rPr>
               <w:t>9</w:t>
             </w:r>
           </w:p>
@@ -4496,7 +6434,19 @@
             <w:vAlign w:val="center"/>
           </w:tcPr>
           <w:p>
-            <w:r>
+            <w:pPr>
+              <w:rPr>
+                <w:rFonts w:ascii="Times New Roman" w:hAnsi="Times New Roman" w:cs="Times New Roman"/>
+                <w:sz w:val="24"/>
+                <w:szCs w:val="24"/>
+              </w:rPr>
+            </w:pPr>
+            <w:r>
+              <w:rPr>
+                <w:rFonts w:ascii="Times New Roman" w:hAnsi="Times New Roman" w:cs="Times New Roman"/>
+                <w:sz w:val="24"/>
+                <w:szCs w:val="24"/>
+              </w:rPr>
               <w:t>Emergency Kit Checklist</w:t>
             </w:r>
           </w:p>
@@ -4507,7 +6457,19 @@
             <w:vAlign w:val="center"/>
           </w:tcPr>
           <w:p>
-            <w:r>
+            <w:pPr>
+              <w:rPr>
+                <w:rFonts w:ascii="Times New Roman" w:hAnsi="Times New Roman" w:cs="Times New Roman"/>
+                <w:sz w:val="24"/>
+                <w:szCs w:val="24"/>
+              </w:rPr>
+            </w:pPr>
+            <w:r>
+              <w:rPr>
+                <w:rFonts w:ascii="Times New Roman" w:hAnsi="Times New Roman" w:cs="Times New Roman"/>
+                <w:sz w:val="24"/>
+                <w:szCs w:val="24"/>
+              </w:rPr>
               <w:t>Check items across supply categories</w:t>
             </w:r>
           </w:p>
@@ -4518,7 +6480,19 @@
             <w:vAlign w:val="center"/>
           </w:tcPr>
           <w:p>
-            <w:r>
+            <w:pPr>
+              <w:rPr>
+                <w:rFonts w:ascii="Times New Roman" w:hAnsi="Times New Roman" w:cs="Times New Roman"/>
+                <w:sz w:val="24"/>
+                <w:szCs w:val="24"/>
+              </w:rPr>
+            </w:pPr>
+            <w:r>
+              <w:rPr>
+                <w:rFonts w:ascii="Times New Roman" w:hAnsi="Times New Roman" w:cs="Times New Roman"/>
+                <w:sz w:val="24"/>
+                <w:szCs w:val="24"/>
+              </w:rPr>
               <w:t>Checklist persists and total weight computes automatically</w:t>
             </w:r>
           </w:p>
@@ -4529,7 +6503,19 @@
             <w:vAlign w:val="center"/>
           </w:tcPr>
           <w:p>
-            <w:r>
+            <w:pPr>
+              <w:rPr>
+                <w:rFonts w:ascii="Times New Roman" w:hAnsi="Times New Roman" w:cs="Times New Roman"/>
+                <w:sz w:val="24"/>
+                <w:szCs w:val="24"/>
+              </w:rPr>
+            </w:pPr>
+            <w:r>
+              <w:rPr>
+                <w:rFonts w:ascii="Times New Roman" w:hAnsi="Times New Roman" w:cs="Times New Roman"/>
+                <w:sz w:val="24"/>
+                <w:szCs w:val="24"/>
+              </w:rPr>
               <w:t>As expected</w:t>
             </w:r>
           </w:p>
@@ -4540,7 +6526,19 @@
             <w:vAlign w:val="center"/>
           </w:tcPr>
           <w:p>
-            <w:r>
+            <w:pPr>
+              <w:rPr>
+                <w:rFonts w:ascii="Times New Roman" w:hAnsi="Times New Roman" w:cs="Times New Roman"/>
+                <w:sz w:val="24"/>
+                <w:szCs w:val="24"/>
+              </w:rPr>
+            </w:pPr>
+            <w:r>
+              <w:rPr>
+                <w:rFonts w:ascii="Times New Roman" w:hAnsi="Times New Roman" w:cs="Times New Roman"/>
+                <w:sz w:val="24"/>
+                <w:szCs w:val="24"/>
+              </w:rPr>
               <w:t>Pass</w:t>
             </w:r>
           </w:p>
@@ -4553,7 +6551,19 @@
             <w:vAlign w:val="center"/>
           </w:tcPr>
           <w:p>
-            <w:r>
+            <w:pPr>
+              <w:rPr>
+                <w:rFonts w:ascii="Times New Roman" w:hAnsi="Times New Roman" w:cs="Times New Roman"/>
+                <w:sz w:val="24"/>
+                <w:szCs w:val="24"/>
+              </w:rPr>
+            </w:pPr>
+            <w:r>
+              <w:rPr>
+                <w:rFonts w:ascii="Times New Roman" w:hAnsi="Times New Roman" w:cs="Times New Roman"/>
+                <w:sz w:val="24"/>
+                <w:szCs w:val="24"/>
+              </w:rPr>
               <w:t>10</w:t>
             </w:r>
           </w:p>
@@ -4564,7 +6574,19 @@
             <w:vAlign w:val="center"/>
           </w:tcPr>
           <w:p>
-            <w:r>
+            <w:pPr>
+              <w:rPr>
+                <w:rFonts w:ascii="Times New Roman" w:hAnsi="Times New Roman" w:cs="Times New Roman"/>
+                <w:sz w:val="24"/>
+                <w:szCs w:val="24"/>
+              </w:rPr>
+            </w:pPr>
+            <w:r>
+              <w:rPr>
+                <w:rFonts w:ascii="Times New Roman" w:hAnsi="Times New Roman" w:cs="Times New Roman"/>
+                <w:sz w:val="24"/>
+                <w:szCs w:val="24"/>
+              </w:rPr>
               <w:t>Progress Persistence</w:t>
             </w:r>
           </w:p>
@@ -4575,7 +6597,19 @@
             <w:vAlign w:val="center"/>
           </w:tcPr>
           <w:p>
-            <w:r>
+            <w:pPr>
+              <w:rPr>
+                <w:rFonts w:ascii="Times New Roman" w:hAnsi="Times New Roman" w:cs="Times New Roman"/>
+                <w:sz w:val="24"/>
+                <w:szCs w:val="24"/>
+              </w:rPr>
+            </w:pPr>
+            <w:r>
+              <w:rPr>
+                <w:rFonts w:ascii="Times New Roman" w:hAnsi="Times New Roman" w:cs="Times New Roman"/>
+                <w:sz w:val="24"/>
+                <w:szCs w:val="24"/>
+              </w:rPr>
               <w:t>Close and reopen browser after completing module</w:t>
             </w:r>
           </w:p>
@@ -4586,7 +6620,19 @@
             <w:vAlign w:val="center"/>
           </w:tcPr>
           <w:p>
-            <w:r>
+            <w:pPr>
+              <w:rPr>
+                <w:rFonts w:ascii="Times New Roman" w:hAnsi="Times New Roman" w:cs="Times New Roman"/>
+                <w:sz w:val="24"/>
+                <w:szCs w:val="24"/>
+              </w:rPr>
+            </w:pPr>
+            <w:r>
+              <w:rPr>
+                <w:rFonts w:ascii="Times New Roman" w:hAnsi="Times New Roman" w:cs="Times New Roman"/>
+                <w:sz w:val="24"/>
+                <w:szCs w:val="24"/>
+              </w:rPr>
               <w:t>XP and settings remain stored without login requirement</w:t>
             </w:r>
           </w:p>
@@ -4597,7 +6643,19 @@
             <w:vAlign w:val="center"/>
           </w:tcPr>
           <w:p>
-            <w:r>
+            <w:pPr>
+              <w:rPr>
+                <w:rFonts w:ascii="Times New Roman" w:hAnsi="Times New Roman" w:cs="Times New Roman"/>
+                <w:sz w:val="24"/>
+                <w:szCs w:val="24"/>
+              </w:rPr>
+            </w:pPr>
+            <w:r>
+              <w:rPr>
+                <w:rFonts w:ascii="Times New Roman" w:hAnsi="Times New Roman" w:cs="Times New Roman"/>
+                <w:sz w:val="24"/>
+                <w:szCs w:val="24"/>
+              </w:rPr>
               <w:t>As expected</w:t>
             </w:r>
           </w:p>
@@ -4608,7 +6666,19 @@
             <w:vAlign w:val="center"/>
           </w:tcPr>
           <w:p>
-            <w:r>
+            <w:pPr>
+              <w:rPr>
+                <w:rFonts w:ascii="Times New Roman" w:hAnsi="Times New Roman" w:cs="Times New Roman"/>
+                <w:sz w:val="24"/>
+                <w:szCs w:val="24"/>
+              </w:rPr>
+            </w:pPr>
+            <w:r>
+              <w:rPr>
+                <w:rFonts w:ascii="Times New Roman" w:hAnsi="Times New Roman" w:cs="Times New Roman"/>
+                <w:sz w:val="24"/>
+                <w:szCs w:val="24"/>
+              </w:rPr>
               <w:t>Pass</w:t>
             </w:r>
           </w:p>
@@ -4621,7 +6691,19 @@
             <w:vAlign w:val="center"/>
           </w:tcPr>
           <w:p>
-            <w:r>
+            <w:pPr>
+              <w:rPr>
+                <w:rFonts w:ascii="Times New Roman" w:hAnsi="Times New Roman" w:cs="Times New Roman"/>
+                <w:sz w:val="24"/>
+                <w:szCs w:val="24"/>
+              </w:rPr>
+            </w:pPr>
+            <w:r>
+              <w:rPr>
+                <w:rFonts w:ascii="Times New Roman" w:hAnsi="Times New Roman" w:cs="Times New Roman"/>
+                <w:sz w:val="24"/>
+                <w:szCs w:val="24"/>
+              </w:rPr>
               <w:t>11</w:t>
             </w:r>
           </w:p>
@@ -4632,7 +6714,19 @@
             <w:vAlign w:val="center"/>
           </w:tcPr>
           <w:p>
-            <w:r>
+            <w:pPr>
+              <w:rPr>
+                <w:rFonts w:ascii="Times New Roman" w:hAnsi="Times New Roman" w:cs="Times New Roman"/>
+                <w:sz w:val="24"/>
+                <w:szCs w:val="24"/>
+              </w:rPr>
+            </w:pPr>
+            <w:r>
+              <w:rPr>
+                <w:rFonts w:ascii="Times New Roman" w:hAnsi="Times New Roman" w:cs="Times New Roman"/>
+                <w:sz w:val="24"/>
+                <w:szCs w:val="24"/>
+              </w:rPr>
               <w:t>Typography &amp; Contrast</w:t>
             </w:r>
           </w:p>
@@ -4643,7 +6737,19 @@
             <w:vAlign w:val="center"/>
           </w:tcPr>
           <w:p>
-            <w:r>
+            <w:pPr>
+              <w:rPr>
+                <w:rFonts w:ascii="Times New Roman" w:hAnsi="Times New Roman" w:cs="Times New Roman"/>
+                <w:sz w:val="24"/>
+                <w:szCs w:val="24"/>
+              </w:rPr>
+            </w:pPr>
+            <w:r>
+              <w:rPr>
+                <w:rFonts w:ascii="Times New Roman" w:hAnsi="Times New Roman" w:cs="Times New Roman"/>
+                <w:sz w:val="24"/>
+                <w:szCs w:val="24"/>
+              </w:rPr>
               <w:t>Toggle High Contrast mode and font scale</w:t>
             </w:r>
           </w:p>
@@ -4654,7 +6760,19 @@
             <w:vAlign w:val="center"/>
           </w:tcPr>
           <w:p>
-            <w:r>
+            <w:pPr>
+              <w:rPr>
+                <w:rFonts w:ascii="Times New Roman" w:hAnsi="Times New Roman" w:cs="Times New Roman"/>
+                <w:sz w:val="24"/>
+                <w:szCs w:val="24"/>
+              </w:rPr>
+            </w:pPr>
+            <w:r>
+              <w:rPr>
+                <w:rFonts w:ascii="Times New Roman" w:hAnsi="Times New Roman" w:cs="Times New Roman"/>
+                <w:sz w:val="24"/>
+                <w:szCs w:val="24"/>
+              </w:rPr>
               <w:t>UI adapts seamlessly without layout overflow</w:t>
             </w:r>
           </w:p>
@@ -4665,7 +6783,19 @@
             <w:vAlign w:val="center"/>
           </w:tcPr>
           <w:p>
-            <w:r>
+            <w:pPr>
+              <w:rPr>
+                <w:rFonts w:ascii="Times New Roman" w:hAnsi="Times New Roman" w:cs="Times New Roman"/>
+                <w:sz w:val="24"/>
+                <w:szCs w:val="24"/>
+              </w:rPr>
+            </w:pPr>
+            <w:r>
+              <w:rPr>
+                <w:rFonts w:ascii="Times New Roman" w:hAnsi="Times New Roman" w:cs="Times New Roman"/>
+                <w:sz w:val="24"/>
+                <w:szCs w:val="24"/>
+              </w:rPr>
               <w:t>As expected</w:t>
             </w:r>
           </w:p>
@@ -4676,7 +6806,19 @@
             <w:vAlign w:val="center"/>
           </w:tcPr>
           <w:p>
-            <w:r>
+            <w:pPr>
+              <w:rPr>
+                <w:rFonts w:ascii="Times New Roman" w:hAnsi="Times New Roman" w:cs="Times New Roman"/>
+                <w:sz w:val="24"/>
+                <w:szCs w:val="24"/>
+              </w:rPr>
+            </w:pPr>
+            <w:r>
+              <w:rPr>
+                <w:rFonts w:ascii="Times New Roman" w:hAnsi="Times New Roman" w:cs="Times New Roman"/>
+                <w:sz w:val="24"/>
+                <w:szCs w:val="24"/>
+              </w:rPr>
               <w:t>Pass</w:t>
             </w:r>
           </w:p>
@@ -4689,7 +6831,19 @@
             <w:vAlign w:val="center"/>
           </w:tcPr>
           <w:p>
-            <w:r>
+            <w:pPr>
+              <w:rPr>
+                <w:rFonts w:ascii="Times New Roman" w:hAnsi="Times New Roman" w:cs="Times New Roman"/>
+                <w:sz w:val="24"/>
+                <w:szCs w:val="24"/>
+              </w:rPr>
+            </w:pPr>
+            <w:r>
+              <w:rPr>
+                <w:rFonts w:ascii="Times New Roman" w:hAnsi="Times New Roman" w:cs="Times New Roman"/>
+                <w:sz w:val="24"/>
+                <w:szCs w:val="24"/>
+              </w:rPr>
               <w:t>12</w:t>
             </w:r>
           </w:p>
@@ -4700,7 +6854,19 @@
             <w:vAlign w:val="center"/>
           </w:tcPr>
           <w:p>
-            <w:r>
+            <w:pPr>
+              <w:rPr>
+                <w:rFonts w:ascii="Times New Roman" w:hAnsi="Times New Roman" w:cs="Times New Roman"/>
+                <w:sz w:val="24"/>
+                <w:szCs w:val="24"/>
+              </w:rPr>
+            </w:pPr>
+            <w:r>
+              <w:rPr>
+                <w:rFonts w:ascii="Times New Roman" w:hAnsi="Times New Roman" w:cs="Times New Roman"/>
+                <w:sz w:val="24"/>
+                <w:szCs w:val="24"/>
+              </w:rPr>
               <w:t>Reduced Motion Mode</w:t>
             </w:r>
           </w:p>
@@ -4711,7 +6877,19 @@
             <w:vAlign w:val="center"/>
           </w:tcPr>
           <w:p>
-            <w:r>
+            <w:pPr>
+              <w:rPr>
+                <w:rFonts w:ascii="Times New Roman" w:hAnsi="Times New Roman" w:cs="Times New Roman"/>
+                <w:sz w:val="24"/>
+                <w:szCs w:val="24"/>
+              </w:rPr>
+            </w:pPr>
+            <w:r>
+              <w:rPr>
+                <w:rFonts w:ascii="Times New Roman" w:hAnsi="Times New Roman" w:cs="Times New Roman"/>
+                <w:sz w:val="24"/>
+                <w:szCs w:val="24"/>
+              </w:rPr>
               <w:t>Enable reduced motion toggle</w:t>
             </w:r>
           </w:p>
@@ -4722,7 +6900,19 @@
             <w:vAlign w:val="center"/>
           </w:tcPr>
           <w:p>
-            <w:r>
+            <w:pPr>
+              <w:rPr>
+                <w:rFonts w:ascii="Times New Roman" w:hAnsi="Times New Roman" w:cs="Times New Roman"/>
+                <w:sz w:val="24"/>
+                <w:szCs w:val="24"/>
+              </w:rPr>
+            </w:pPr>
+            <w:r>
+              <w:rPr>
+                <w:rFonts w:ascii="Times New Roman" w:hAnsi="Times New Roman" w:cs="Times New Roman"/>
+                <w:sz w:val="24"/>
+                <w:szCs w:val="24"/>
+              </w:rPr>
               <w:t>Camera animations and particle shake subdued</w:t>
             </w:r>
           </w:p>
@@ -4733,7 +6923,19 @@
             <w:vAlign w:val="center"/>
           </w:tcPr>
           <w:p>
-            <w:r>
+            <w:pPr>
+              <w:rPr>
+                <w:rFonts w:ascii="Times New Roman" w:hAnsi="Times New Roman" w:cs="Times New Roman"/>
+                <w:sz w:val="24"/>
+                <w:szCs w:val="24"/>
+              </w:rPr>
+            </w:pPr>
+            <w:r>
+              <w:rPr>
+                <w:rFonts w:ascii="Times New Roman" w:hAnsi="Times New Roman" w:cs="Times New Roman"/>
+                <w:sz w:val="24"/>
+                <w:szCs w:val="24"/>
+              </w:rPr>
               <w:t>As expected</w:t>
             </w:r>
           </w:p>
@@ -4744,7 +6946,19 @@
             <w:vAlign w:val="center"/>
           </w:tcPr>
           <w:p>
-            <w:r>
+            <w:pPr>
+              <w:rPr>
+                <w:rFonts w:ascii="Times New Roman" w:hAnsi="Times New Roman" w:cs="Times New Roman"/>
+                <w:sz w:val="24"/>
+                <w:szCs w:val="24"/>
+              </w:rPr>
+            </w:pPr>
+            <w:r>
+              <w:rPr>
+                <w:rFonts w:ascii="Times New Roman" w:hAnsi="Times New Roman" w:cs="Times New Roman"/>
+                <w:sz w:val="24"/>
+                <w:szCs w:val="24"/>
+              </w:rPr>
               <w:t>Pass</w:t>
             </w:r>
           </w:p>
@@ -4757,7 +6971,19 @@
             <w:vAlign w:val="center"/>
           </w:tcPr>
           <w:p>
-            <w:r>
+            <w:pPr>
+              <w:rPr>
+                <w:rFonts w:ascii="Times New Roman" w:hAnsi="Times New Roman" w:cs="Times New Roman"/>
+                <w:sz w:val="24"/>
+                <w:szCs w:val="24"/>
+              </w:rPr>
+            </w:pPr>
+            <w:r>
+              <w:rPr>
+                <w:rFonts w:ascii="Times New Roman" w:hAnsi="Times New Roman" w:cs="Times New Roman"/>
+                <w:sz w:val="24"/>
+                <w:szCs w:val="24"/>
+              </w:rPr>
               <w:t>13</w:t>
             </w:r>
           </w:p>
@@ -4768,7 +6994,19 @@
             <w:vAlign w:val="center"/>
           </w:tcPr>
           <w:p>
-            <w:r>
+            <w:pPr>
+              <w:rPr>
+                <w:rFonts w:ascii="Times New Roman" w:hAnsi="Times New Roman" w:cs="Times New Roman"/>
+                <w:sz w:val="24"/>
+                <w:szCs w:val="24"/>
+              </w:rPr>
+            </w:pPr>
+            <w:r>
+              <w:rPr>
+                <w:rFonts w:ascii="Times New Roman" w:hAnsi="Times New Roman" w:cs="Times New Roman"/>
+                <w:sz w:val="24"/>
+                <w:szCs w:val="24"/>
+              </w:rPr>
               <w:t>Speech Narration</w:t>
             </w:r>
           </w:p>
@@ -4779,7 +7017,19 @@
             <w:vAlign w:val="center"/>
           </w:tcPr>
           <w:p>
-            <w:r>
+            <w:pPr>
+              <w:rPr>
+                <w:rFonts w:ascii="Times New Roman" w:hAnsi="Times New Roman" w:cs="Times New Roman"/>
+                <w:sz w:val="24"/>
+                <w:szCs w:val="24"/>
+              </w:rPr>
+            </w:pPr>
+            <w:r>
+              <w:rPr>
+                <w:rFonts w:ascii="Times New Roman" w:hAnsi="Times New Roman" w:cs="Times New Roman"/>
+                <w:sz w:val="24"/>
+                <w:szCs w:val="24"/>
+              </w:rPr>
               <w:t>Trigger voice narration on Learn tab</w:t>
             </w:r>
           </w:p>
@@ -4790,7 +7040,19 @@
             <w:vAlign w:val="center"/>
           </w:tcPr>
           <w:p>
-            <w:r>
+            <w:pPr>
+              <w:rPr>
+                <w:rFonts w:ascii="Times New Roman" w:hAnsi="Times New Roman" w:cs="Times New Roman"/>
+                <w:sz w:val="24"/>
+                <w:szCs w:val="24"/>
+              </w:rPr>
+            </w:pPr>
+            <w:r>
+              <w:rPr>
+                <w:rFonts w:ascii="Times New Roman" w:hAnsi="Times New Roman" w:cs="Times New Roman"/>
+                <w:sz w:val="24"/>
+                <w:szCs w:val="24"/>
+              </w:rPr>
               <w:t>Browser vocalizes module text in Indonesian via Web Speech API</w:t>
             </w:r>
           </w:p>
@@ -4801,7 +7063,19 @@
             <w:vAlign w:val="center"/>
           </w:tcPr>
           <w:p>
-            <w:r>
+            <w:pPr>
+              <w:rPr>
+                <w:rFonts w:ascii="Times New Roman" w:hAnsi="Times New Roman" w:cs="Times New Roman"/>
+                <w:sz w:val="24"/>
+                <w:szCs w:val="24"/>
+              </w:rPr>
+            </w:pPr>
+            <w:r>
+              <w:rPr>
+                <w:rFonts w:ascii="Times New Roman" w:hAnsi="Times New Roman" w:cs="Times New Roman"/>
+                <w:sz w:val="24"/>
+                <w:szCs w:val="24"/>
+              </w:rPr>
               <w:t>As expected</w:t>
             </w:r>
           </w:p>
@@ -4812,7 +7086,19 @@
             <w:vAlign w:val="center"/>
           </w:tcPr>
           <w:p>
-            <w:r>
+            <w:pPr>
+              <w:rPr>
+                <w:rFonts w:ascii="Times New Roman" w:hAnsi="Times New Roman" w:cs="Times New Roman"/>
+                <w:sz w:val="24"/>
+                <w:szCs w:val="24"/>
+              </w:rPr>
+            </w:pPr>
+            <w:r>
+              <w:rPr>
+                <w:rFonts w:ascii="Times New Roman" w:hAnsi="Times New Roman" w:cs="Times New Roman"/>
+                <w:sz w:val="24"/>
+                <w:szCs w:val="24"/>
+              </w:rPr>
               <w:t>Pass</w:t>
             </w:r>
           </w:p>
@@ -4824,6 +7110,9 @@
         <w:pStyle w:val="ListParagraph"/>
         <w:spacing w:after="0" w:line="240" w:lineRule="auto"/>
         <w:ind w:left="1004"/>
+        <w:rPr>
+          <w:szCs w:val="24"/>
+        </w:rPr>
       </w:pPr>
     </w:p>
     <w:p>
@@ -4835,8 +7124,15 @@
         </w:numPr>
         <w:spacing w:after="0" w:line="240" w:lineRule="auto"/>
         <w:ind w:left="1004"/>
-      </w:pPr>
-      <w:r>
+        <w:rPr>
+          <w:szCs w:val="24"/>
+        </w:rPr>
+      </w:pPr>
+      <w:r>
+        <w:rPr>
+          <w:szCs w:val="24"/>
+        </w:rPr>
+        <w:lastRenderedPageBreak/>
         <w:t>Conducted cross-browser and multi-screen responsiveness testing across desktop, tablet, and mobile devices.</w:t>
       </w:r>
     </w:p>
@@ -4845,6 +7141,9 @@
         <w:pStyle w:val="ListParagraph"/>
         <w:spacing w:after="0" w:line="240" w:lineRule="auto"/>
         <w:ind w:left="1004"/>
+        <w:rPr>
+          <w:szCs w:val="24"/>
+        </w:rPr>
       </w:pPr>
     </w:p>
     <w:tbl>
@@ -4855,10 +7154,10 @@
         <w:tblLook w:val="04A0" w:firstRow="1" w:lastRow="0" w:firstColumn="1" w:lastColumn="0" w:noHBand="0" w:noVBand="1"/>
       </w:tblPr>
       <w:tblGrid>
-        <w:gridCol w:w="540"/>
-        <w:gridCol w:w="2076"/>
+        <w:gridCol w:w="570"/>
+        <w:gridCol w:w="1570"/>
         <w:gridCol w:w="1634"/>
-        <w:gridCol w:w="1659"/>
+        <w:gridCol w:w="2135"/>
         <w:gridCol w:w="1603"/>
         <w:gridCol w:w="852"/>
       </w:tblGrid>
@@ -4869,7 +7168,19 @@
             <w:hideMark/>
           </w:tcPr>
           <w:p>
-            <w:r>
+            <w:pPr>
+              <w:rPr>
+                <w:rFonts w:ascii="Times New Roman" w:hAnsi="Times New Roman" w:cs="Times New Roman"/>
+                <w:sz w:val="24"/>
+                <w:szCs w:val="24"/>
+              </w:rPr>
+            </w:pPr>
+            <w:r>
+              <w:rPr>
+                <w:rFonts w:ascii="Times New Roman" w:hAnsi="Times New Roman" w:cs="Times New Roman"/>
+                <w:sz w:val="24"/>
+                <w:szCs w:val="24"/>
+              </w:rPr>
               <w:t>No.</w:t>
             </w:r>
           </w:p>
@@ -4880,7 +7191,19 @@
             <w:hideMark/>
           </w:tcPr>
           <w:p>
-            <w:r>
+            <w:pPr>
+              <w:rPr>
+                <w:rFonts w:ascii="Times New Roman" w:hAnsi="Times New Roman" w:cs="Times New Roman"/>
+                <w:sz w:val="24"/>
+                <w:szCs w:val="24"/>
+              </w:rPr>
+            </w:pPr>
+            <w:r>
+              <w:rPr>
+                <w:rFonts w:ascii="Times New Roman" w:hAnsi="Times New Roman" w:cs="Times New Roman"/>
+                <w:sz w:val="24"/>
+                <w:szCs w:val="24"/>
+              </w:rPr>
               <w:t>Device / Browser</w:t>
             </w:r>
           </w:p>
@@ -4891,7 +7214,19 @@
             <w:hideMark/>
           </w:tcPr>
           <w:p>
-            <w:r>
+            <w:pPr>
+              <w:rPr>
+                <w:rFonts w:ascii="Times New Roman" w:hAnsi="Times New Roman" w:cs="Times New Roman"/>
+                <w:sz w:val="24"/>
+                <w:szCs w:val="24"/>
+              </w:rPr>
+            </w:pPr>
+            <w:r>
+              <w:rPr>
+                <w:rFonts w:ascii="Times New Roman" w:hAnsi="Times New Roman" w:cs="Times New Roman"/>
+                <w:sz w:val="24"/>
+                <w:szCs w:val="24"/>
+              </w:rPr>
               <w:t>Screen Resolution</w:t>
             </w:r>
           </w:p>
@@ -4902,7 +7237,19 @@
             <w:hideMark/>
           </w:tcPr>
           <w:p>
-            <w:r>
+            <w:pPr>
+              <w:rPr>
+                <w:rFonts w:ascii="Times New Roman" w:hAnsi="Times New Roman" w:cs="Times New Roman"/>
+                <w:sz w:val="24"/>
+                <w:szCs w:val="24"/>
+              </w:rPr>
+            </w:pPr>
+            <w:r>
+              <w:rPr>
+                <w:rFonts w:ascii="Times New Roman" w:hAnsi="Times New Roman" w:cs="Times New Roman"/>
+                <w:sz w:val="24"/>
+                <w:szCs w:val="24"/>
+              </w:rPr>
               <w:t>3D Rendering Performance</w:t>
             </w:r>
           </w:p>
@@ -4913,7 +7260,19 @@
             <w:hideMark/>
           </w:tcPr>
           <w:p>
-            <w:r>
+            <w:pPr>
+              <w:rPr>
+                <w:rFonts w:ascii="Times New Roman" w:hAnsi="Times New Roman" w:cs="Times New Roman"/>
+                <w:sz w:val="24"/>
+                <w:szCs w:val="24"/>
+              </w:rPr>
+            </w:pPr>
+            <w:r>
+              <w:rPr>
+                <w:rFonts w:ascii="Times New Roman" w:hAnsi="Times New Roman" w:cs="Times New Roman"/>
+                <w:sz w:val="24"/>
+                <w:szCs w:val="24"/>
+              </w:rPr>
               <w:t>Navigation &amp; UI Result</w:t>
             </w:r>
           </w:p>
@@ -4924,7 +7283,19 @@
             <w:hideMark/>
           </w:tcPr>
           <w:p>
-            <w:r>
+            <w:pPr>
+              <w:rPr>
+                <w:rFonts w:ascii="Times New Roman" w:hAnsi="Times New Roman" w:cs="Times New Roman"/>
+                <w:sz w:val="24"/>
+                <w:szCs w:val="24"/>
+              </w:rPr>
+            </w:pPr>
+            <w:r>
+              <w:rPr>
+                <w:rFonts w:ascii="Times New Roman" w:hAnsi="Times New Roman" w:cs="Times New Roman"/>
+                <w:sz w:val="24"/>
+                <w:szCs w:val="24"/>
+              </w:rPr>
               <w:t>Status</w:t>
             </w:r>
           </w:p>
@@ -4937,7 +7308,19 @@
             <w:hideMark/>
           </w:tcPr>
           <w:p>
-            <w:r>
+            <w:pPr>
+              <w:rPr>
+                <w:rFonts w:ascii="Times New Roman" w:hAnsi="Times New Roman" w:cs="Times New Roman"/>
+                <w:sz w:val="24"/>
+                <w:szCs w:val="24"/>
+              </w:rPr>
+            </w:pPr>
+            <w:r>
+              <w:rPr>
+                <w:rFonts w:ascii="Times New Roman" w:hAnsi="Times New Roman" w:cs="Times New Roman"/>
+                <w:sz w:val="24"/>
+                <w:szCs w:val="24"/>
+              </w:rPr>
               <w:t>1</w:t>
             </w:r>
           </w:p>
@@ -4948,7 +7331,19 @@
             <w:hideMark/>
           </w:tcPr>
           <w:p>
-            <w:r>
+            <w:pPr>
+              <w:rPr>
+                <w:rFonts w:ascii="Times New Roman" w:hAnsi="Times New Roman" w:cs="Times New Roman"/>
+                <w:sz w:val="24"/>
+                <w:szCs w:val="24"/>
+              </w:rPr>
+            </w:pPr>
+            <w:r>
+              <w:rPr>
+                <w:rFonts w:ascii="Times New Roman" w:hAnsi="Times New Roman" w:cs="Times New Roman"/>
+                <w:sz w:val="24"/>
+                <w:szCs w:val="24"/>
+              </w:rPr>
               <w:t>Google Chrome – Desktop</w:t>
             </w:r>
           </w:p>
@@ -4959,7 +7354,19 @@
             <w:hideMark/>
           </w:tcPr>
           <w:p>
-            <w:r>
+            <w:pPr>
+              <w:rPr>
+                <w:rFonts w:ascii="Times New Roman" w:hAnsi="Times New Roman" w:cs="Times New Roman"/>
+                <w:sz w:val="24"/>
+                <w:szCs w:val="24"/>
+              </w:rPr>
+            </w:pPr>
+            <w:r>
+              <w:rPr>
+                <w:rFonts w:ascii="Times New Roman" w:hAnsi="Times New Roman" w:cs="Times New Roman"/>
+                <w:sz w:val="24"/>
+                <w:szCs w:val="24"/>
+              </w:rPr>
               <w:t>1920×1080</w:t>
             </w:r>
           </w:p>
@@ -4970,7 +7377,19 @@
             <w:hideMark/>
           </w:tcPr>
           <w:p>
-            <w:r>
+            <w:pPr>
+              <w:rPr>
+                <w:rFonts w:ascii="Times New Roman" w:hAnsi="Times New Roman" w:cs="Times New Roman"/>
+                <w:sz w:val="24"/>
+                <w:szCs w:val="24"/>
+              </w:rPr>
+            </w:pPr>
+            <w:r>
+              <w:rPr>
+                <w:rFonts w:ascii="Times New Roman" w:hAnsi="Times New Roman" w:cs="Times New Roman"/>
+                <w:sz w:val="24"/>
+                <w:szCs w:val="24"/>
+              </w:rPr>
               <w:t>3D scenes and textures render optimally</w:t>
             </w:r>
           </w:p>
@@ -4981,7 +7400,19 @@
             <w:hideMark/>
           </w:tcPr>
           <w:p>
-            <w:r>
+            <w:pPr>
+              <w:rPr>
+                <w:rFonts w:ascii="Times New Roman" w:hAnsi="Times New Roman" w:cs="Times New Roman"/>
+                <w:sz w:val="24"/>
+                <w:szCs w:val="24"/>
+              </w:rPr>
+            </w:pPr>
+            <w:r>
+              <w:rPr>
+                <w:rFonts w:ascii="Times New Roman" w:hAnsi="Times New Roman" w:cs="Times New Roman"/>
+                <w:sz w:val="24"/>
+                <w:szCs w:val="24"/>
+              </w:rPr>
               <w:t>Responsive navigation and scenarios</w:t>
             </w:r>
           </w:p>
@@ -4992,7 +7423,19 @@
             <w:hideMark/>
           </w:tcPr>
           <w:p>
-            <w:r>
+            <w:pPr>
+              <w:rPr>
+                <w:rFonts w:ascii="Times New Roman" w:hAnsi="Times New Roman" w:cs="Times New Roman"/>
+                <w:sz w:val="24"/>
+                <w:szCs w:val="24"/>
+              </w:rPr>
+            </w:pPr>
+            <w:r>
+              <w:rPr>
+                <w:rFonts w:ascii="Times New Roman" w:hAnsi="Times New Roman" w:cs="Times New Roman"/>
+                <w:sz w:val="24"/>
+                <w:szCs w:val="24"/>
+              </w:rPr>
               <w:t>Pass</w:t>
             </w:r>
           </w:p>
@@ -5005,7 +7448,19 @@
             <w:hideMark/>
           </w:tcPr>
           <w:p>
-            <w:r>
+            <w:pPr>
+              <w:rPr>
+                <w:rFonts w:ascii="Times New Roman" w:hAnsi="Times New Roman" w:cs="Times New Roman"/>
+                <w:sz w:val="24"/>
+                <w:szCs w:val="24"/>
+              </w:rPr>
+            </w:pPr>
+            <w:r>
+              <w:rPr>
+                <w:rFonts w:ascii="Times New Roman" w:hAnsi="Times New Roman" w:cs="Times New Roman"/>
+                <w:sz w:val="24"/>
+                <w:szCs w:val="24"/>
+              </w:rPr>
               <w:t>2</w:t>
             </w:r>
           </w:p>
@@ -5016,7 +7471,19 @@
             <w:hideMark/>
           </w:tcPr>
           <w:p>
-            <w:r>
+            <w:pPr>
+              <w:rPr>
+                <w:rFonts w:ascii="Times New Roman" w:hAnsi="Times New Roman" w:cs="Times New Roman"/>
+                <w:sz w:val="24"/>
+                <w:szCs w:val="24"/>
+              </w:rPr>
+            </w:pPr>
+            <w:r>
+              <w:rPr>
+                <w:rFonts w:ascii="Times New Roman" w:hAnsi="Times New Roman" w:cs="Times New Roman"/>
+                <w:sz w:val="24"/>
+                <w:szCs w:val="24"/>
+              </w:rPr>
               <w:t>Mozilla Firefox – Desktop</w:t>
             </w:r>
           </w:p>
@@ -5027,7 +7494,19 @@
             <w:hideMark/>
           </w:tcPr>
           <w:p>
-            <w:r>
+            <w:pPr>
+              <w:rPr>
+                <w:rFonts w:ascii="Times New Roman" w:hAnsi="Times New Roman" w:cs="Times New Roman"/>
+                <w:sz w:val="24"/>
+                <w:szCs w:val="24"/>
+              </w:rPr>
+            </w:pPr>
+            <w:r>
+              <w:rPr>
+                <w:rFonts w:ascii="Times New Roman" w:hAnsi="Times New Roman" w:cs="Times New Roman"/>
+                <w:sz w:val="24"/>
+                <w:szCs w:val="24"/>
+              </w:rPr>
               <w:t>1920×1080</w:t>
             </w:r>
           </w:p>
@@ -5038,7 +7517,19 @@
             <w:hideMark/>
           </w:tcPr>
           <w:p>
-            <w:r>
+            <w:pPr>
+              <w:rPr>
+                <w:rFonts w:ascii="Times New Roman" w:hAnsi="Times New Roman" w:cs="Times New Roman"/>
+                <w:sz w:val="24"/>
+                <w:szCs w:val="24"/>
+              </w:rPr>
+            </w:pPr>
+            <w:r>
+              <w:rPr>
+                <w:rFonts w:ascii="Times New Roman" w:hAnsi="Times New Roman" w:cs="Times New Roman"/>
+                <w:sz w:val="24"/>
+                <w:szCs w:val="24"/>
+              </w:rPr>
               <w:t>Smooth WebGL 3D execution</w:t>
             </w:r>
           </w:p>
@@ -5049,7 +7540,19 @@
             <w:hideMark/>
           </w:tcPr>
           <w:p>
-            <w:r>
+            <w:pPr>
+              <w:rPr>
+                <w:rFonts w:ascii="Times New Roman" w:hAnsi="Times New Roman" w:cs="Times New Roman"/>
+                <w:sz w:val="24"/>
+                <w:szCs w:val="24"/>
+              </w:rPr>
+            </w:pPr>
+            <w:r>
+              <w:rPr>
+                <w:rFonts w:ascii="Times New Roman" w:hAnsi="Times New Roman" w:cs="Times New Roman"/>
+                <w:sz w:val="24"/>
+                <w:szCs w:val="24"/>
+              </w:rPr>
               <w:t>All features accessible normally</w:t>
             </w:r>
           </w:p>
@@ -5060,7 +7563,19 @@
             <w:hideMark/>
           </w:tcPr>
           <w:p>
-            <w:r>
+            <w:pPr>
+              <w:rPr>
+                <w:rFonts w:ascii="Times New Roman" w:hAnsi="Times New Roman" w:cs="Times New Roman"/>
+                <w:sz w:val="24"/>
+                <w:szCs w:val="24"/>
+              </w:rPr>
+            </w:pPr>
+            <w:r>
+              <w:rPr>
+                <w:rFonts w:ascii="Times New Roman" w:hAnsi="Times New Roman" w:cs="Times New Roman"/>
+                <w:sz w:val="24"/>
+                <w:szCs w:val="24"/>
+              </w:rPr>
               <w:t>Pass</w:t>
             </w:r>
           </w:p>
@@ -5073,7 +7588,19 @@
             <w:hideMark/>
           </w:tcPr>
           <w:p>
-            <w:r>
+            <w:pPr>
+              <w:rPr>
+                <w:rFonts w:ascii="Times New Roman" w:hAnsi="Times New Roman" w:cs="Times New Roman"/>
+                <w:sz w:val="24"/>
+                <w:szCs w:val="24"/>
+              </w:rPr>
+            </w:pPr>
+            <w:r>
+              <w:rPr>
+                <w:rFonts w:ascii="Times New Roman" w:hAnsi="Times New Roman" w:cs="Times New Roman"/>
+                <w:sz w:val="24"/>
+                <w:szCs w:val="24"/>
+              </w:rPr>
               <w:t>3</w:t>
             </w:r>
           </w:p>
@@ -5084,7 +7611,19 @@
             <w:hideMark/>
           </w:tcPr>
           <w:p>
-            <w:r>
+            <w:pPr>
+              <w:rPr>
+                <w:rFonts w:ascii="Times New Roman" w:hAnsi="Times New Roman" w:cs="Times New Roman"/>
+                <w:sz w:val="24"/>
+                <w:szCs w:val="24"/>
+              </w:rPr>
+            </w:pPr>
+            <w:r>
+              <w:rPr>
+                <w:rFonts w:ascii="Times New Roman" w:hAnsi="Times New Roman" w:cs="Times New Roman"/>
+                <w:sz w:val="24"/>
+                <w:szCs w:val="24"/>
+              </w:rPr>
               <w:t>Microsoft Edge – Desktop</w:t>
             </w:r>
           </w:p>
@@ -5095,7 +7634,19 @@
             <w:hideMark/>
           </w:tcPr>
           <w:p>
-            <w:r>
+            <w:pPr>
+              <w:rPr>
+                <w:rFonts w:ascii="Times New Roman" w:hAnsi="Times New Roman" w:cs="Times New Roman"/>
+                <w:sz w:val="24"/>
+                <w:szCs w:val="24"/>
+              </w:rPr>
+            </w:pPr>
+            <w:r>
+              <w:rPr>
+                <w:rFonts w:ascii="Times New Roman" w:hAnsi="Times New Roman" w:cs="Times New Roman"/>
+                <w:sz w:val="24"/>
+                <w:szCs w:val="24"/>
+              </w:rPr>
               <w:t>1366×768</w:t>
             </w:r>
           </w:p>
@@ -5106,7 +7657,19 @@
             <w:hideMark/>
           </w:tcPr>
           <w:p>
-            <w:r>
+            <w:pPr>
+              <w:rPr>
+                <w:rFonts w:ascii="Times New Roman" w:hAnsi="Times New Roman" w:cs="Times New Roman"/>
+                <w:sz w:val="24"/>
+                <w:szCs w:val="24"/>
+              </w:rPr>
+            </w:pPr>
+            <w:r>
+              <w:rPr>
+                <w:rFonts w:ascii="Times New Roman" w:hAnsi="Times New Roman" w:cs="Times New Roman"/>
+                <w:sz w:val="24"/>
+                <w:szCs w:val="24"/>
+              </w:rPr>
               <w:t>Stable frame rate without noticeable lag</w:t>
             </w:r>
           </w:p>
@@ -5117,7 +7680,19 @@
             <w:hideMark/>
           </w:tcPr>
           <w:p>
-            <w:r>
+            <w:pPr>
+              <w:rPr>
+                <w:rFonts w:ascii="Times New Roman" w:hAnsi="Times New Roman" w:cs="Times New Roman"/>
+                <w:sz w:val="24"/>
+                <w:szCs w:val="24"/>
+              </w:rPr>
+            </w:pPr>
+            <w:r>
+              <w:rPr>
+                <w:rFonts w:ascii="Times New Roman" w:hAnsi="Times New Roman" w:cs="Times New Roman"/>
+                <w:sz w:val="24"/>
+                <w:szCs w:val="24"/>
+              </w:rPr>
               <w:t>Menus and quizzes operate smoothly</w:t>
             </w:r>
           </w:p>
@@ -5128,7 +7703,19 @@
             <w:hideMark/>
           </w:tcPr>
           <w:p>
-            <w:r>
+            <w:pPr>
+              <w:rPr>
+                <w:rFonts w:ascii="Times New Roman" w:hAnsi="Times New Roman" w:cs="Times New Roman"/>
+                <w:sz w:val="24"/>
+                <w:szCs w:val="24"/>
+              </w:rPr>
+            </w:pPr>
+            <w:r>
+              <w:rPr>
+                <w:rFonts w:ascii="Times New Roman" w:hAnsi="Times New Roman" w:cs="Times New Roman"/>
+                <w:sz w:val="24"/>
+                <w:szCs w:val="24"/>
+              </w:rPr>
               <w:t>Pass</w:t>
             </w:r>
           </w:p>
@@ -5141,7 +7728,19 @@
             <w:hideMark/>
           </w:tcPr>
           <w:p>
-            <w:r>
+            <w:pPr>
+              <w:rPr>
+                <w:rFonts w:ascii="Times New Roman" w:hAnsi="Times New Roman" w:cs="Times New Roman"/>
+                <w:sz w:val="24"/>
+                <w:szCs w:val="24"/>
+              </w:rPr>
+            </w:pPr>
+            <w:r>
+              <w:rPr>
+                <w:rFonts w:ascii="Times New Roman" w:hAnsi="Times New Roman" w:cs="Times New Roman"/>
+                <w:sz w:val="24"/>
+                <w:szCs w:val="24"/>
+              </w:rPr>
               <w:t>4</w:t>
             </w:r>
           </w:p>
@@ -5152,7 +7751,19 @@
             <w:hideMark/>
           </w:tcPr>
           <w:p>
-            <w:r>
+            <w:pPr>
+              <w:rPr>
+                <w:rFonts w:ascii="Times New Roman" w:hAnsi="Times New Roman" w:cs="Times New Roman"/>
+                <w:sz w:val="24"/>
+                <w:szCs w:val="24"/>
+              </w:rPr>
+            </w:pPr>
+            <w:r>
+              <w:rPr>
+                <w:rFonts w:ascii="Times New Roman" w:hAnsi="Times New Roman" w:cs="Times New Roman"/>
+                <w:sz w:val="24"/>
+                <w:szCs w:val="24"/>
+              </w:rPr>
               <w:t>Google Chrome – Android</w:t>
             </w:r>
           </w:p>
@@ -5163,7 +7774,19 @@
             <w:hideMark/>
           </w:tcPr>
           <w:p>
-            <w:r>
+            <w:pPr>
+              <w:rPr>
+                <w:rFonts w:ascii="Times New Roman" w:hAnsi="Times New Roman" w:cs="Times New Roman"/>
+                <w:sz w:val="24"/>
+                <w:szCs w:val="24"/>
+              </w:rPr>
+            </w:pPr>
+            <w:r>
+              <w:rPr>
+                <w:rFonts w:ascii="Times New Roman" w:hAnsi="Times New Roman" w:cs="Times New Roman"/>
+                <w:sz w:val="24"/>
+                <w:szCs w:val="24"/>
+              </w:rPr>
               <w:t>360×800</w:t>
             </w:r>
           </w:p>
@@ -5174,7 +7797,19 @@
             <w:hideMark/>
           </w:tcPr>
           <w:p>
-            <w:r>
+            <w:pPr>
+              <w:rPr>
+                <w:rFonts w:ascii="Times New Roman" w:hAnsi="Times New Roman" w:cs="Times New Roman"/>
+                <w:sz w:val="24"/>
+                <w:szCs w:val="24"/>
+              </w:rPr>
+            </w:pPr>
+            <w:r>
+              <w:rPr>
+                <w:rFonts w:ascii="Times New Roman" w:hAnsi="Times New Roman" w:cs="Times New Roman"/>
+                <w:sz w:val="24"/>
+                <w:szCs w:val="24"/>
+              </w:rPr>
               <w:t>3D viewport adapts to mobile dimensions</w:t>
             </w:r>
           </w:p>
@@ -5185,7 +7820,19 @@
             <w:hideMark/>
           </w:tcPr>
           <w:p>
-            <w:r>
+            <w:pPr>
+              <w:rPr>
+                <w:rFonts w:ascii="Times New Roman" w:hAnsi="Times New Roman" w:cs="Times New Roman"/>
+                <w:sz w:val="24"/>
+                <w:szCs w:val="24"/>
+              </w:rPr>
+            </w:pPr>
+            <w:r>
+              <w:rPr>
+                <w:rFonts w:ascii="Times New Roman" w:hAnsi="Times New Roman" w:cs="Times New Roman"/>
+                <w:sz w:val="24"/>
+                <w:szCs w:val="24"/>
+              </w:rPr>
               <w:t>Touch-friendly controls and buttons</w:t>
             </w:r>
           </w:p>
@@ -5196,7 +7843,19 @@
             <w:hideMark/>
           </w:tcPr>
           <w:p>
-            <w:r>
+            <w:pPr>
+              <w:rPr>
+                <w:rFonts w:ascii="Times New Roman" w:hAnsi="Times New Roman" w:cs="Times New Roman"/>
+                <w:sz w:val="24"/>
+                <w:szCs w:val="24"/>
+              </w:rPr>
+            </w:pPr>
+            <w:r>
+              <w:rPr>
+                <w:rFonts w:ascii="Times New Roman" w:hAnsi="Times New Roman" w:cs="Times New Roman"/>
+                <w:sz w:val="24"/>
+                <w:szCs w:val="24"/>
+              </w:rPr>
               <w:t>Pass</w:t>
             </w:r>
           </w:p>
@@ -5209,7 +7868,19 @@
             <w:hideMark/>
           </w:tcPr>
           <w:p>
-            <w:r>
+            <w:pPr>
+              <w:rPr>
+                <w:rFonts w:ascii="Times New Roman" w:hAnsi="Times New Roman" w:cs="Times New Roman"/>
+                <w:sz w:val="24"/>
+                <w:szCs w:val="24"/>
+              </w:rPr>
+            </w:pPr>
+            <w:r>
+              <w:rPr>
+                <w:rFonts w:ascii="Times New Roman" w:hAnsi="Times New Roman" w:cs="Times New Roman"/>
+                <w:sz w:val="24"/>
+                <w:szCs w:val="24"/>
+              </w:rPr>
               <w:t>5</w:t>
             </w:r>
           </w:p>
@@ -5220,7 +7891,19 @@
             <w:hideMark/>
           </w:tcPr>
           <w:p>
-            <w:r>
+            <w:pPr>
+              <w:rPr>
+                <w:rFonts w:ascii="Times New Roman" w:hAnsi="Times New Roman" w:cs="Times New Roman"/>
+                <w:sz w:val="24"/>
+                <w:szCs w:val="24"/>
+              </w:rPr>
+            </w:pPr>
+            <w:r>
+              <w:rPr>
+                <w:rFonts w:ascii="Times New Roman" w:hAnsi="Times New Roman" w:cs="Times New Roman"/>
+                <w:sz w:val="24"/>
+                <w:szCs w:val="24"/>
+              </w:rPr>
               <w:t>Safari – iOS</w:t>
             </w:r>
           </w:p>
@@ -5231,7 +7914,19 @@
             <w:hideMark/>
           </w:tcPr>
           <w:p>
-            <w:r>
+            <w:pPr>
+              <w:rPr>
+                <w:rFonts w:ascii="Times New Roman" w:hAnsi="Times New Roman" w:cs="Times New Roman"/>
+                <w:sz w:val="24"/>
+                <w:szCs w:val="24"/>
+              </w:rPr>
+            </w:pPr>
+            <w:r>
+              <w:rPr>
+                <w:rFonts w:ascii="Times New Roman" w:hAnsi="Times New Roman" w:cs="Times New Roman"/>
+                <w:sz w:val="24"/>
+                <w:szCs w:val="24"/>
+              </w:rPr>
               <w:t>390×844</w:t>
             </w:r>
           </w:p>
@@ -5242,7 +7937,19 @@
             <w:hideMark/>
           </w:tcPr>
           <w:p>
-            <w:r>
+            <w:pPr>
+              <w:rPr>
+                <w:rFonts w:ascii="Times New Roman" w:hAnsi="Times New Roman" w:cs="Times New Roman"/>
+                <w:sz w:val="24"/>
+                <w:szCs w:val="24"/>
+              </w:rPr>
+            </w:pPr>
+            <w:r>
+              <w:rPr>
+                <w:rFonts w:ascii="Times New Roman" w:hAnsi="Times New Roman" w:cs="Times New Roman"/>
+                <w:sz w:val="24"/>
+                <w:szCs w:val="24"/>
+              </w:rPr>
               <w:t>Smooth rendering with safe-area insets</w:t>
             </w:r>
           </w:p>
@@ -5253,7 +7960,19 @@
             <w:hideMark/>
           </w:tcPr>
           <w:p>
-            <w:r>
+            <w:pPr>
+              <w:rPr>
+                <w:rFonts w:ascii="Times New Roman" w:hAnsi="Times New Roman" w:cs="Times New Roman"/>
+                <w:sz w:val="24"/>
+                <w:szCs w:val="24"/>
+              </w:rPr>
+            </w:pPr>
+            <w:r>
+              <w:rPr>
+                <w:rFonts w:ascii="Times New Roman" w:hAnsi="Times New Roman" w:cs="Times New Roman"/>
+                <w:sz w:val="24"/>
+                <w:szCs w:val="24"/>
+              </w:rPr>
               <w:t>Core navigation fully operable</w:t>
             </w:r>
           </w:p>
@@ -5264,7 +7983,19 @@
             <w:hideMark/>
           </w:tcPr>
           <w:p>
-            <w:r>
+            <w:pPr>
+              <w:rPr>
+                <w:rFonts w:ascii="Times New Roman" w:hAnsi="Times New Roman" w:cs="Times New Roman"/>
+                <w:sz w:val="24"/>
+                <w:szCs w:val="24"/>
+              </w:rPr>
+            </w:pPr>
+            <w:r>
+              <w:rPr>
+                <w:rFonts w:ascii="Times New Roman" w:hAnsi="Times New Roman" w:cs="Times New Roman"/>
+                <w:sz w:val="24"/>
+                <w:szCs w:val="24"/>
+              </w:rPr>
               <w:t>Pass</w:t>
             </w:r>
           </w:p>
@@ -5277,7 +8008,19 @@
             <w:hideMark/>
           </w:tcPr>
           <w:p>
-            <w:r>
+            <w:pPr>
+              <w:rPr>
+                <w:rFonts w:ascii="Times New Roman" w:hAnsi="Times New Roman" w:cs="Times New Roman"/>
+                <w:sz w:val="24"/>
+                <w:szCs w:val="24"/>
+              </w:rPr>
+            </w:pPr>
+            <w:r>
+              <w:rPr>
+                <w:rFonts w:ascii="Times New Roman" w:hAnsi="Times New Roman" w:cs="Times New Roman"/>
+                <w:sz w:val="24"/>
+                <w:szCs w:val="24"/>
+              </w:rPr>
               <w:t>6</w:t>
             </w:r>
           </w:p>
@@ -5288,7 +8031,19 @@
             <w:hideMark/>
           </w:tcPr>
           <w:p>
-            <w:r>
+            <w:pPr>
+              <w:rPr>
+                <w:rFonts w:ascii="Times New Roman" w:hAnsi="Times New Roman" w:cs="Times New Roman"/>
+                <w:sz w:val="24"/>
+                <w:szCs w:val="24"/>
+              </w:rPr>
+            </w:pPr>
+            <w:r>
+              <w:rPr>
+                <w:rFonts w:ascii="Times New Roman" w:hAnsi="Times New Roman" w:cs="Times New Roman"/>
+                <w:sz w:val="24"/>
+                <w:szCs w:val="24"/>
+              </w:rPr>
               <w:t>Chrome – Tablet</w:t>
             </w:r>
           </w:p>
@@ -5299,7 +8054,19 @@
             <w:hideMark/>
           </w:tcPr>
           <w:p>
-            <w:r>
+            <w:pPr>
+              <w:rPr>
+                <w:rFonts w:ascii="Times New Roman" w:hAnsi="Times New Roman" w:cs="Times New Roman"/>
+                <w:sz w:val="24"/>
+                <w:szCs w:val="24"/>
+              </w:rPr>
+            </w:pPr>
+            <w:r>
+              <w:rPr>
+                <w:rFonts w:ascii="Times New Roman" w:hAnsi="Times New Roman" w:cs="Times New Roman"/>
+                <w:sz w:val="24"/>
+                <w:szCs w:val="24"/>
+              </w:rPr>
               <w:t>800×1280</w:t>
             </w:r>
           </w:p>
@@ -5310,7 +8077,19 @@
             <w:hideMark/>
           </w:tcPr>
           <w:p>
-            <w:r>
+            <w:pPr>
+              <w:rPr>
+                <w:rFonts w:ascii="Times New Roman" w:hAnsi="Times New Roman" w:cs="Times New Roman"/>
+                <w:sz w:val="24"/>
+                <w:szCs w:val="24"/>
+              </w:rPr>
+            </w:pPr>
+            <w:r>
+              <w:rPr>
+                <w:rFonts w:ascii="Times New Roman" w:hAnsi="Times New Roman" w:cs="Times New Roman"/>
+                <w:sz w:val="24"/>
+                <w:szCs w:val="24"/>
+              </w:rPr>
               <w:t>Layout adapts to tablet breakpoint</w:t>
             </w:r>
           </w:p>
@@ -5321,7 +8100,19 @@
             <w:hideMark/>
           </w:tcPr>
           <w:p>
-            <w:r>
+            <w:pPr>
+              <w:rPr>
+                <w:rFonts w:ascii="Times New Roman" w:hAnsi="Times New Roman" w:cs="Times New Roman"/>
+                <w:sz w:val="24"/>
+                <w:szCs w:val="24"/>
+              </w:rPr>
+            </w:pPr>
+            <w:r>
+              <w:rPr>
+                <w:rFonts w:ascii="Times New Roman" w:hAnsi="Times New Roman" w:cs="Times New Roman"/>
+                <w:sz w:val="24"/>
+                <w:szCs w:val="24"/>
+              </w:rPr>
               <w:t>Checklist and geoportal clearly readable</w:t>
             </w:r>
           </w:p>
@@ -5332,7 +8123,19 @@
             <w:hideMark/>
           </w:tcPr>
           <w:p>
-            <w:r>
+            <w:pPr>
+              <w:rPr>
+                <w:rFonts w:ascii="Times New Roman" w:hAnsi="Times New Roman" w:cs="Times New Roman"/>
+                <w:sz w:val="24"/>
+                <w:szCs w:val="24"/>
+              </w:rPr>
+            </w:pPr>
+            <w:r>
+              <w:rPr>
+                <w:rFonts w:ascii="Times New Roman" w:hAnsi="Times New Roman" w:cs="Times New Roman"/>
+                <w:sz w:val="24"/>
+                <w:szCs w:val="24"/>
+              </w:rPr>
               <w:t>Pass</w:t>
             </w:r>
           </w:p>
@@ -5344,6 +8147,9 @@
         <w:pStyle w:val="ListParagraph"/>
         <w:spacing w:after="0" w:line="240" w:lineRule="auto"/>
         <w:ind w:left="1004"/>
+        <w:rPr>
+          <w:szCs w:val="24"/>
+        </w:rPr>
       </w:pPr>
     </w:p>
     <w:p>
@@ -5355,8 +8161,14 @@
         </w:numPr>
         <w:spacing w:after="0" w:line="240" w:lineRule="auto"/>
         <w:ind w:left="1004"/>
-      </w:pPr>
-      <w:r>
+        <w:rPr>
+          <w:szCs w:val="24"/>
+        </w:rPr>
+      </w:pPr>
+      <w:r>
+        <w:rPr>
+          <w:szCs w:val="24"/>
+        </w:rPr>
         <w:t>Conducted preliminary usability testing with sample students and teachers, confirming intuitive navigation and high engagement.</w:t>
       </w:r>
     </w:p>
@@ -5365,6 +8177,9 @@
         <w:pStyle w:val="ListParagraph"/>
         <w:spacing w:after="0" w:line="240" w:lineRule="auto"/>
         <w:ind w:left="1004"/>
+        <w:rPr>
+          <w:szCs w:val="24"/>
+        </w:rPr>
       </w:pPr>
     </w:p>
     <w:tbl>
@@ -5376,10 +8191,10 @@
       </w:tblPr>
       <w:tblGrid>
         <w:gridCol w:w="570"/>
-        <w:gridCol w:w="1367"/>
-        <w:gridCol w:w="1755"/>
+        <w:gridCol w:w="1454"/>
+        <w:gridCol w:w="1514"/>
         <w:gridCol w:w="1536"/>
-        <w:gridCol w:w="1527"/>
+        <w:gridCol w:w="1681"/>
         <w:gridCol w:w="1608"/>
       </w:tblGrid>
       <w:tr>
@@ -5389,7 +8204,19 @@
             <w:hideMark/>
           </w:tcPr>
           <w:p>
-            <w:r>
+            <w:pPr>
+              <w:rPr>
+                <w:rFonts w:ascii="Times New Roman" w:hAnsi="Times New Roman" w:cs="Times New Roman"/>
+                <w:sz w:val="24"/>
+                <w:szCs w:val="24"/>
+              </w:rPr>
+            </w:pPr>
+            <w:r>
+              <w:rPr>
+                <w:rFonts w:ascii="Times New Roman" w:hAnsi="Times New Roman" w:cs="Times New Roman"/>
+                <w:sz w:val="24"/>
+                <w:szCs w:val="24"/>
+              </w:rPr>
               <w:t>No.</w:t>
             </w:r>
           </w:p>
@@ -5400,7 +8227,19 @@
             <w:hideMark/>
           </w:tcPr>
           <w:p>
-            <w:r>
+            <w:pPr>
+              <w:rPr>
+                <w:rFonts w:ascii="Times New Roman" w:hAnsi="Times New Roman" w:cs="Times New Roman"/>
+                <w:sz w:val="24"/>
+                <w:szCs w:val="24"/>
+              </w:rPr>
+            </w:pPr>
+            <w:r>
+              <w:rPr>
+                <w:rFonts w:ascii="Times New Roman" w:hAnsi="Times New Roman" w:cs="Times New Roman"/>
+                <w:sz w:val="24"/>
+                <w:szCs w:val="24"/>
+              </w:rPr>
               <w:t>Respondent</w:t>
             </w:r>
           </w:p>
@@ -5411,7 +8250,19 @@
             <w:hideMark/>
           </w:tcPr>
           <w:p>
-            <w:r>
+            <w:pPr>
+              <w:rPr>
+                <w:rFonts w:ascii="Times New Roman" w:hAnsi="Times New Roman" w:cs="Times New Roman"/>
+                <w:sz w:val="24"/>
+                <w:szCs w:val="24"/>
+              </w:rPr>
+            </w:pPr>
+            <w:r>
+              <w:rPr>
+                <w:rFonts w:ascii="Times New Roman" w:hAnsi="Times New Roman" w:cs="Times New Roman"/>
+                <w:sz w:val="24"/>
+                <w:szCs w:val="24"/>
+              </w:rPr>
               <w:t>Assigned Task</w:t>
             </w:r>
           </w:p>
@@ -5422,7 +8273,19 @@
             <w:hideMark/>
           </w:tcPr>
           <w:p>
-            <w:r>
+            <w:pPr>
+              <w:rPr>
+                <w:rFonts w:ascii="Times New Roman" w:hAnsi="Times New Roman" w:cs="Times New Roman"/>
+                <w:sz w:val="24"/>
+                <w:szCs w:val="24"/>
+              </w:rPr>
+            </w:pPr>
+            <w:r>
+              <w:rPr>
+                <w:rFonts w:ascii="Times New Roman" w:hAnsi="Times New Roman" w:cs="Times New Roman"/>
+                <w:sz w:val="24"/>
+                <w:szCs w:val="24"/>
+              </w:rPr>
               <w:t>Completion Time</w:t>
             </w:r>
           </w:p>
@@ -5433,7 +8296,19 @@
             <w:hideMark/>
           </w:tcPr>
           <w:p>
-            <w:r>
+            <w:pPr>
+              <w:rPr>
+                <w:rFonts w:ascii="Times New Roman" w:hAnsi="Times New Roman" w:cs="Times New Roman"/>
+                <w:sz w:val="24"/>
+                <w:szCs w:val="24"/>
+              </w:rPr>
+            </w:pPr>
+            <w:r>
+              <w:rPr>
+                <w:rFonts w:ascii="Times New Roman" w:hAnsi="Times New Roman" w:cs="Times New Roman"/>
+                <w:sz w:val="24"/>
+                <w:szCs w:val="24"/>
+              </w:rPr>
               <w:t>Observations</w:t>
             </w:r>
           </w:p>
@@ -5444,7 +8319,19 @@
             <w:hideMark/>
           </w:tcPr>
           <w:p>
-            <w:r>
+            <w:pPr>
+              <w:rPr>
+                <w:rFonts w:ascii="Times New Roman" w:hAnsi="Times New Roman" w:cs="Times New Roman"/>
+                <w:sz w:val="24"/>
+                <w:szCs w:val="24"/>
+              </w:rPr>
+            </w:pPr>
+            <w:r>
+              <w:rPr>
+                <w:rFonts w:ascii="Times New Roman" w:hAnsi="Times New Roman" w:cs="Times New Roman"/>
+                <w:sz w:val="24"/>
+                <w:szCs w:val="24"/>
+              </w:rPr>
               <w:t>Feedback</w:t>
             </w:r>
           </w:p>
@@ -5457,7 +8344,19 @@
             <w:hideMark/>
           </w:tcPr>
           <w:p>
-            <w:r>
+            <w:pPr>
+              <w:rPr>
+                <w:rFonts w:ascii="Times New Roman" w:hAnsi="Times New Roman" w:cs="Times New Roman"/>
+                <w:sz w:val="24"/>
+                <w:szCs w:val="24"/>
+              </w:rPr>
+            </w:pPr>
+            <w:r>
+              <w:rPr>
+                <w:rFonts w:ascii="Times New Roman" w:hAnsi="Times New Roman" w:cs="Times New Roman"/>
+                <w:sz w:val="24"/>
+                <w:szCs w:val="24"/>
+              </w:rPr>
               <w:t>1</w:t>
             </w:r>
           </w:p>
@@ -5468,7 +8367,19 @@
             <w:hideMark/>
           </w:tcPr>
           <w:p>
-            <w:r>
+            <w:pPr>
+              <w:rPr>
+                <w:rFonts w:ascii="Times New Roman" w:hAnsi="Times New Roman" w:cs="Times New Roman"/>
+                <w:sz w:val="24"/>
+                <w:szCs w:val="24"/>
+              </w:rPr>
+            </w:pPr>
+            <w:r>
+              <w:rPr>
+                <w:rFonts w:ascii="Times New Roman" w:hAnsi="Times New Roman" w:cs="Times New Roman"/>
+                <w:sz w:val="24"/>
+                <w:szCs w:val="24"/>
+              </w:rPr>
               <w:t>Grade 5 Elementary Student</w:t>
             </w:r>
           </w:p>
@@ -5479,7 +8390,19 @@
             <w:hideMark/>
           </w:tcPr>
           <w:p>
-            <w:r>
+            <w:pPr>
+              <w:rPr>
+                <w:rFonts w:ascii="Times New Roman" w:hAnsi="Times New Roman" w:cs="Times New Roman"/>
+                <w:sz w:val="24"/>
+                <w:szCs w:val="24"/>
+              </w:rPr>
+            </w:pPr>
+            <w:r>
+              <w:rPr>
+                <w:rFonts w:ascii="Times New Roman" w:hAnsi="Times New Roman" w:cs="Times New Roman"/>
+                <w:sz w:val="24"/>
+                <w:szCs w:val="24"/>
+              </w:rPr>
               <w:t>Complete Earthquake module and quiz</w:t>
             </w:r>
           </w:p>
@@ -5490,7 +8413,19 @@
             <w:hideMark/>
           </w:tcPr>
           <w:p>
-            <w:r>
+            <w:pPr>
+              <w:rPr>
+                <w:rFonts w:ascii="Times New Roman" w:hAnsi="Times New Roman" w:cs="Times New Roman"/>
+                <w:sz w:val="24"/>
+                <w:szCs w:val="24"/>
+              </w:rPr>
+            </w:pPr>
+            <w:r>
+              <w:rPr>
+                <w:rFonts w:ascii="Times New Roman" w:hAnsi="Times New Roman" w:cs="Times New Roman"/>
+                <w:sz w:val="24"/>
+                <w:szCs w:val="24"/>
+              </w:rPr>
               <w:t>~10 mins</w:t>
             </w:r>
           </w:p>
@@ -5501,7 +8436,19 @@
             <w:hideMark/>
           </w:tcPr>
           <w:p>
-            <w:r>
+            <w:pPr>
+              <w:rPr>
+                <w:rFonts w:ascii="Times New Roman" w:hAnsi="Times New Roman" w:cs="Times New Roman"/>
+                <w:sz w:val="24"/>
+                <w:szCs w:val="24"/>
+              </w:rPr>
+            </w:pPr>
+            <w:r>
+              <w:rPr>
+                <w:rFonts w:ascii="Times New Roman" w:hAnsi="Times New Roman" w:cs="Times New Roman"/>
+                <w:sz w:val="24"/>
+                <w:szCs w:val="24"/>
+              </w:rPr>
               <w:t>Benefited from visual explanations before answering</w:t>
             </w:r>
           </w:p>
@@ -5512,7 +8459,19 @@
             <w:hideMark/>
           </w:tcPr>
           <w:p>
-            <w:r>
+            <w:pPr>
+              <w:rPr>
+                <w:rFonts w:ascii="Times New Roman" w:hAnsi="Times New Roman" w:cs="Times New Roman"/>
+                <w:sz w:val="24"/>
+                <w:szCs w:val="24"/>
+              </w:rPr>
+            </w:pPr>
+            <w:r>
+              <w:rPr>
+                <w:rFonts w:ascii="Times New Roman" w:hAnsi="Times New Roman" w:cs="Times New Roman"/>
+                <w:sz w:val="24"/>
+                <w:szCs w:val="24"/>
+              </w:rPr>
               <w:t>Engaging and easy to follow</w:t>
             </w:r>
           </w:p>
@@ -5525,7 +8484,19 @@
             <w:hideMark/>
           </w:tcPr>
           <w:p>
-            <w:r>
+            <w:pPr>
+              <w:rPr>
+                <w:rFonts w:ascii="Times New Roman" w:hAnsi="Times New Roman" w:cs="Times New Roman"/>
+                <w:sz w:val="24"/>
+                <w:szCs w:val="24"/>
+              </w:rPr>
+            </w:pPr>
+            <w:r>
+              <w:rPr>
+                <w:rFonts w:ascii="Times New Roman" w:hAnsi="Times New Roman" w:cs="Times New Roman"/>
+                <w:sz w:val="24"/>
+                <w:szCs w:val="24"/>
+              </w:rPr>
               <w:t>2</w:t>
             </w:r>
           </w:p>
@@ -5536,7 +8507,19 @@
             <w:hideMark/>
           </w:tcPr>
           <w:p>
-            <w:r>
+            <w:pPr>
+              <w:rPr>
+                <w:rFonts w:ascii="Times New Roman" w:hAnsi="Times New Roman" w:cs="Times New Roman"/>
+                <w:sz w:val="24"/>
+                <w:szCs w:val="24"/>
+              </w:rPr>
+            </w:pPr>
+            <w:r>
+              <w:rPr>
+                <w:rFonts w:ascii="Times New Roman" w:hAnsi="Times New Roman" w:cs="Times New Roman"/>
+                <w:sz w:val="24"/>
+                <w:szCs w:val="24"/>
+              </w:rPr>
               <w:t>Grade 8 Junior High Student</w:t>
             </w:r>
           </w:p>
@@ -5547,7 +8530,19 @@
             <w:hideMark/>
           </w:tcPr>
           <w:p>
-            <w:r>
+            <w:pPr>
+              <w:rPr>
+                <w:rFonts w:ascii="Times New Roman" w:hAnsi="Times New Roman" w:cs="Times New Roman"/>
+                <w:sz w:val="24"/>
+                <w:szCs w:val="24"/>
+              </w:rPr>
+            </w:pPr>
+            <w:r>
+              <w:rPr>
+                <w:rFonts w:ascii="Times New Roman" w:hAnsi="Times New Roman" w:cs="Times New Roman"/>
+                <w:sz w:val="24"/>
+                <w:szCs w:val="24"/>
+              </w:rPr>
               <w:t>Complete Tsunami module and emergency checklist</w:t>
             </w:r>
           </w:p>
@@ -5558,7 +8553,19 @@
             <w:hideMark/>
           </w:tcPr>
           <w:p>
-            <w:r>
+            <w:pPr>
+              <w:rPr>
+                <w:rFonts w:ascii="Times New Roman" w:hAnsi="Times New Roman" w:cs="Times New Roman"/>
+                <w:sz w:val="24"/>
+                <w:szCs w:val="24"/>
+              </w:rPr>
+            </w:pPr>
+            <w:r>
+              <w:rPr>
+                <w:rFonts w:ascii="Times New Roman" w:hAnsi="Times New Roman" w:cs="Times New Roman"/>
+                <w:sz w:val="24"/>
+                <w:szCs w:val="24"/>
+              </w:rPr>
               <w:t>~8 mins</w:t>
             </w:r>
           </w:p>
@@ -5569,7 +8576,19 @@
             <w:hideMark/>
           </w:tcPr>
           <w:p>
-            <w:r>
+            <w:pPr>
+              <w:rPr>
+                <w:rFonts w:ascii="Times New Roman" w:hAnsi="Times New Roman" w:cs="Times New Roman"/>
+                <w:sz w:val="24"/>
+                <w:szCs w:val="24"/>
+              </w:rPr>
+            </w:pPr>
+            <w:r>
+              <w:rPr>
+                <w:rFonts w:ascii="Times New Roman" w:hAnsi="Times New Roman" w:cs="Times New Roman"/>
+                <w:sz w:val="24"/>
+                <w:szCs w:val="24"/>
+              </w:rPr>
               <w:t>Navigated scenarios smoothly without assistance</w:t>
             </w:r>
           </w:p>
@@ -5580,7 +8599,19 @@
             <w:hideMark/>
           </w:tcPr>
           <w:p>
-            <w:r>
+            <w:pPr>
+              <w:rPr>
+                <w:rFonts w:ascii="Times New Roman" w:hAnsi="Times New Roman" w:cs="Times New Roman"/>
+                <w:sz w:val="24"/>
+                <w:szCs w:val="24"/>
+              </w:rPr>
+            </w:pPr>
+            <w:r>
+              <w:rPr>
+                <w:rFonts w:ascii="Times New Roman" w:hAnsi="Times New Roman" w:cs="Times New Roman"/>
+                <w:sz w:val="24"/>
+                <w:szCs w:val="24"/>
+              </w:rPr>
               <w:t>Very informative and visually clear</w:t>
             </w:r>
           </w:p>
@@ -5593,7 +8624,19 @@
             <w:hideMark/>
           </w:tcPr>
           <w:p>
-            <w:r>
+            <w:pPr>
+              <w:rPr>
+                <w:rFonts w:ascii="Times New Roman" w:hAnsi="Times New Roman" w:cs="Times New Roman"/>
+                <w:sz w:val="24"/>
+                <w:szCs w:val="24"/>
+              </w:rPr>
+            </w:pPr>
+            <w:r>
+              <w:rPr>
+                <w:rFonts w:ascii="Times New Roman" w:hAnsi="Times New Roman" w:cs="Times New Roman"/>
+                <w:sz w:val="24"/>
+                <w:szCs w:val="24"/>
+              </w:rPr>
               <w:t>3</w:t>
             </w:r>
           </w:p>
@@ -5604,7 +8647,19 @@
             <w:hideMark/>
           </w:tcPr>
           <w:p>
-            <w:r>
+            <w:pPr>
+              <w:rPr>
+                <w:rFonts w:ascii="Times New Roman" w:hAnsi="Times New Roman" w:cs="Times New Roman"/>
+                <w:sz w:val="24"/>
+                <w:szCs w:val="24"/>
+              </w:rPr>
+            </w:pPr>
+            <w:r>
+              <w:rPr>
+                <w:rFonts w:ascii="Times New Roman" w:hAnsi="Times New Roman" w:cs="Times New Roman"/>
+                <w:sz w:val="24"/>
+                <w:szCs w:val="24"/>
+              </w:rPr>
               <w:t>Science / Social Studies Teacher</w:t>
             </w:r>
           </w:p>
@@ -5615,7 +8670,19 @@
             <w:hideMark/>
           </w:tcPr>
           <w:p>
-            <w:r>
+            <w:pPr>
+              <w:rPr>
+                <w:rFonts w:ascii="Times New Roman" w:hAnsi="Times New Roman" w:cs="Times New Roman"/>
+                <w:sz w:val="24"/>
+                <w:szCs w:val="24"/>
+              </w:rPr>
+            </w:pPr>
+            <w:r>
+              <w:rPr>
+                <w:rFonts w:ascii="Times New Roman" w:hAnsi="Times New Roman" w:cs="Times New Roman"/>
+                <w:sz w:val="24"/>
+                <w:szCs w:val="24"/>
+              </w:rPr>
               <w:t>Evaluate platform as classroom teaching aid</w:t>
             </w:r>
           </w:p>
@@ -5626,7 +8693,19 @@
             <w:hideMark/>
           </w:tcPr>
           <w:p>
-            <w:r>
+            <w:pPr>
+              <w:rPr>
+                <w:rFonts w:ascii="Times New Roman" w:hAnsi="Times New Roman" w:cs="Times New Roman"/>
+                <w:sz w:val="24"/>
+                <w:szCs w:val="24"/>
+              </w:rPr>
+            </w:pPr>
+            <w:r>
+              <w:rPr>
+                <w:rFonts w:ascii="Times New Roman" w:hAnsi="Times New Roman" w:cs="Times New Roman"/>
+                <w:sz w:val="24"/>
+                <w:szCs w:val="24"/>
+              </w:rPr>
               <w:t>~4 mins</w:t>
             </w:r>
           </w:p>
@@ -5637,7 +8716,19 @@
             <w:hideMark/>
           </w:tcPr>
           <w:p>
-            <w:r>
+            <w:pPr>
+              <w:rPr>
+                <w:rFonts w:ascii="Times New Roman" w:hAnsi="Times New Roman" w:cs="Times New Roman"/>
+                <w:sz w:val="24"/>
+                <w:szCs w:val="24"/>
+              </w:rPr>
+            </w:pPr>
+            <w:r>
+              <w:rPr>
+                <w:rFonts w:ascii="Times New Roman" w:hAnsi="Times New Roman" w:cs="Times New Roman"/>
+                <w:sz w:val="24"/>
+                <w:szCs w:val="24"/>
+              </w:rPr>
               <w:t>Praised 3D stages and interactive decision points</w:t>
             </w:r>
           </w:p>
@@ -5648,7 +8739,19 @@
             <w:hideMark/>
           </w:tcPr>
           <w:p>
-            <w:r>
+            <w:pPr>
+              <w:rPr>
+                <w:rFonts w:ascii="Times New Roman" w:hAnsi="Times New Roman" w:cs="Times New Roman"/>
+                <w:sz w:val="24"/>
+                <w:szCs w:val="24"/>
+              </w:rPr>
+            </w:pPr>
+            <w:r>
+              <w:rPr>
+                <w:rFonts w:ascii="Times New Roman" w:hAnsi="Times New Roman" w:cs="Times New Roman"/>
+                <w:sz w:val="24"/>
+                <w:szCs w:val="24"/>
+              </w:rPr>
               <w:t>Excellent instructional tool for schools</w:t>
             </w:r>
           </w:p>
@@ -5660,14 +8763,23 @@
         <w:pStyle w:val="ListParagraph"/>
         <w:spacing w:after="0" w:line="240" w:lineRule="auto"/>
         <w:ind w:left="1004"/>
+        <w:rPr>
+          <w:szCs w:val="24"/>
+        </w:rPr>
       </w:pPr>
     </w:p>
     <w:p>
       <w:pPr>
         <w:spacing w:after="0" w:line="276" w:lineRule="auto"/>
         <w:ind w:left="284"/>
-      </w:pPr>
-      <w:r>
+        <w:rPr>
+          <w:szCs w:val="24"/>
+        </w:rPr>
+      </w:pPr>
+      <w:r>
+        <w:rPr>
+          <w:szCs w:val="24"/>
+        </w:rPr>
         <w:t>Phase 4: Polish, Optimization, and Final Submission Prep</w:t>
       </w:r>
     </w:p>
@@ -5680,8 +8792,14 @@
         </w:numPr>
         <w:spacing w:after="0"/>
         <w:ind w:left="1004"/>
-      </w:pPr>
-      <w:r>
+        <w:rPr>
+          <w:szCs w:val="24"/>
+        </w:rPr>
+      </w:pPr>
+      <w:r>
+        <w:rPr>
+          <w:szCs w:val="24"/>
+        </w:rPr>
         <w:t>Completed bug fixing, asset compression, and performance profiling for resource-constrained connections.</w:t>
       </w:r>
     </w:p>
@@ -5694,9 +8812,29 @@
         </w:numPr>
         <w:spacing w:after="0"/>
         <w:ind w:left="1004"/>
-      </w:pPr>
-      <w:r>
-        <w:t>Completed GitHub repository documentation including README, Installation guide, Technology stack, and Technical specifications.</w:t>
+        <w:rPr>
+          <w:szCs w:val="24"/>
+        </w:rPr>
+      </w:pPr>
+      <w:r>
+        <w:rPr>
+          <w:szCs w:val="24"/>
+        </w:rPr>
+        <w:t xml:space="preserve">Completed GitHub repository documentation including README, Installation guide, Technology stack, and </w:t>
+      </w:r>
+      <w:proofErr w:type="gramStart"/>
+      <w:r>
+        <w:rPr>
+          <w:szCs w:val="24"/>
+        </w:rPr>
+        <w:t>Technical</w:t>
+      </w:r>
+      <w:proofErr w:type="gramEnd"/>
+      <w:r>
+        <w:rPr>
+          <w:szCs w:val="24"/>
+        </w:rPr>
+        <w:t xml:space="preserve"> specifications.</w:t>
       </w:r>
     </w:p>
     <w:p>
@@ -5708,8 +8846,14 @@
         </w:numPr>
         <w:spacing w:after="0"/>
         <w:ind w:left="1004"/>
-      </w:pPr>
-      <w:r>
+        <w:rPr>
+          <w:szCs w:val="24"/>
+        </w:rPr>
+      </w:pPr>
+      <w:r>
+        <w:rPr>
+          <w:szCs w:val="24"/>
+        </w:rPr>
         <w:t>Prepared hosted live demo, deployment artifacts, and final proposal submission materials.</w:t>
       </w:r>
     </w:p>
@@ -5717,135 +8861,43 @@
       <w:pPr>
         <w:spacing w:after="0" w:line="276" w:lineRule="auto"/>
         <w:ind w:left="284" w:firstLine="256"/>
-      </w:pPr>
-      <w:r>
-        <w:t>T</w:t>
-      </w:r>
-      <w:r>
-        <w:t xml:space="preserve">ools </w:t>
+        <w:rPr>
+          <w:szCs w:val="24"/>
+        </w:rPr>
+      </w:pPr>
+      <w:r>
+        <w:rPr>
+          <w:szCs w:val="24"/>
+        </w:rPr>
+        <w:t xml:space="preserve">The main tools that have been used are React, TypeScript, Vite, Three.js, React Three Fiber, </w:t>
       </w:r>
       <w:proofErr w:type="spellStart"/>
       <w:r>
-        <w:t>utama</w:t>
+        <w:rPr>
+          <w:szCs w:val="24"/>
+        </w:rPr>
+        <w:t>drei</w:t>
       </w:r>
       <w:proofErr w:type="spellEnd"/>
       <w:r>
-        <w:t xml:space="preserve"> yang sudah digunakan </w:t>
+        <w:rPr>
+          <w:szCs w:val="24"/>
+        </w:rPr>
+        <w:t xml:space="preserve">, Tailwind CSS, </w:t>
       </w:r>
       <w:proofErr w:type="spellStart"/>
       <w:r>
-        <w:t>adalah</w:t>
+        <w:rPr>
+          <w:szCs w:val="24"/>
+        </w:rPr>
+        <w:t>lucide</w:t>
       </w:r>
       <w:proofErr w:type="spellEnd"/>
       <w:r>
-        <w:t xml:space="preserve"> React, TypeScript, </w:t>
-      </w:r>
-      <w:proofErr w:type="spellStart"/>
-      <w:r>
-        <w:t>Vite</w:t>
-      </w:r>
-      <w:proofErr w:type="spellEnd"/>
-      <w:r>
-        <w:t xml:space="preserve">, Three.js, React Three Fiber, </w:t>
-      </w:r>
-      <w:proofErr w:type="spellStart"/>
-      <w:r>
-        <w:t>drei</w:t>
-      </w:r>
-      <w:proofErr w:type="spellEnd"/>
-      <w:r>
-        <w:t xml:space="preserve">, Tailwind CSS, </w:t>
-      </w:r>
-      <w:proofErr w:type="spellStart"/>
-      <w:r>
-        <w:t>lucide</w:t>
-      </w:r>
-      <w:proofErr w:type="spellEnd"/>
-      <w:r>
-        <w:t xml:space="preserve">-react, dan canvas-confetti, </w:t>
-      </w:r>
-      <w:proofErr w:type="spellStart"/>
-      <w:r>
-        <w:t>bersama</w:t>
-      </w:r>
-      <w:proofErr w:type="spellEnd"/>
-      <w:r>
-        <w:t xml:space="preserve"> Git/GitHub untuk </w:t>
-      </w:r>
-      <w:proofErr w:type="spellStart"/>
-      <w:r>
-        <w:t>kontrol</w:t>
-      </w:r>
-      <w:proofErr w:type="spellEnd"/>
-      <w:r>
-        <w:t xml:space="preserve"> </w:t>
-      </w:r>
-      <w:proofErr w:type="spellStart"/>
-      <w:r>
-        <w:t>versi</w:t>
-      </w:r>
-      <w:proofErr w:type="spellEnd"/>
-      <w:r>
-        <w:t xml:space="preserve"> dan </w:t>
-      </w:r>
-      <w:proofErr w:type="spellStart"/>
-      <w:r>
-        <w:t>perkakas</w:t>
-      </w:r>
-      <w:proofErr w:type="spellEnd"/>
-      <w:r>
-        <w:t xml:space="preserve"> pengujian </w:t>
-      </w:r>
-      <w:proofErr w:type="spellStart"/>
-      <w:r>
-        <w:t>serta</w:t>
-      </w:r>
-      <w:proofErr w:type="spellEnd"/>
-      <w:r>
-        <w:t xml:space="preserve"> </w:t>
-      </w:r>
-      <w:proofErr w:type="spellStart"/>
-      <w:r>
-        <w:t>dokumentasi</w:t>
-      </w:r>
-      <w:proofErr w:type="spellEnd"/>
-      <w:r>
-        <w:t xml:space="preserve"> </w:t>
-      </w:r>
-      <w:proofErr w:type="spellStart"/>
-      <w:r>
-        <w:t>tim</w:t>
-      </w:r>
-      <w:proofErr w:type="spellEnd"/>
-      <w:r>
-        <w:t xml:space="preserve"> yang sudah </w:t>
-      </w:r>
-      <w:proofErr w:type="spellStart"/>
-      <w:r>
-        <w:t>ada</w:t>
-      </w:r>
-      <w:proofErr w:type="spellEnd"/>
-      <w:r>
-        <w:t xml:space="preserve">, seperti Postman atau Swagger untuk </w:t>
-      </w:r>
-      <w:proofErr w:type="spellStart"/>
-      <w:r>
-        <w:t>dokumentasi</w:t>
-      </w:r>
-      <w:proofErr w:type="spellEnd"/>
-      <w:r>
-        <w:t xml:space="preserve"> API </w:t>
-      </w:r>
-      <w:proofErr w:type="spellStart"/>
-      <w:r>
-        <w:t>bila</w:t>
-      </w:r>
-      <w:proofErr w:type="spellEnd"/>
-      <w:r>
-        <w:t xml:space="preserve"> diperlukan</w:t>
-      </w:r>
-      <w:r>
-        <w:t>.</w:t>
+        <w:rPr>
+          <w:szCs w:val="24"/>
+        </w:rPr>
+        <w:t>-react, and canvas-confetti, along with Git/GitHub for version control and existing team testing and documentation tools, such as Postman or Swagger for API documentation if needed.</w:t>
       </w:r>
     </w:p>
     <w:p>
@@ -5854,10 +8906,13 @@
         <w:rPr>
           <w:rFonts w:eastAsiaTheme="majorEastAsia"/>
           <w:b/>
-          <w:szCs w:val="32"/>
-        </w:rPr>
-      </w:pPr>
-      <w:r>
+          <w:szCs w:val="24"/>
+        </w:rPr>
+      </w:pPr>
+      <w:r>
+        <w:rPr>
+          <w:szCs w:val="24"/>
+        </w:rPr>
         <w:br w:type="page"/>
       </w:r>
     </w:p>
@@ -5872,16 +8927,25 @@
         <w:ind w:left="540" w:hanging="540"/>
         <w:rPr>
           <w:rFonts w:cs="Times New Roman"/>
-        </w:rPr>
-      </w:pPr>
-      <w:r>
+          <w:szCs w:val="24"/>
+        </w:rPr>
+      </w:pPr>
+      <w:r>
+        <w:rPr>
+          <w:rFonts w:cs="Times New Roman"/>
+          <w:szCs w:val="24"/>
+        </w:rPr>
+        <w:lastRenderedPageBreak/>
         <w:t>References</w:t>
       </w:r>
     </w:p>
     <w:p>
       <w:pPr>
-        <w:spacing w:after="0" w:line="276" w:lineRule="auto"/>
+        <w:spacing w:after="0"/>
         <w:ind w:left="720" w:hanging="360"/>
+        <w:rPr>
+          <w:szCs w:val="24"/>
+        </w:rPr>
       </w:pPr>
       <w:r>
         <w:rPr>
@@ -5954,11 +9018,14 @@
         </w:rPr>
         <w:t xml:space="preserve"> Indonesia (DIBI). </w:t>
       </w:r>
-      <w:hyperlink r:id="rId10">
+      <w:hyperlink r:id="rId10" w:history="1">
         <w:r>
           <w:rPr>
+            <w:rStyle w:val="Hyperlink"/>
             <w:rFonts w:eastAsia="Times New Roman"/>
+            <w:color w:val="auto"/>
             <w:szCs w:val="24"/>
+            <w:u w:val="none"/>
           </w:rPr>
           <w:t>https://dibi.bnpb.go.id</w:t>
         </w:r>
@@ -5966,51 +9033,79 @@
     </w:p>
     <w:p>
       <w:pPr>
-        <w:spacing w:after="0" w:line="276" w:lineRule="auto"/>
+        <w:spacing w:after="0"/>
         <w:ind w:left="720" w:hanging="360"/>
         <w:rPr>
           <w:szCs w:val="24"/>
         </w:rPr>
       </w:pPr>
       <w:r>
+        <w:rPr>
+          <w:szCs w:val="24"/>
+        </w:rPr>
         <w:t xml:space="preserve">Badan Nasional </w:t>
       </w:r>
       <w:proofErr w:type="spellStart"/>
       <w:r>
+        <w:rPr>
+          <w:szCs w:val="24"/>
+        </w:rPr>
         <w:t>Penanggulangan</w:t>
       </w:r>
       <w:proofErr w:type="spellEnd"/>
       <w:r>
+        <w:rPr>
+          <w:szCs w:val="24"/>
+        </w:rPr>
         <w:t xml:space="preserve"> </w:t>
       </w:r>
       <w:proofErr w:type="spellStart"/>
       <w:r>
+        <w:rPr>
+          <w:szCs w:val="24"/>
+        </w:rPr>
         <w:t>Bencana</w:t>
       </w:r>
       <w:proofErr w:type="spellEnd"/>
       <w:r>
+        <w:rPr>
+          <w:szCs w:val="24"/>
+        </w:rPr>
         <w:t xml:space="preserve"> (BNPB). (2023). Panduan Tas </w:t>
       </w:r>
       <w:proofErr w:type="spellStart"/>
       <w:r>
+        <w:rPr>
+          <w:szCs w:val="24"/>
+        </w:rPr>
         <w:t>Siaga</w:t>
       </w:r>
       <w:proofErr w:type="spellEnd"/>
       <w:r>
+        <w:rPr>
+          <w:szCs w:val="24"/>
+        </w:rPr>
         <w:t xml:space="preserve"> </w:t>
       </w:r>
       <w:proofErr w:type="spellStart"/>
       <w:r>
+        <w:rPr>
+          <w:szCs w:val="24"/>
+        </w:rPr>
         <w:t>Bencana</w:t>
       </w:r>
       <w:proofErr w:type="spellEnd"/>
       <w:r>
+        <w:rPr>
+          <w:szCs w:val="24"/>
+        </w:rPr>
         <w:t xml:space="preserve">. </w:t>
       </w:r>
-      <w:hyperlink r:id="rId11">
+      <w:hyperlink r:id="rId11" w:history="1">
         <w:r>
           <w:rPr>
             <w:rStyle w:val="Hyperlink"/>
+            <w:szCs w:val="24"/>
           </w:rPr>
           <w:t>https://bnpb.go.id</w:t>
         </w:r>
@@ -6018,67 +9113,93 @@
     </w:p>
     <w:p>
       <w:pPr>
-        <w:spacing w:after="0" w:line="276" w:lineRule="auto"/>
+        <w:spacing w:after="0"/>
         <w:ind w:left="720" w:hanging="360"/>
         <w:rPr>
           <w:szCs w:val="24"/>
         </w:rPr>
       </w:pPr>
       <w:r>
+        <w:rPr>
+          <w:szCs w:val="24"/>
+        </w:rPr>
         <w:t xml:space="preserve">Badan Nasional </w:t>
       </w:r>
       <w:proofErr w:type="spellStart"/>
       <w:r>
+        <w:rPr>
+          <w:szCs w:val="24"/>
+        </w:rPr>
         <w:t>Penanggulangan</w:t>
       </w:r>
       <w:proofErr w:type="spellEnd"/>
       <w:r>
+        <w:rPr>
+          <w:szCs w:val="24"/>
+        </w:rPr>
         <w:t xml:space="preserve"> </w:t>
       </w:r>
       <w:proofErr w:type="spellStart"/>
       <w:r>
+        <w:rPr>
+          <w:szCs w:val="24"/>
+        </w:rPr>
         <w:t>Bencana</w:t>
       </w:r>
       <w:proofErr w:type="spellEnd"/>
       <w:r>
+        <w:rPr>
+          <w:szCs w:val="24"/>
+        </w:rPr>
         <w:t xml:space="preserve"> (BNPB). </w:t>
       </w:r>
       <w:proofErr w:type="spellStart"/>
       <w:r>
+        <w:rPr>
+          <w:szCs w:val="24"/>
+        </w:rPr>
         <w:t>Nomor</w:t>
       </w:r>
       <w:proofErr w:type="spellEnd"/>
       <w:r>
+        <w:rPr>
+          <w:szCs w:val="24"/>
+        </w:rPr>
+        <w:t xml:space="preserve"> Kontak </w:t>
+      </w:r>
+      <w:proofErr w:type="spellStart"/>
+      <w:r>
+        <w:rPr>
+          <w:szCs w:val="24"/>
+        </w:rPr>
+        <w:t>Darurat</w:t>
+      </w:r>
+      <w:proofErr w:type="spellEnd"/>
+      <w:r>
+        <w:rPr>
+          <w:szCs w:val="24"/>
+        </w:rPr>
         <w:t xml:space="preserve"> </w:t>
       </w:r>
       <w:proofErr w:type="spellStart"/>
       <w:r>
-        <w:t>Kontak</w:t>
+        <w:rPr>
+          <w:szCs w:val="24"/>
+        </w:rPr>
+        <w:t>Bencana</w:t>
       </w:r>
       <w:proofErr w:type="spellEnd"/>
       <w:r>
-        <w:t xml:space="preserve"> </w:t>
-      </w:r>
-      <w:proofErr w:type="spellStart"/>
-      <w:r>
-        <w:t>Darurat</w:t>
-      </w:r>
-      <w:proofErr w:type="spellEnd"/>
-      <w:r>
-        <w:t xml:space="preserve"> </w:t>
-      </w:r>
-      <w:proofErr w:type="spellStart"/>
-      <w:r>
-        <w:t>Bencana</w:t>
-      </w:r>
-      <w:proofErr w:type="spellEnd"/>
-      <w:r>
+        <w:rPr>
+          <w:szCs w:val="24"/>
+        </w:rPr>
         <w:t xml:space="preserve"> Nasional. </w:t>
       </w:r>
-      <w:hyperlink r:id="rId12">
+      <w:hyperlink r:id="rId12" w:history="1">
         <w:r>
           <w:rPr>
             <w:rStyle w:val="Hyperlink"/>
+            <w:szCs w:val="24"/>
           </w:rPr>
           <w:t>https://bnpb.go.id/kontak</w:t>
         </w:r>
@@ -6086,59 +9207,79 @@
     </w:p>
     <w:p>
       <w:pPr>
-        <w:spacing w:after="0" w:line="276" w:lineRule="auto"/>
+        <w:spacing w:after="0"/>
         <w:ind w:left="720" w:hanging="360"/>
         <w:rPr>
           <w:szCs w:val="24"/>
         </w:rPr>
       </w:pPr>
       <w:r>
+        <w:rPr>
+          <w:szCs w:val="24"/>
+        </w:rPr>
         <w:t xml:space="preserve">Badan </w:t>
       </w:r>
       <w:proofErr w:type="spellStart"/>
       <w:r>
+        <w:rPr>
+          <w:szCs w:val="24"/>
+        </w:rPr>
         <w:t>Meteorologi</w:t>
       </w:r>
       <w:proofErr w:type="spellEnd"/>
       <w:r>
+        <w:rPr>
+          <w:szCs w:val="24"/>
+        </w:rPr>
         <w:t xml:space="preserve">, </w:t>
       </w:r>
       <w:proofErr w:type="spellStart"/>
       <w:r>
+        <w:rPr>
+          <w:szCs w:val="24"/>
+        </w:rPr>
         <w:t>Klimatologi</w:t>
       </w:r>
       <w:proofErr w:type="spellEnd"/>
       <w:r>
+        <w:rPr>
+          <w:szCs w:val="24"/>
+        </w:rPr>
         <w:t xml:space="preserve">, dan </w:t>
       </w:r>
       <w:proofErr w:type="spellStart"/>
       <w:r>
+        <w:rPr>
+          <w:szCs w:val="24"/>
+        </w:rPr>
         <w:t>Geofisika</w:t>
       </w:r>
       <w:proofErr w:type="spellEnd"/>
       <w:r>
-        <w:t xml:space="preserve"> (BMKG). Peta Zona Megathrust dan </w:t>
+        <w:rPr>
+          <w:szCs w:val="24"/>
+        </w:rPr>
+        <w:t xml:space="preserve"> (BMKG). Peta Zona Megathrust dan Sesar </w:t>
       </w:r>
       <w:proofErr w:type="spellStart"/>
       <w:r>
-        <w:t>Sesar</w:t>
+        <w:rPr>
+          <w:szCs w:val="24"/>
+        </w:rPr>
+        <w:t>Aktif</w:t>
       </w:r>
       <w:proofErr w:type="spellEnd"/>
       <w:r>
-        <w:t xml:space="preserve"> </w:t>
-      </w:r>
-      <w:proofErr w:type="spellStart"/>
-      <w:r>
-        <w:t>Aktif</w:t>
-      </w:r>
-      <w:proofErr w:type="spellEnd"/>
-      <w:r>
+        <w:rPr>
+          <w:szCs w:val="24"/>
+        </w:rPr>
         <w:t xml:space="preserve"> Indonesia. </w:t>
       </w:r>
-      <w:hyperlink r:id="rId13">
+      <w:hyperlink r:id="rId13" w:history="1">
         <w:r>
           <w:rPr>
             <w:rStyle w:val="Hyperlink"/>
+            <w:szCs w:val="24"/>
           </w:rPr>
           <w:t>https://bmkg.go.id</w:t>
         </w:r>
@@ -6146,72 +9287,121 @@
     </w:p>
     <w:p>
       <w:pPr>
-        <w:spacing w:after="0" w:line="276" w:lineRule="auto"/>
+        <w:spacing w:after="0"/>
         <w:ind w:left="720" w:hanging="360"/>
-      </w:pPr>
-      <w:r>
+        <w:rPr>
+          <w:szCs w:val="24"/>
+        </w:rPr>
+      </w:pPr>
+      <w:r>
+        <w:rPr>
+          <w:szCs w:val="24"/>
+        </w:rPr>
         <w:t xml:space="preserve">Pusat </w:t>
       </w:r>
       <w:proofErr w:type="spellStart"/>
       <w:r>
+        <w:rPr>
+          <w:szCs w:val="24"/>
+        </w:rPr>
         <w:t>Vulkanologi</w:t>
       </w:r>
       <w:proofErr w:type="spellEnd"/>
       <w:r>
+        <w:rPr>
+          <w:szCs w:val="24"/>
+        </w:rPr>
         <w:t xml:space="preserve"> dan </w:t>
       </w:r>
       <w:proofErr w:type="spellStart"/>
       <w:r>
+        <w:rPr>
+          <w:szCs w:val="24"/>
+        </w:rPr>
         <w:t>Mitigasi</w:t>
       </w:r>
       <w:proofErr w:type="spellEnd"/>
       <w:r>
+        <w:rPr>
+          <w:szCs w:val="24"/>
+        </w:rPr>
         <w:t xml:space="preserve"> </w:t>
       </w:r>
       <w:proofErr w:type="spellStart"/>
       <w:r>
+        <w:rPr>
+          <w:szCs w:val="24"/>
+        </w:rPr>
         <w:t>Bencana</w:t>
       </w:r>
       <w:proofErr w:type="spellEnd"/>
       <w:r>
+        <w:rPr>
+          <w:szCs w:val="24"/>
+        </w:rPr>
         <w:t xml:space="preserve"> </w:t>
       </w:r>
       <w:proofErr w:type="spellStart"/>
       <w:r>
+        <w:rPr>
+          <w:szCs w:val="24"/>
+        </w:rPr>
         <w:t>Geologi</w:t>
       </w:r>
       <w:proofErr w:type="spellEnd"/>
       <w:r>
+        <w:rPr>
+          <w:szCs w:val="24"/>
+        </w:rPr>
         <w:t xml:space="preserve"> (PVMBG). Status </w:t>
       </w:r>
       <w:proofErr w:type="spellStart"/>
       <w:r>
+        <w:rPr>
+          <w:szCs w:val="24"/>
+        </w:rPr>
         <w:t>Aktivitas</w:t>
       </w:r>
       <w:proofErr w:type="spellEnd"/>
       <w:r>
+        <w:rPr>
+          <w:szCs w:val="24"/>
+        </w:rPr>
         <w:t xml:space="preserve"> </w:t>
       </w:r>
       <w:proofErr w:type="spellStart"/>
       <w:r>
+        <w:rPr>
+          <w:szCs w:val="24"/>
+        </w:rPr>
         <w:t>Gunung</w:t>
       </w:r>
       <w:proofErr w:type="spellEnd"/>
       <w:r>
+        <w:rPr>
+          <w:szCs w:val="24"/>
+        </w:rPr>
         <w:t xml:space="preserve"> </w:t>
       </w:r>
       <w:proofErr w:type="spellStart"/>
       <w:r>
+        <w:rPr>
+          <w:szCs w:val="24"/>
+        </w:rPr>
         <w:t>Berapi</w:t>
       </w:r>
       <w:proofErr w:type="spellEnd"/>
       <w:r>
+        <w:rPr>
+          <w:szCs w:val="24"/>
+        </w:rPr>
         <w:t xml:space="preserve"> Indonesia (Merapi, Sinabung). </w:t>
       </w:r>
-      <w:hyperlink r:id="rId14">
+      <w:hyperlink r:id="rId14" w:history="1">
         <w:r>
           <w:rPr>
             <w:rStyle w:val="Hyperlink"/>
+            <w:szCs w:val="24"/>
           </w:rPr>
           <w:t>https://vsi.esdm.go.id</w:t>
         </w:r>
@@ -6219,179 +9409,233 @@
     </w:p>
     <w:p>
       <w:pPr>
-        <w:spacing w:after="0" w:line="276" w:lineRule="auto"/>
+        <w:spacing w:after="0"/>
         <w:ind w:left="720" w:hanging="360"/>
-      </w:pPr>
-      <w:r>
+        <w:rPr>
+          <w:szCs w:val="24"/>
+        </w:rPr>
+      </w:pPr>
+      <w:r>
+        <w:rPr>
+          <w:szCs w:val="24"/>
+        </w:rPr>
         <w:t xml:space="preserve">National Research Council/USGS Report. (2019). </w:t>
       </w:r>
       <w:r>
         <w:rPr>
           <w:i/>
           <w:iCs/>
-        </w:rPr>
-        <w:t xml:space="preserve">The 2018 </w:t>
+          <w:szCs w:val="24"/>
+        </w:rPr>
+        <w:t>The 2018 Palu Earthquake and Tsunami: Liquefaction and Landslide Impacts</w:t>
+      </w:r>
+      <w:r>
+        <w:rPr>
+          <w:szCs w:val="24"/>
+        </w:rPr>
+        <w:t>. U.S. Geological Survey.</w:t>
+      </w:r>
+    </w:p>
+    <w:p>
+      <w:pPr>
+        <w:spacing w:after="0"/>
+        <w:ind w:left="720" w:hanging="360"/>
+        <w:rPr>
+          <w:szCs w:val="24"/>
+        </w:rPr>
+      </w:pPr>
+      <w:r>
+        <w:rPr>
+          <w:szCs w:val="24"/>
+        </w:rPr>
+        <w:t xml:space="preserve">Sassa, S., &amp; </w:t>
       </w:r>
       <w:proofErr w:type="spellStart"/>
+      <w:r>
+        <w:rPr>
+          <w:szCs w:val="24"/>
+        </w:rPr>
+        <w:t>Takagawa</w:t>
+      </w:r>
+      <w:proofErr w:type="spellEnd"/>
+      <w:r>
+        <w:rPr>
+          <w:szCs w:val="24"/>
+        </w:rPr>
+        <w:t xml:space="preserve">, T. (2019). </w:t>
+      </w:r>
       <w:r>
         <w:rPr>
           <w:i/>
           <w:iCs/>
-        </w:rPr>
-        <w:t>Palu</w:t>
-      </w:r>
-      <w:proofErr w:type="spellEnd"/>
+          <w:szCs w:val="24"/>
+        </w:rPr>
+        <w:t>Liquefied gravity flow-induced tsunami: First evidence and comparison from the 2018 Indonesia Sulawesi earthquake and tsunami disasters</w:t>
+      </w:r>
+      <w:r>
+        <w:rPr>
+          <w:szCs w:val="24"/>
+        </w:rPr>
+        <w:t>. Landslides, 16, 195–200.</w:t>
+      </w:r>
+    </w:p>
+    <w:p>
+      <w:pPr>
+        <w:spacing w:after="0"/>
+        <w:ind w:left="720" w:hanging="360"/>
+        <w:rPr>
+          <w:szCs w:val="24"/>
+        </w:rPr>
+      </w:pPr>
+      <w:r>
+        <w:rPr>
+          <w:szCs w:val="24"/>
+        </w:rPr>
+        <w:t xml:space="preserve">Ronoh, S., Gaillard, J.C., &amp; Marlowe, J. (2015). </w:t>
+      </w:r>
       <w:r>
         <w:rPr>
           <w:i/>
           <w:iCs/>
-        </w:rPr>
-        <w:t xml:space="preserve"> Earthquake and Tsunami: Liquefaction and Landslide Impacts</w:t>
-      </w:r>
-      <w:r>
-        <w:t>. U.S. Geological Survey.</w:t>
-      </w:r>
-    </w:p>
-    <w:p>
-      <w:pPr>
-        <w:spacing w:after="0" w:line="276" w:lineRule="auto"/>
+          <w:szCs w:val="24"/>
+        </w:rPr>
+        <w:t>Children with disabilities and disaster risk reduction: A review</w:t>
+      </w:r>
+      <w:r>
+        <w:rPr>
+          <w:szCs w:val="24"/>
+        </w:rPr>
+        <w:t>. International Journal of Disaster Risk Science, 6(1), 38–48.</w:t>
+      </w:r>
+    </w:p>
+    <w:p>
+      <w:pPr>
+        <w:spacing w:after="0"/>
         <w:ind w:left="720" w:hanging="360"/>
+        <w:rPr>
+          <w:szCs w:val="24"/>
+        </w:rPr>
       </w:pPr>
       <w:proofErr w:type="spellStart"/>
       <w:r>
-        <w:t>Sassa</w:t>
+        <w:rPr>
+          <w:szCs w:val="24"/>
+        </w:rPr>
+        <w:t>Shiwaku</w:t>
       </w:r>
       <w:proofErr w:type="spellEnd"/>
       <w:r>
-        <w:t xml:space="preserve">, S., &amp; </w:t>
-      </w:r>
-      <w:proofErr w:type="spellStart"/>
-      <w:r>
-        <w:t>Takagawa</w:t>
-      </w:r>
-      <w:proofErr w:type="spellEnd"/>
-      <w:r>
-        <w:t xml:space="preserve">, T. (2019). </w:t>
+        <w:rPr>
+          <w:szCs w:val="24"/>
+        </w:rPr>
+        <w:t xml:space="preserve">, K., &amp; Fernandez, G. (2011). </w:t>
       </w:r>
       <w:r>
         <w:rPr>
           <w:i/>
           <w:iCs/>
-        </w:rPr>
-        <w:t>Liquefied gravity flow-induced tsunami: First evidence and comparison from the 2018 Indonesia Sulawesi earthquake and tsunami disasters</w:t>
-      </w:r>
-      <w:r>
-        <w:t>. Landslides, 16, 195–200.</w:t>
-      </w:r>
-    </w:p>
-    <w:p>
-      <w:pPr>
-        <w:spacing w:after="0" w:line="276" w:lineRule="auto"/>
+          <w:szCs w:val="24"/>
+        </w:rPr>
+        <w:t>Roles of school in disaster education</w:t>
+      </w:r>
+      <w:r>
+        <w:rPr>
+          <w:szCs w:val="24"/>
+        </w:rPr>
+        <w:t>. In Disaster Education (Community, Environment and Disaster Risk Management, Vol. 7), Emerald Group Publishing.</w:t>
+      </w:r>
+    </w:p>
+    <w:p>
+      <w:pPr>
+        <w:spacing w:after="0"/>
         <w:ind w:left="720" w:hanging="360"/>
-      </w:pPr>
-      <w:proofErr w:type="spellStart"/>
-      <w:r>
-        <w:t>Ronoh</w:t>
-      </w:r>
-      <w:proofErr w:type="spellEnd"/>
-      <w:r>
-        <w:t xml:space="preserve">, S., Gaillard, J.C., &amp; Marlowe, J. (2015). </w:t>
+        <w:rPr>
+          <w:szCs w:val="24"/>
+        </w:rPr>
+      </w:pPr>
+      <w:r>
+        <w:rPr>
+          <w:szCs w:val="24"/>
+        </w:rPr>
+        <w:t xml:space="preserve">Amri, A., Bird, D.K., Ronan, K., Haynes, K., &amp; Towers, B. (2017). </w:t>
       </w:r>
       <w:r>
         <w:rPr>
           <w:i/>
           <w:iCs/>
-        </w:rPr>
-        <w:t>Children with disabilities and disaster risk reduction: A review</w:t>
-      </w:r>
-      <w:r>
-        <w:t>. International Journal of Disaster Risk Science, 6(1), 38–48.</w:t>
-      </w:r>
-    </w:p>
-    <w:p>
-      <w:pPr>
-        <w:spacing w:after="0" w:line="276" w:lineRule="auto"/>
+          <w:szCs w:val="24"/>
+        </w:rPr>
+        <w:t>Disaster risk reduction education in Indonesia: challenges and recommendations for scaling up</w:t>
+      </w:r>
+      <w:r>
+        <w:rPr>
+          <w:szCs w:val="24"/>
+        </w:rPr>
+        <w:t>. Natural Hazards and Earth System Sciences, 17(4), 595–612.</w:t>
+      </w:r>
+    </w:p>
+    <w:p>
+      <w:pPr>
+        <w:spacing w:after="0"/>
         <w:ind w:left="720" w:hanging="360"/>
-      </w:pPr>
-      <w:proofErr w:type="spellStart"/>
-      <w:r>
-        <w:t>Shiwaku</w:t>
-      </w:r>
-      <w:proofErr w:type="spellEnd"/>
-      <w:r>
-        <w:t xml:space="preserve">, K., &amp; Fernandez, G. (2011). </w:t>
+        <w:rPr>
+          <w:szCs w:val="24"/>
+        </w:rPr>
+      </w:pPr>
+      <w:r>
+        <w:rPr>
+          <w:szCs w:val="24"/>
+        </w:rPr>
+        <w:t xml:space="preserve">Mayer, R.E. (2009). </w:t>
       </w:r>
       <w:r>
         <w:rPr>
           <w:i/>
           <w:iCs/>
-        </w:rPr>
-        <w:t>Roles of school in disaster education</w:t>
-      </w:r>
-      <w:r>
-        <w:t>. In Disaster Education (Community, Environment and Disaster Risk Management, Vol. 7), Emerald Group Publishing.</w:t>
-      </w:r>
-    </w:p>
-    <w:p>
-      <w:pPr>
-        <w:spacing w:after="0" w:line="276" w:lineRule="auto"/>
+          <w:szCs w:val="24"/>
+        </w:rPr>
+        <w:t>Multimedia Learning</w:t>
+      </w:r>
+      <w:r>
+        <w:rPr>
+          <w:szCs w:val="24"/>
+        </w:rPr>
+        <w:t xml:space="preserve"> (2nd ed.). Cambridge University Press.</w:t>
+      </w:r>
+    </w:p>
+    <w:p>
+      <w:pPr>
+        <w:spacing w:after="0"/>
         <w:ind w:left="720" w:hanging="360"/>
-      </w:pPr>
-      <w:r>
-        <w:t xml:space="preserve">Amri, A., Bird, D.K., Ronan, K., Haynes, K., &amp; Towers, B. (2017). </w:t>
+        <w:rPr>
+          <w:szCs w:val="24"/>
+        </w:rPr>
+      </w:pPr>
+      <w:r>
+        <w:rPr>
+          <w:szCs w:val="24"/>
+        </w:rPr>
+        <w:t xml:space="preserve">United Nations. (2015). </w:t>
       </w:r>
       <w:r>
         <w:rPr>
           <w:i/>
           <w:iCs/>
-        </w:rPr>
-        <w:t>Disaster risk reduction education in Indonesia: challenges and recommendations for scaling up</w:t>
-      </w:r>
-      <w:r>
-        <w:t>. Natural Hazards and Earth System Sciences, 17(4), 595–612.</w:t>
-      </w:r>
-    </w:p>
-    <w:p>
-      <w:pPr>
-        <w:spacing w:after="0" w:line="276" w:lineRule="auto"/>
-        <w:ind w:left="720" w:hanging="360"/>
-      </w:pPr>
-      <w:r>
-        <w:t xml:space="preserve">Mayer, R.E. (2009). </w:t>
-      </w:r>
-      <w:r>
-        <w:rPr>
-          <w:i/>
-          <w:iCs/>
-        </w:rPr>
-        <w:t>Multimedia Learning</w:t>
-      </w:r>
-      <w:r>
-        <w:t xml:space="preserve"> (2nd ed.). Cambridge University Press.</w:t>
-      </w:r>
-    </w:p>
-    <w:p>
-      <w:pPr>
-        <w:spacing w:after="0"/>
-        <w:ind w:left="720" w:hanging="360"/>
-      </w:pPr>
-      <w:r>
-        <w:t xml:space="preserve">United Nations. (2015). </w:t>
-      </w:r>
-      <w:r>
-        <w:rPr>
-          <w:i/>
-          <w:iCs/>
+          <w:szCs w:val="24"/>
         </w:rPr>
         <w:t>Transforming Our World: The 2030 Agenda for Sustainable Development</w:t>
       </w:r>
       <w:r>
+        <w:rPr>
+          <w:szCs w:val="24"/>
+        </w:rPr>
         <w:t xml:space="preserve"> (SDGs 4, 11, 13). </w:t>
       </w:r>
-      <w:hyperlink r:id="rId15">
+      <w:hyperlink r:id="rId15" w:history="1">
         <w:r>
           <w:rPr>
             <w:rStyle w:val="Hyperlink"/>
+            <w:szCs w:val="24"/>
           </w:rPr>
           <w:t>https://sdgs.un.org/2030agenda</w:t>
         </w:r>
@@ -6401,24 +9645,35 @@
       <w:pPr>
         <w:spacing w:after="0"/>
         <w:ind w:left="720" w:hanging="360"/>
-      </w:pPr>
-      <w:r>
+        <w:rPr>
+          <w:szCs w:val="24"/>
+        </w:rPr>
+      </w:pPr>
+      <w:r>
+        <w:rPr>
+          <w:szCs w:val="24"/>
+        </w:rPr>
         <w:t xml:space="preserve">UNDRR (United Nations Office for Disaster Risk Reduction). (2015). </w:t>
       </w:r>
       <w:r>
         <w:rPr>
           <w:i/>
           <w:iCs/>
+          <w:szCs w:val="24"/>
         </w:rPr>
         <w:t>Sendai Framework for Disaster Risk Reduction 2015–2030</w:t>
       </w:r>
       <w:r>
+        <w:rPr>
+          <w:szCs w:val="24"/>
+        </w:rPr>
         <w:t xml:space="preserve">. </w:t>
       </w:r>
-      <w:hyperlink r:id="rId16">
+      <w:hyperlink r:id="rId16" w:history="1">
         <w:r>
           <w:rPr>
             <w:rStyle w:val="Hyperlink"/>
+            <w:szCs w:val="24"/>
           </w:rPr>
           <w:t>https://www.undrr.org/publication/sendai-framework-disaster-risk-reduction-2015-2030</w:t>
         </w:r>
@@ -6428,14 +9683,21 @@
       <w:pPr>
         <w:spacing w:after="0"/>
         <w:ind w:left="720" w:hanging="360"/>
-      </w:pPr>
-      <w:r>
+        <w:rPr>
+          <w:szCs w:val="24"/>
+        </w:rPr>
+      </w:pPr>
+      <w:r>
+        <w:rPr>
+          <w:szCs w:val="24"/>
+        </w:rPr>
         <w:t xml:space="preserve">React Documentation. Meta Open Source. </w:t>
       </w:r>
-      <w:hyperlink r:id="rId17">
+      <w:hyperlink r:id="rId17" w:history="1">
         <w:r>
           <w:rPr>
             <w:rStyle w:val="Hyperlink"/>
+            <w:szCs w:val="24"/>
           </w:rPr>
           <w:t>https://react.dev</w:t>
         </w:r>
@@ -6445,14 +9707,21 @@
       <w:pPr>
         <w:spacing w:after="0"/>
         <w:ind w:left="720" w:hanging="360"/>
-      </w:pPr>
-      <w:r>
+        <w:rPr>
+          <w:szCs w:val="24"/>
+        </w:rPr>
+      </w:pPr>
+      <w:r>
+        <w:rPr>
+          <w:szCs w:val="24"/>
+        </w:rPr>
         <w:t xml:space="preserve">Three.js Documentation. </w:t>
       </w:r>
-      <w:hyperlink r:id="rId18">
+      <w:hyperlink r:id="rId18" w:history="1">
         <w:r>
           <w:rPr>
             <w:rStyle w:val="Hyperlink"/>
+            <w:szCs w:val="24"/>
           </w:rPr>
           <w:t>https://threejs.org/docs</w:t>
         </w:r>
@@ -6462,22 +9731,35 @@
       <w:pPr>
         <w:spacing w:after="0"/>
         <w:ind w:left="720" w:hanging="360"/>
-      </w:pPr>
-      <w:r>
+        <w:rPr>
+          <w:szCs w:val="24"/>
+        </w:rPr>
+      </w:pPr>
+      <w:r>
+        <w:rPr>
+          <w:szCs w:val="24"/>
+        </w:rPr>
         <w:t>React Three Fiber Documentation (</w:t>
       </w:r>
       <w:proofErr w:type="spellStart"/>
       <w:r>
+        <w:rPr>
+          <w:szCs w:val="24"/>
+        </w:rPr>
         <w:t>Poimandres</w:t>
       </w:r>
       <w:proofErr w:type="spellEnd"/>
       <w:r>
+        <w:rPr>
+          <w:szCs w:val="24"/>
+        </w:rPr>
         <w:t xml:space="preserve">). </w:t>
       </w:r>
-      <w:hyperlink r:id="rId19">
+      <w:hyperlink r:id="rId19" w:history="1">
         <w:r>
           <w:rPr>
             <w:rStyle w:val="Hyperlink"/>
+            <w:szCs w:val="24"/>
           </w:rPr>
           <w:t>https://docs.pmnd.rs/react-three-fiber</w:t>
         </w:r>
@@ -6487,27 +9769,43 @@
       <w:pPr>
         <w:spacing w:after="0"/>
         <w:ind w:left="720" w:hanging="360"/>
+        <w:rPr>
+          <w:szCs w:val="24"/>
+        </w:rPr>
       </w:pPr>
       <w:proofErr w:type="spellStart"/>
       <w:r>
+        <w:rPr>
+          <w:szCs w:val="24"/>
+        </w:rPr>
         <w:t>drei</w:t>
       </w:r>
       <w:proofErr w:type="spellEnd"/>
       <w:r>
+        <w:rPr>
+          <w:szCs w:val="24"/>
+        </w:rPr>
         <w:t xml:space="preserve"> Documentation (</w:t>
       </w:r>
       <w:proofErr w:type="spellStart"/>
       <w:r>
+        <w:rPr>
+          <w:szCs w:val="24"/>
+        </w:rPr>
         <w:t>Poimandres</w:t>
       </w:r>
       <w:proofErr w:type="spellEnd"/>
       <w:r>
+        <w:rPr>
+          <w:szCs w:val="24"/>
+        </w:rPr>
         <w:t xml:space="preserve">). </w:t>
       </w:r>
-      <w:hyperlink r:id="rId20">
+      <w:hyperlink r:id="rId20" w:history="1">
         <w:r>
           <w:rPr>
             <w:rStyle w:val="Hyperlink"/>
+            <w:szCs w:val="24"/>
           </w:rPr>
           <w:t>https://github.com/pmndrs/drei</w:t>
         </w:r>
@@ -6517,19 +9815,21 @@
       <w:pPr>
         <w:spacing w:after="0"/>
         <w:ind w:left="720" w:hanging="360"/>
-      </w:pPr>
-      <w:proofErr w:type="spellStart"/>
-      <w:r>
-        <w:t>Vite</w:t>
-      </w:r>
-      <w:proofErr w:type="spellEnd"/>
-      <w:r>
-        <w:t xml:space="preserve"> Documentation. </w:t>
-      </w:r>
-      <w:hyperlink r:id="rId21">
+        <w:rPr>
+          <w:szCs w:val="24"/>
+        </w:rPr>
+      </w:pPr>
+      <w:r>
+        <w:rPr>
+          <w:szCs w:val="24"/>
+        </w:rPr>
+        <w:t xml:space="preserve">Vite Documentation. </w:t>
+      </w:r>
+      <w:hyperlink r:id="rId21" w:history="1">
         <w:r>
           <w:rPr>
             <w:rStyle w:val="Hyperlink"/>
+            <w:szCs w:val="24"/>
           </w:rPr>
           <w:t>https://vitejs.dev</w:t>
         </w:r>
@@ -6539,14 +9839,21 @@
       <w:pPr>
         <w:spacing w:after="0"/>
         <w:ind w:left="720" w:hanging="360"/>
-      </w:pPr>
-      <w:r>
+        <w:rPr>
+          <w:szCs w:val="24"/>
+        </w:rPr>
+      </w:pPr>
+      <w:r>
+        <w:rPr>
+          <w:szCs w:val="24"/>
+        </w:rPr>
         <w:t xml:space="preserve">Tailwind CSS Documentation. </w:t>
       </w:r>
-      <w:hyperlink r:id="rId22">
+      <w:hyperlink r:id="rId22" w:history="1">
         <w:r>
           <w:rPr>
             <w:rStyle w:val="Hyperlink"/>
+            <w:szCs w:val="24"/>
           </w:rPr>
           <w:t>https://tailwindcss.com/docs</w:t>
         </w:r>
@@ -6556,103 +9863,170 @@
       <w:pPr>
         <w:spacing w:after="0"/>
         <w:ind w:left="720" w:hanging="360"/>
-      </w:pPr>
-      <w:r>
+        <w:rPr>
+          <w:szCs w:val="24"/>
+        </w:rPr>
+      </w:pPr>
+      <w:r>
+        <w:rPr>
+          <w:szCs w:val="24"/>
+        </w:rPr>
         <w:t xml:space="preserve">MDN Web Docs. </w:t>
       </w:r>
       <w:r>
         <w:rPr>
           <w:i/>
           <w:iCs/>
+          <w:szCs w:val="24"/>
         </w:rPr>
         <w:t>Web Speech API</w:t>
       </w:r>
       <w:r>
+        <w:rPr>
+          <w:szCs w:val="24"/>
+        </w:rPr>
         <w:t xml:space="preserve">. </w:t>
       </w:r>
-      <w:hyperlink r:id="rId23">
+      <w:hyperlink r:id="rId23" w:history="1">
         <w:r>
           <w:rPr>
             <w:rStyle w:val="Hyperlink"/>
+            <w:szCs w:val="24"/>
           </w:rPr>
           <w:t>https://developer.mozilla.org/en-US/docs/Web/API/Web_Speech_API</w:t>
         </w:r>
       </w:hyperlink>
       <w:r>
+        <w:rPr>
+          <w:szCs w:val="24"/>
+        </w:rPr>
         <w:t xml:space="preserve"> </w:t>
       </w:r>
       <w:proofErr w:type="spellStart"/>
       <w:r>
+        <w:rPr>
+          <w:szCs w:val="24"/>
+        </w:rPr>
         <w:t>dasar</w:t>
       </w:r>
       <w:proofErr w:type="spellEnd"/>
       <w:r>
+        <w:rPr>
+          <w:szCs w:val="24"/>
+        </w:rPr>
         <w:t xml:space="preserve"> </w:t>
       </w:r>
       <w:proofErr w:type="spellStart"/>
       <w:r>
+        <w:rPr>
+          <w:szCs w:val="24"/>
+        </w:rPr>
         <w:t>teknis</w:t>
       </w:r>
       <w:proofErr w:type="spellEnd"/>
       <w:r>
+        <w:rPr>
+          <w:szCs w:val="24"/>
+        </w:rPr>
         <w:t xml:space="preserve"> </w:t>
       </w:r>
       <w:proofErr w:type="spellStart"/>
       <w:r>
+        <w:rPr>
+          <w:szCs w:val="24"/>
+        </w:rPr>
         <w:t>fitur</w:t>
       </w:r>
       <w:proofErr w:type="spellEnd"/>
       <w:r>
+        <w:rPr>
+          <w:szCs w:val="24"/>
+        </w:rPr>
         <w:t xml:space="preserve"> </w:t>
       </w:r>
       <w:proofErr w:type="spellStart"/>
       <w:r>
+        <w:rPr>
+          <w:szCs w:val="24"/>
+        </w:rPr>
         <w:t>narasi</w:t>
       </w:r>
       <w:proofErr w:type="spellEnd"/>
       <w:r>
+        <w:rPr>
+          <w:szCs w:val="24"/>
+        </w:rPr>
         <w:t xml:space="preserve"> </w:t>
       </w:r>
       <w:proofErr w:type="spellStart"/>
       <w:r>
+        <w:rPr>
+          <w:szCs w:val="24"/>
+        </w:rPr>
         <w:t>suara</w:t>
       </w:r>
       <w:proofErr w:type="spellEnd"/>
       <w:r>
+        <w:rPr>
+          <w:szCs w:val="24"/>
+        </w:rPr>
         <w:t>/</w:t>
       </w:r>
       <w:proofErr w:type="spellStart"/>
       <w:r>
+        <w:rPr>
+          <w:szCs w:val="24"/>
+        </w:rPr>
         <w:t>aksesibilitas</w:t>
       </w:r>
       <w:proofErr w:type="spellEnd"/>
       <w:r>
+        <w:rPr>
+          <w:szCs w:val="24"/>
+        </w:rPr>
         <w:t>.</w:t>
       </w:r>
     </w:p>
     <w:p>
       <w:pPr>
         <w:jc w:val="left"/>
-      </w:pPr>
-      <w:r>
+        <w:rPr>
+          <w:szCs w:val="24"/>
+        </w:rPr>
+      </w:pPr>
+      <w:r>
+        <w:rPr>
+          <w:szCs w:val="24"/>
+        </w:rPr>
         <w:br w:type="page"/>
       </w:r>
     </w:p>
     <w:p>
       <w:pPr>
         <w:jc w:val="left"/>
-      </w:pPr>
-      <w:r>
+        <w:rPr>
+          <w:szCs w:val="24"/>
+        </w:rPr>
+      </w:pPr>
+      <w:r>
+        <w:rPr>
+          <w:szCs w:val="24"/>
+        </w:rPr>
+        <w:lastRenderedPageBreak/>
         <w:t>APPENDIX I: STATEMENT OF WORK ORIGINALITY</w:t>
       </w:r>
     </w:p>
     <w:p>
       <w:pPr>
         <w:spacing w:after="0" w:line="276" w:lineRule="auto"/>
+        <w:rPr>
+          <w:szCs w:val="24"/>
+        </w:rPr>
       </w:pPr>
       <w:r>
         <w:rPr>
           <w:noProof/>
+          <w:szCs w:val="24"/>
         </w:rPr>
         <w:drawing>
           <wp:inline distT="0" distB="0" distL="0" distR="0" wp14:anchorId="7C4631AE" wp14:editId="05A2C5C2">
@@ -6707,25 +10081,38 @@
     <w:p>
       <w:pPr>
         <w:spacing w:after="0" w:line="276" w:lineRule="auto"/>
+        <w:rPr>
+          <w:szCs w:val="24"/>
+        </w:rPr>
       </w:pPr>
     </w:p>
     <w:p>
       <w:pPr>
         <w:spacing w:after="0" w:line="276" w:lineRule="auto"/>
+        <w:rPr>
+          <w:szCs w:val="24"/>
+        </w:rPr>
       </w:pPr>
     </w:p>
     <w:p>
       <w:pPr>
         <w:spacing w:after="0" w:line="276" w:lineRule="auto"/>
+        <w:rPr>
+          <w:szCs w:val="24"/>
+        </w:rPr>
       </w:pPr>
     </w:p>
     <w:p>
       <w:pPr>
         <w:spacing w:after="0" w:line="276" w:lineRule="auto"/>
+        <w:rPr>
+          <w:szCs w:val="24"/>
+        </w:rPr>
       </w:pPr>
       <w:r>
         <w:rPr>
           <w:noProof/>
+          <w:szCs w:val="24"/>
         </w:rPr>
         <w:drawing>
           <wp:inline distT="0" distB="0" distL="0" distR="0" wp14:anchorId="66A0FFA2" wp14:editId="49FB6986">
@@ -6780,21 +10167,38 @@
     <w:p>
       <w:pPr>
         <w:spacing w:after="0" w:line="276" w:lineRule="auto"/>
+        <w:rPr>
+          <w:szCs w:val="24"/>
+        </w:rPr>
       </w:pPr>
     </w:p>
     <w:p>
       <w:pPr>
         <w:spacing w:after="0" w:line="276" w:lineRule="auto"/>
-      </w:pPr>
-      <w:r>
+        <w:rPr>
+          <w:szCs w:val="24"/>
+        </w:rPr>
+      </w:pPr>
+      <w:r>
+        <w:rPr>
+          <w:szCs w:val="24"/>
+        </w:rPr>
+        <w:lastRenderedPageBreak/>
         <w:t>APPENDIX 2: PLATFORM USER INTERFACE SHOWCASE</w:t>
       </w:r>
     </w:p>
     <w:p>
       <w:pPr>
         <w:spacing w:after="0" w:line="276" w:lineRule="auto"/>
-      </w:pPr>
-      <w:r>
+        <w:rPr>
+          <w:szCs w:val="24"/>
+        </w:rPr>
+      </w:pPr>
+      <w:r>
+        <w:rPr>
+          <w:noProof/>
+          <w:szCs w:val="24"/>
+        </w:rPr>
         <w:drawing>
           <wp:inline distT="0" distB="0" distL="0" distR="0" wp14:anchorId="7F4DB2F8" wp14:editId="462444AA">
             <wp:extent cx="5943600" cy="2999740"/>
@@ -6843,7 +10247,7 @@
 </file>
 
 <file path=word/numbering.xml><?xml version="1.0" encoding="utf-8"?>
-<w:numbering xmlns:wpc="http://schemas.microsoft.com/office/word/2010/wordprocessingCanvas" xmlns:cx="http://schemas.microsoft.com/office/drawing/2014/chartex" xmlns:cx1="http://schemas.microsoft.com/office/drawing/2015/9/8/chartex" xmlns:cx2="http://schemas.microsoft.com/office/drawing/2015/10/21/chartex" xmlns:cx3="http://schemas.microsoft.com/office/drawing/2016/5/9/chartex" xmlns:cx4="http://schemas.microsoft.com/office/drawing/2016/5/10/chartex" xmlns:cx5="http://schemas.microsoft.com/office/drawing/2016/5/11/chartex" xmlns:cx6="http://schemas.microsoft.com/office/drawing/2016/5/12/chartex" xmlns:cx7="http://schemas.microsoft.com/office/drawing/2016/5/13/chartex" xmlns:cx8="http://schemas.microsoft.com/office/drawing/2016/5/14/chartex" xmlns:mc="http://schemas.openxmlformats.org/markup-compatibility/2006" xmlns:aink="http://schemas.microsoft.com/office/drawing/2016/ink" xmlns:am3d="http://schemas.microsoft.com/office/drawing/2017/model3d" xmlns:o="urn:schemas-microsoft-com:office:office" xmlns:r="http://schemas.openxmlformats.org/officeDocument/2006/relationships" xmlns:m="http://schemas.openxmlformats.org/officeDocument/2006/math" xmlns:v="urn:schemas-microsoft-com:vml" xmlns:wp14="http://schemas.microsoft.com/office/word/2010/wordprocessingDrawing" xmlns:wp="http://schemas.openxmlformats.org/drawingml/2006/wordprocessingDrawing" xmlns:w10="urn:schemas-microsoft-com:office:word" xmlns:w="http://schemas.openxmlformats.org/wordprocessingml/2006/main" xmlns:w14="http://schemas.microsoft.com/office/word/2010/wordml" xmlns:w15="http://schemas.microsoft.com/office/word/2012/wordml" xmlns:w16cex="http://schemas.microsoft.com/office/word/2018/wordml/cex" xmlns:w16cid="http://schemas.microsoft.com/office/word/2016/wordml/cid" xmlns:w16="http://schemas.microsoft.com/office/word/2018/wordml" xmlns:w16sdtdh="http://schemas.microsoft.com/office/word/2020/wordml/sdtdatahash" xmlns:w16se="http://schemas.microsoft.com/office/word/2015/wordml/symex" xmlns:wpg="http://schemas.microsoft.com/office/word/2010/wordprocessingGroup" xmlns:wpi="http://schemas.microsoft.com/office/word/2010/wordprocessingInk" xmlns:wne="http://schemas.microsoft.com/office/word/2006/wordml" xmlns:wps="http://schemas.microsoft.com/office/word/2010/wordprocessingShape" mc:Ignorable="w14 w15 w16se w16cid w16 w16cex w16sdtdh wp14">
+<w:numbering xmlns:wpc="http://schemas.microsoft.com/office/word/2010/wordprocessingCanvas" xmlns:cx="http://schemas.microsoft.com/office/drawing/2014/chartex" xmlns:cx1="http://schemas.microsoft.com/office/drawing/2015/9/8/chartex" xmlns:cx2="http://schemas.microsoft.com/office/drawing/2015/10/21/chartex" xmlns:cx3="http://schemas.microsoft.com/office/drawing/2016/5/9/chartex" xmlns:cx4="http://schemas.microsoft.com/office/drawing/2016/5/10/chartex" xmlns:cx5="http://schemas.microsoft.com/office/drawing/2016/5/11/chartex" xmlns:cx6="http://schemas.microsoft.com/office/drawing/2016/5/12/chartex" xmlns:cx7="http://schemas.microsoft.com/office/drawing/2016/5/13/chartex" xmlns:cx8="http://schemas.microsoft.com/office/drawing/2016/5/14/chartex" xmlns:mc="http://schemas.openxmlformats.org/markup-compatibility/2006" xmlns:aink="http://schemas.microsoft.com/office/drawing/2016/ink" xmlns:am3d="http://schemas.microsoft.com/office/drawing/2017/model3d" xmlns:o="urn:schemas-microsoft-com:office:office" xmlns:oel="http://schemas.microsoft.com/office/2019/extlst" xmlns:r="http://schemas.openxmlformats.org/officeDocument/2006/relationships" xmlns:m="http://schemas.openxmlformats.org/officeDocument/2006/math" xmlns:v="urn:schemas-microsoft-com:vml" xmlns:wp14="http://schemas.microsoft.com/office/word/2010/wordprocessingDrawing" xmlns:wp="http://schemas.openxmlformats.org/drawingml/2006/wordprocessingDrawing" xmlns:w10="urn:schemas-microsoft-com:office:word" xmlns:w="http://schemas.openxmlformats.org/wordprocessingml/2006/main" xmlns:w14="http://schemas.microsoft.com/office/word/2010/wordml" xmlns:w15="http://schemas.microsoft.com/office/word/2012/wordml" xmlns:w16cex="http://schemas.microsoft.com/office/word/2018/wordml/cex" xmlns:w16cid="http://schemas.microsoft.com/office/word/2016/wordml/cid" xmlns:w16="http://schemas.microsoft.com/office/word/2018/wordml" xmlns:w16du="http://schemas.microsoft.com/office/word/2023/wordml/word16du" xmlns:w16sdtdh="http://schemas.microsoft.com/office/word/2020/wordml/sdtdatahash" xmlns:w16sdtfl="http://schemas.microsoft.com/office/word/2024/wordml/sdtformatlock" xmlns:w16se="http://schemas.microsoft.com/office/word/2015/wordml/symex" xmlns:wpg="http://schemas.microsoft.com/office/word/2010/wordprocessingGroup" xmlns:wpi="http://schemas.microsoft.com/office/word/2010/wordprocessingInk" xmlns:wne="http://schemas.microsoft.com/office/word/2006/wordml" xmlns:wps="http://schemas.microsoft.com/office/word/2010/wordprocessingShape" mc:Ignorable="w14 w15 w16se w16cid w16 w16cex w16sdtdh w16sdtfl w16du wp14">
   <w:abstractNum w:abstractNumId="0" w15:restartNumberingAfterBreak="0">
     <w:nsid w:val="136425CB"/>
     <w:multiLevelType w:val="hybridMultilevel"/>
@@ -8317,55 +11721,55 @@
       </w:pPr>
     </w:lvl>
   </w:abstractNum>
-  <w:num w:numId="1">
+  <w:num w:numId="1" w16cid:durableId="1477140155">
     <w:abstractNumId w:val="9"/>
     <w:lvlOverride w:ilvl="0">
       <w:startOverride w:val="1"/>
     </w:lvlOverride>
   </w:num>
-  <w:num w:numId="2">
+  <w:num w:numId="2" w16cid:durableId="637145382">
     <w:abstractNumId w:val="12"/>
   </w:num>
-  <w:num w:numId="3">
+  <w:num w:numId="3" w16cid:durableId="1127549613">
     <w:abstractNumId w:val="14"/>
   </w:num>
-  <w:num w:numId="4">
+  <w:num w:numId="4" w16cid:durableId="817843679">
     <w:abstractNumId w:val="6"/>
   </w:num>
-  <w:num w:numId="5">
+  <w:num w:numId="5" w16cid:durableId="75634623">
     <w:abstractNumId w:val="2"/>
   </w:num>
-  <w:num w:numId="6">
+  <w:num w:numId="6" w16cid:durableId="1770153923">
     <w:abstractNumId w:val="4"/>
   </w:num>
-  <w:num w:numId="7">
+  <w:num w:numId="7" w16cid:durableId="1098478306">
     <w:abstractNumId w:val="11"/>
   </w:num>
-  <w:num w:numId="8">
+  <w:num w:numId="8" w16cid:durableId="505365970">
     <w:abstractNumId w:val="3"/>
   </w:num>
-  <w:num w:numId="9">
+  <w:num w:numId="9" w16cid:durableId="2043938515">
     <w:abstractNumId w:val="0"/>
   </w:num>
-  <w:num w:numId="10">
+  <w:num w:numId="10" w16cid:durableId="1241791264">
     <w:abstractNumId w:val="8"/>
   </w:num>
-  <w:num w:numId="11">
+  <w:num w:numId="11" w16cid:durableId="713432816">
     <w:abstractNumId w:val="10"/>
   </w:num>
-  <w:num w:numId="12">
+  <w:num w:numId="12" w16cid:durableId="1134832777">
     <w:abstractNumId w:val="13"/>
   </w:num>
-  <w:num w:numId="13">
+  <w:num w:numId="13" w16cid:durableId="1976137903">
     <w:abstractNumId w:val="15"/>
   </w:num>
-  <w:num w:numId="14">
+  <w:num w:numId="14" w16cid:durableId="1525360776">
     <w:abstractNumId w:val="1"/>
   </w:num>
-  <w:num w:numId="15">
+  <w:num w:numId="15" w16cid:durableId="711661810">
     <w:abstractNumId w:val="5"/>
   </w:num>
-  <w:num w:numId="16">
+  <w:num w:numId="16" w16cid:durableId="79298591">
     <w:abstractNumId w:val="7"/>
   </w:num>
   <w:numIdMacAtCleanup w:val="15"/>
@@ -8373,7 +11777,7 @@
 </file>
 
 <file path=word/styles.xml><?xml version="1.0" encoding="utf-8"?>
-<w:styles xmlns:mc="http://schemas.openxmlformats.org/markup-compatibility/2006" xmlns:r="http://schemas.openxmlformats.org/officeDocument/2006/relationships" xmlns:w="http://schemas.openxmlformats.org/wordprocessingml/2006/main" xmlns:w14="http://schemas.microsoft.com/office/word/2010/wordml" xmlns:w15="http://schemas.microsoft.com/office/word/2012/wordml" xmlns:w16cex="http://schemas.microsoft.com/office/word/2018/wordml/cex" xmlns:w16cid="http://schemas.microsoft.com/office/word/2016/wordml/cid" xmlns:w16="http://schemas.microsoft.com/office/word/2018/wordml" xmlns:w16sdtdh="http://schemas.microsoft.com/office/word/2020/wordml/sdtdatahash" xmlns:w16se="http://schemas.microsoft.com/office/word/2015/wordml/symex" mc:Ignorable="w14 w15 w16se w16cid w16 w16cex w16sdtdh">
+<w:styles xmlns:mc="http://schemas.openxmlformats.org/markup-compatibility/2006" xmlns:r="http://schemas.openxmlformats.org/officeDocument/2006/relationships" xmlns:w="http://schemas.openxmlformats.org/wordprocessingml/2006/main" xmlns:w14="http://schemas.microsoft.com/office/word/2010/wordml" xmlns:w15="http://schemas.microsoft.com/office/word/2012/wordml" xmlns:w16cex="http://schemas.microsoft.com/office/word/2018/wordml/cex" xmlns:w16cid="http://schemas.microsoft.com/office/word/2016/wordml/cid" xmlns:w16="http://schemas.microsoft.com/office/word/2018/wordml" xmlns:w16du="http://schemas.microsoft.com/office/word/2023/wordml/word16du" xmlns:w16sdtdh="http://schemas.microsoft.com/office/word/2020/wordml/sdtdatahash" xmlns:w16sdtfl="http://schemas.microsoft.com/office/word/2024/wordml/sdtformatlock" xmlns:w16se="http://schemas.microsoft.com/office/word/2015/wordml/symex" mc:Ignorable="w14 w15 w16se w16cid w16 w16cex w16sdtdh w16sdtfl w16du">
   <w:docDefaults>
     <w:rPrDefault>
       <w:rPr>
